--- a/ALKAMO_Dictionnaire_Lexical.docx
+++ b/ALKAMO_Dictionnaire_Lexical.docx
@@ -1717,7 +1717,7 @@
                 <w:sz w:val="16"/>
                 <w:szCs w:val="16"/>
               </w:rPr>
-              <w:t xml:space="preserve">1413 mots</w:t>
+              <w:t xml:space="preserve">1414 mots</w:t>
             </w:r>
           </w:p>
         </w:tc>
@@ -1749,7 +1749,7 @@
           <w:sz w:val="15"/>
           <w:szCs w:val="15"/>
         </w:rPr>
-        <w:t xml:space="preserve">ABAQUE  ·  ABAT  ·  ABATTRE  ·  ABBAYE  ·  ABOUTIR  ·  ABREUVOIR  ·  ABRI  ·  ABSIDE  ·  ABSTRAIT  ·  ACAJOU  ·  ACCES  ·  ACCOLADE  ·  ACCOLURE  ·  ACCORD  ·  ACCOUDOIR  ·  ACIER  ·  ACOLYTE  ·  ACORE  ·  ACQUIT  ·  ACROTERE  ·  ACTUEL  ·  ADAMANTIN  ·  ADAPTER  ·  ADENT  ·  ADOBE  ·  ADRESSE  ·  AFFLEUR  ·  AFFLEURER  ·  AGATE  ·  AGENCER  ·  AGENT  ·  AGGLOMERE  ·  AGILE  ·  AGORA  ·  AGRAFAGE  ·  AGRAFE  ·  AGRAFFAGE  ·  AGRANDIR  ·  AGREE  ·  AIGUILLE  ·  AILE  ·  AILERON  ·  AIR  ·  AIRE  ·  AJOUR  ·  AJOURAGE  ·  AJOURE  ·  AJOURER  ·  AJUSTER  ·  ALABASTRE  ·  ALAISE  ·  ALANDIER  ·  ALBATRE  ·  ALCAZAR  ·  ALCOVE  ·  ALDOSE  ·  ALEE  ·  ALESE  ·  ALGEBRE  ·  ALGUE  ·  ALIGNE  ·  ALIGNER  ·  ALIGOT  ·  ALLEE  ·  ALLEGE  ·  ALLER  ·  ALLURE  ·  ALOSE  ·  ALPESTRE  ·  ALVEOLAGE  ·  ALVEOLE  ·  AMBIANCE  ·  AMBITUS  ·  AMBON  ·  AMENAGER  ·  AMEUBLIR  ·  AMMONITE  ·  AMORTIR  ·  AMPHORE  ·  AMPLEUR  ·  ANCIEN  ·  ANCRAGE  ·  ANCRE  ·  ANCRER  ·  ANDAIN  ·  ANGLE  ·  ANNEAU  ·  ANNEAUX  ·  ANNELURE  ·  ANNEXE  ·  ANSE  ·  ANTEF  ·  ANTENNE  ·  ANTES  ·  ANTHO  ·  ANTIQUE  ·  ANTIS  ·  APERCU  ·  APERTURE  ·  APLANIR  ·  APLAT  ·  APLATI  ·  APLOMB  ·  APOPHYSE  ·  APPENTIS  ·  APPLIQUE  ·  APPOINTER  ·  APPRETER  ·  APPUI  ·  APPUIS  ·  APPUYER  ·  APSE  ·  AQUEDUC  ·  ARABESQUE  ·  ARASE  ·  ARASER  ·  ARBALETTE  ·  ARBIS  ·  ARBITRAGE  ·  ARBRE  ·  ARC  ·  ARCADE  ·  ARCATURE  ·  ARCBOUTER  ·  ARCEAU  ·  ARCHE  ·  ARCHIPEL  ·  ARDILLON  ·  ARDOISE  ·  ARELIER  ·  ARENE  ·  AREOLE  ·  ARERE  ·  ARETE  ·  ARETIER  ·  ARGAL  ·  ARGENT  ·  ARGENTER  ·  ARGENTURE  ·  ARGILE  ·  ARGILEUSE  ·  ARGILITE  ·  ARGOT  ·  ARHOL  ·  ARKOSE  ·  ARLEQUIN  ·  ARMATURE  ·  ARMET  ·  ARMOIRE  ·  ARMOIRIES  ·  ARMURE  ·  ARMURES  ·  AROISE  ·  AROME  ·  ARPENTAGE  ·  ARPENTER  ·  ARQUEBUSE  ·  ARQUEE  ·  ARQUER  ·  ARRET  ·  ARRETE  ·  ARRONDI  ·  ARRONDIR  ·  ARSENAUX  ·  ART  ·  ARTICULER  ·  ARTISAN  ·  ARTISANAT  ·  ASPECT  ·  ASPECTER  ·  ASPHALT  ·  ASPHALTE  ·  ASPIRER  ·  ASSAINIR  ·  ASSEMBLER  ·  ASSEOIR  ·  ASSEZ  ·  ASSISE  ·  ASSOCIER  ·  ASTRAGALE  ·  ATELIER  ·  ATLANTE  ·  ATOUT  ·  ATRIUM  ·  ATTACHE  ·  ATTEINDRE  ·  ATTERRIR  ·  ATTIQUE  ·  AUBER  ·  AUBERON  ·  AUDACIEUX  ·  AUREOLE  ·  AUVENT  ·  AVALOIRE  ·  AVANCE  ·  AVANCEE  ·  AVANCER  ·  AVANT  ·  AVENIR  ·  AVENUE  ·  AVIVES  ·  AXE  ·  AXIAL  ·  AXIOME  ·  AZUR  ·  BADIGEON  ·  BADINER  ·  BAGUE  ·  BAGUETER  ·  BAGUETTE  ·  BAHUT  ·  BAIE  ·  BALAYAGE  ·  BALCON  ·  BALDAQUIN  ·  BALLE  ·  BALUSTRE  ·  BANC  ·  BANDE  ·  BANDEAU  ·  BANDEAUX  ·  BANDEROL  ·  BANON  ·  BANQUETTE  ·  BARBACANE  ·  BARDEAU  ·  BARGE  ·  BARLONG  ·  BARON  ·  BAROQUE  ·  BARRAGE  ·  BARRE  ·  BARREAU  ·  BASALTE  ·  BASCULE  ·  BASE  ·  BASILIQUE  ·  BASSIN  ·  BASTIDE  ·  BASTION  ·  BATI  ·  BATIMENT  ·  BATIR  ·  BATISSE  ·  BATON  ·  BAUGE  ·  BAUME  ·  BAVER  ·  BAVETTE  ·  BAVURE  ·  BEAUTE  ·  BECARRE  ·  BECQUET  ·  BEFFROI  ·  BEIGE  ·  BELVEDER  ·  BELVEDERE  ·  BEQUET  ·  BERCEAU  ·  BERME  ·  BERNE  ·  BESANT  ·  BETON  ·  BETONNAGE  ·  BIFORE  ·  BIGUE  ·  BIJOU  ·  BISEAU  ·  BIVEAU  ·  BLADE  ·  BLOC  ·  BLOCAGE  ·  BLOCHET  ·  BOIS  ·  BOISER  ·  BOISERIE  ·  BOISSEAU  ·  BOMBE  ·  BONDE  ·  BORDURE  ·  BORNE  ·  BORNER  ·  BOSQUET  ·  BOSSAGE  ·  BOSSAGES  ·  BOSSE  ·  BOUDIN  ·  BOUDOIR  ·  BOULEAU  ·  BOULEVARD  ·  BOULON  ·  BOULVARD  ·  BOURDON  ·  BOURGEON  ·  BOUTISSE  ·  BRAIE  ·  BRIDE  ·  BRILLANCE  ·  BRIQUE  ·  BRIQUETTE  ·  BRISER  ·  BRISIS  ·  BRISURE  ·  BROCART  ·  BROCHETTE  ·  BRODER  ·  BRODERIE  ·  BRONZE  ·  BRUNIR  ·  BUFFET  ·  BUREAU  ·  BUSC  ·  BUSTE  ·  BUTEE  ·  BYZANTINE  ·  CABINET  ·  CABLE  ·  CABOCHON  ·  CACHET  ·  CADASTRE  ·  CADENCE  ·  CADRAGE  ·  CADRE  ·  CADRER  ·  CADREUR  ·  CADRURE  ·  CAISSON  ·  CALCAIRE  ·  CALCUL  ·  CALCULER  ·  CALE  ·  CALEPIN  ·  CALER  ·  CALFATER  ·  CALIBRE  ·  CALIBRER  ·  CAMBRAGE  ·  CAMBRE  ·  CAMBRER  ·  CAMELOTE  ·  CAMPANILE  ·  CANAL  ·  CANALISER  ·  CANAUX  ·  CANELURE  ·  CANEPHORE  ·  CANEVAS  ·  CANIVEAU  ·  CANNELURE  ·  CANOPE  ·  CAPITOLE  ·  CAPOT  ·  CAPSULE  ·  CAPTEUR  ·  CAPUCHON  ·  CARENE  ·  CARIATIDE  ·  CARILLON  ·  CARLIN  ·  CARRE  ·  CARREAU  ·  CARREFOUR  ·  CARREL  ·  CARRELAGE  ·  CARRELE  ·  CARRIERE  ·  CARTOUCHE  ·  CASCADE  ·  CASERNE  ·  CASIER  ·  CAVE  ·  CAVEAU  ·  CAVEAUX  ·  CAVEE  ·  CAVITE  ·  CEDRES  ·  CEINTRAGE  ·  CEINTURE  ·  CELADON  ·  CELLIER  ·  CENELLE  ·  CENOTAPHE  ·  CENTRE  ·  CENTRER  ·  CERAME  ·  CERCE  ·  CERCEAU  ·  CERCLAGE  ·  CERCLE  ·  CERCLURE  ·  CERTUGE  ·  CHAFAUD  ·  CHAINE  ·  CHAINETTE  ·  CHAINON  ·  CHAISE  ·  CHALEUR  ·  CHALUMEAU  ·  CHAMBRAGE  ·  CHAMBRE  ·  CHAMPLURE  ·  CHANFREIN  ·  CHANTIER  ·  CHAPE  ·  CHAPELLE  ·  CHAPERON  ·  CHAPITEAU  ·  CHAPITRE  ·  CHARME  ·  CHARNIER  ·  CHARNIERE  ·  CHARPENTE  ·  CHASSE  ·  CHASSIS  ·  CHAUME  ·  CHAUX  ·  CHAVET  ·  CHAVIRER  ·  CHEF  ·  CHEMIN  ·  CHEMINEE  ·  CHEMISAGE  ·  CHENEAU  ·  CHENET  ·  CHENNEAU  ·  CHEVALET  ·  CHEVET  ·  CHEVILLE  ·  CHEVILLER  ·  CHEVRON  ·  CHICANE  ·  CHIEN  ·  CHIMERE  ·  CHIOURME  ·  CIMENT  ·  CINTRAGE  ·  CINTRE  ·  CINTRER  ·  CIRE  ·  CIRER  ·  CISAILLE  ·  CISEAU  ·  CISELER  ·  CISELURE  ·  CITADELLE  ·  CITE  ·  CITERNE  ·  CLAIE  ·  CLAIR  ·  CLAIRE  ·  CLAPET  ·  CLARTE  ·  CLASSIQUE  ·  CLAUSTRA  ·  CLAVEAU  ·  CLAVEAUX  ·  CLEF  ·  CLETON  ·  CLOCHE  ·  CLOCHER  ·  CLOCHETON  ·  CLOISON  ·  CLOISONNE  ·  CLOITRE  ·  CLOQUE  ·  CLORE  ·  CLOS  ·  CLOTURE  ·  CLOU  ·  CLOUER  ·  CLOUTER  ·  COAXIAL  ·  COCHE  ·  COEUR  ·  COFFRAGE  ·  COFFRE  ·  COFFRER  ·  COFFRET  ·  COHERENCE  ·  COHESION  ·  COIFFER  ·  COIFFURE  ·  COINCER  ·  COLISEE  ·  COLLATERE  ·  COLLER  ·  COLLIER  ·  COLOMBAGE  ·  COLOMBE  ·  COLONNADE  ·  COLONNE  ·  COLURE  ·  COMBE  ·  COMBINER  ·  COMBLE  ·  COMPAS  ·  COMPOSER  ·  COMPOSITE  ·  COMPTOIR  ·  CONCAVE  ·  CONCEPT  ·  CONCEVOIR  ·  CONCHE  ·  CONDUIT  ·  CONE  ·  CONFORT  ·  CONSOLE  ·  CONSOLES  ·  CONTOUR  ·  CONTREMUR  ·  CONVEXE  ·  COPEAU  ·  COQUE  ·  COQUILLE  ·  CORAIL  ·  CORBEAU  ·  CORBEILLE  ·  CORBELET  ·  CORDE  ·  CORDEAU  ·  CORDEE  ·  CORDON  ·  CORNE  ·  CORNICHE  ·  CORNIER  ·  COROLLE  ·  COTE  ·  COTON  ·  COULEUR  ·  COULISSE  ·  COULOIR  ·  COUPE  ·  COUPOLE  ·  COUR  ·  COURBE  ·  COURBER  ·  COURONNE  ·  COUTEAU  ·  COUVENT  ·  COUVRE  ·  COUVRIR  ·  CRANE  ·  CREATION  ·  CREER  ·  CRENEAU  ·  CREPI  ·  CREUSER  ·  CREUX  ·  CRISTAL  ·  CROCHET  ·  CROISEE  ·  CROISSANT  ·  CROITRE  ·  CROQUIS  ·  CROSSE  ·  CROSSETTE  ·  CROUPON  ·  CRUE  ·  CRYPTE  ·  CRYPTIQUE  ·  CUBE  ·  CUIVRE  ·  CULASSE  ·  CULOT  ·  CYLINDRE  ·  CYMAISE  ·  DALLAGE  ·  DALLE  ·  DALLER  ·  DALLES  ·  DALLETTE  ·  DALOT  ·  DAME  ·  DAMIER  ·  DARD  ·  DARSE  ·  DAUPHINE  ·  DEBUT  ·  DECIMETRE  ·  DECLIN  ·  DECO  ·  DECOR  ·  DECORER  ·  DEGRE  ·  DEMI  ·  DEMOLIR  ·  DENTELLE  ·  DENTICULE  ·  DEPART  ·  DEPOT  ·  DERIVE  ·  DESCENTE  ·  DESSERTE  ·  DESSIN  ·  DESSINER  ·  DETENTE  ·  DEVERS  ·  DIABLE  ·  DIAGONAL  ·  DIAMETRE  ·  DIAPRE  ·  DIEDRE  ·  DIGUE  ·  DISPOSER  ·  DISTANCE  ·  DIVISER  ·  DOLMEN  ·  DOLOIRE  ·  DOME  ·  DONJON  ·  DORER  ·  DORIQUE  ·  DORURE  ·  DOSSE  ·  DOSSERET  ·  DOUBLEAU  ·  DRAIN  ·  DRESSER  ·  DRESSING  ·  DROIT  ·  DURABLE  ·  DURAMEN  ·  DUREE  ·  DURETE  ·  EAU  ·  EBAUCHE  ·  EBENE  ·  EBRASURE  ·  ECAILLE  ·  ECART  ·  ECHALAS  ·  ECHASSE  ·  ECHELLE  ·  ECHINE  ·  ECLAT  ·  ECOINCON  ·  ECOLAGE  ·  ECOUTE  ·  ECRAN  ·  ECUSSON  ·  EDIFICE  ·  EDIFIER  ·  EFFIGIE  ·  EGOUT  ·  ELABORER  ·  ELAN  ·  ELANCE  ·  ELEGANCE  ·  ELEGANT  ·  ELEVER  ·  ELLIPSE  ·  EMAIL  ·  EMAILLER  ·  EMBASE  ·  EMBELLIR  ·  EMBOITER  ·  EMBOITURE  ·  EMPREINTE  ·  ENCADRER  ·  ENCEINTE  ·  ENCLUME  ·  ENCOCHE  ·  ENCRE  ·  ENDUIT  ·  ENFILADE  ·  ENLEVURE  ·  ENROULER  ·  ENTAILLE  ·  ENTRAIT  ·  ENTRELAC  ·  EPANNELE  ·  EPERON  ·  EPERONS  ·  EPI  ·  EQUARRIR  ·  EQUERRE  ·  EQUILIBRE  ·  EQUITE  ·  ERIGER  ·  ERMITAGE  ·  ESCALIER  ·  ESCARPE  ·  ESPACE  ·  ESPAGNOLE  ·  ESPARS  ·  ESPLANADE  ·  ESQUISSE  ·  ESQUISSER  ·  ESSOR  ·  ESTRADE  ·  ETAGE  ·  ETAGERE  ·  ETAI  ·  ETANCHER  ·  ETOFFE  ·  ETRIER  ·  ETUDIER  ·  EVENTAIL  ·  EXCAVER  ·  EXTERIEUR  ·  FACADE  ·  FACE  ·  FACETTE  ·  FACONNER  ·  FAIENCE  ·  FAITAGE  ·  FAITIERE  ·  FARDAGE  ·  FASCEAU  ·  FASCINE  ·  FATIGUE  ·  FENETRE  ·  FER  ·  FERME  ·  FERMER  ·  FERRURE  ·  FESTON  ·  FESTONNE  ·  FEUILLAGE  ·  FEUILLE  ·  FEUILLURE  ·  FIALE  ·  FIBRE  ·  FICELLE  ·  FICHE  ·  FIGURE  ·  FIGUREE  ·  FIGURER  ·  FILAGE  ·  FILET  ·  FILIERE  ·  FILIGRANE  ·  FINESSE  ·  FIXER  ·  FLACHE  ·  FLAMBANT  ·  FLECHE  ·  FLEUR  ·  FLEURON  ·  FLEXION  ·  FLOTTEUR  ·  FLUET  ·  FLUIDE  ·  FONDATION  ·  FONDEMENT  ·  FONDER  ·  FONTAINE  ·  FORCE  ·  FORGE  ·  FORGER  ·  FORME  ·  FORMER  ·  FORTIN  ·  FORUM  ·  FOSSE  ·  FOYER  ·  FRANC  ·  FRANCHIR  ·  FRANGE  ·  FRESQUE  ·  FRISE  ·  FROID  ·  FRONTON  ·  FRUIT  ·  FUITE  ·  FUSEE  ·  FUT  ·  GABARIT  ·  GABLE  ·  GACHE  ·  GALBE  ·  GALERIE  ·  GALON  ·  GARANT  ·  GARDE  ·  GARNIR  ·  GATERIE  ·  GELOSIE  ·  GENOISE  ·  GENOU  ·  GERME  ·  GIRATOIRE  ·  GIRON  ·  GIROUETTE  ·  GITE  ·  GLACIS  ·  GLISSIERE  ·  GNOMON  ·  GODRON  ·  GOND  ·  GORGE  ·  GOTHIQUE  ·  GOUJON  ·  GOUTTIERE  ·  GRACE  ·  GRADIN  ·  GRAIN  ·  GRAINE  ·  GRANDEUR  ·  GRANDIR  ·  GRANIT  ·  GRANITE  ·  GRAPPE  ·  GRAVE  ·  GRAVER  ·  GRAVURE  ·  GRELIN  ·  GRELOT  ·  GRENIER  ·  GRES  ·  GRIFFON  ·  GRILLE  ·  GROSSE  ·  GUERIDON  ·  GUETTE  ·  GUICHET  ·  GUIPURE  ·  GUIRLANDE  ·  GUIVRE  ·  GYPSE  ·  HABILLER  ·  HALL  ·  HALO  ·  HAMEAU  ·  HARMONIE  ·  HAUTEUR  ·  HELICOIDE  ·  HEMICYCLE  ·  HERITAGE  ·  HERMITAGE  ·  HERSE  ·  HEURTOIR  ·  HEXAGONE  ·  HORIZON  ·  HOSPICE  ·  HOUE  ·  HOURDIS  ·  HUBLOT  ·  HUIS  ·  HUISSERIE  ·  HURE  ·  IDEAL  ·  IDEE  ·  IDENTITE  ·  IGLOO  ·  IMAGINER  ·  IMPASSE  ·  IMPOSTE  ·  INCRUSTEE  ·  INCRUSTER  ·  INSTALLER  ·  INTERIEUR  ·  INTRADOS  ·  INVENTER  ·  INVENTION  ·  IONIQUE  ·  ISBA  ·  ISLAMIQUE  ·  ISOLER  ·  ISSUE  ·  IVOIRE  ·  JALONNER  ·  JALOUSIE  ·  JAMBAGE  ·  JAMBE  ·  JAMBETTE  ·  JARDIN  ·  JASPE  ·  JETEE  ·  JOINT  ·  JOINTOYER  ·  JONCHER  ·  JONCS  ·  JONCTION  ·  JOUE  ·  JOURS  ·  JOYAU  ·  JUMELLES  ·  JUSTESSE  ·  KIOSQUE  ·  LACET  ·  LACHE  ·  LAITON  ·  LAMBRIS  ·  LAME  ·  LANCER  ·  LANTERNE  ·  LAQUE  ·  LARGEUR  ·  LARMIER  ·  LATTE  ·  LATTIS  ·  LAUZE  ·  LAVOIR  ·  LEGER  ·  LIAIS  ·  LIAISON  ·  LIANE  ·  LIEGE  ·  LIER  ·  LIERNE  ·  LIGNE  ·  LIME  ·  LIN  ·  LINO  ·  LINTEAU  ·  LISERE  ·  LISEREE  ·  LISOIR  ·  LISTEL  ·  LITEAU  ·  LITEAUX  ·  LOBE  ·  LOGE  ·  LOGER  ·  LOGETTE  ·  LOGGIA  ·  LOGGIE  ·  LOGIS  ·  LOMBARD  ·  LORETTE  ·  LOSANGE  ·  LOTIR  ·  LUCARNE  ·  LUCARNES  ·  LUEUR  ·  LUMIERE  ·  LUMINEUX  ·  LUNETTE  ·  MACONNER  ·  MADRAGUE  ·  MAGNIFIER  ·  MAIL  ·  MAILLAGE  ·  MAILLE  ·  MAILLET  ·  MAIRIE  ·  MAISON  ·  MAITRISE  ·  MAJESTE  ·  MANCHON  ·  MANEGE  ·  MANOIR  ·  MANSARDE  ·  MARBRE  ·  MARCHE  ·  MARLIERE  ·  MARQUE  ·  MARQUISE  ·  MARTEAU  ·  MARTELER  ·  MASCARON  ·  MASQUE  ·  MASSE  ·  MASSETTE  ·  MASSIF  ·  MASTIC  ·  MATRICE  ·  MAURESQUE  ·  MAUSOLEE  ·  MEANDRE  ·  MEDAILLON  ·  MEMOIRE  ·  MENEAU  ·  MENEAUX  ·  MENUISER  ·  MERLON  ·  MESURE  ·  MESURER  ·  METOPE  ·  METROPOLE  ·  METTRE  ·  MINARET  ·  MIROIR  ·  MODELAGE  ·  MODELE  ·  MODELER  ·  MODERNE  ·  MODILLON  ·  MODULE  ·  MOELLON  ·  MOELLONS  ·  MOIGNON  ·  MOIRE  ·  MOISIR  ·  MOLE  ·  MONETAIRE  ·  MONTANT  ·  MORESQUE  ·  MORISE  ·  MORTAISE  ·  MORTIER  ·  MOSAIQUE  ·  MOTIF  ·  MOULAGE  ·  MOULE  ·  MOULER  ·  MOULURE  ·  MOZARABE  ·  MUDEJAR  ·  MULLION  ·  MULON  ·  MUR  ·  MURAILLE  ·  MURAL  ·  MURER  ·  MURET  ·  MURS  ·  MUTULE  ·  NACRE  ·  NAPPE  ·  NARTHEX  ·  NATTE  ·  NECROPOLE  ·  NEF  ·  NERVURE  ·  NICHE  ·  NIELLE  ·  NIMBE  ·  NIVEAU  ·  NIVELER  ·  NOBLESSE  ·  NOCIER  ·  NOEUD  ·  NOUE  ·  NOUER  ·  NOYAU  ·  NUANCE  ·  NUEE  ·  OBELISQUE  ·  OBSCUR  ·  OCRE  ·  OCTOGONE  ·  OCULUS  ·  OEILLET  ·  OEUVRE  ·  OFFICINE  ·  OGIVAL  ·  OGIVE  ·  OMBRE  ·  ONGLET  ·  ONYX  ·  OPACITE  ·  ORATOIRE  ·  ORBITE  ·  ORDONNER  ·  ORDRE  ·  ORFEVRE  ·  ORGANISER  ·  ORIEL  ·  ORNE  ·  ORNEMENT  ·  ORNER  ·  OSSATURE  ·  OUVERTURE  ·  OUVRAGE  ·  OVALE  ·  PAGODE  ·  PALAIS  ·  PALESTRE  ·  PALETTE  ·  PALIER  ·  PALME  ·  PALMETTE  ·  PANNE  ·  PANNEAU  ·  PANS  ·  PARAPET  ·  PARCELLE  ·  PARCLOSE  ·  PARE  ·  PAREMENT  ·  PARER  ·  PAROI  ·  PARQUET  ·  PARTERRE  ·  PARURE  ·  PARVIS  ·  PASSAGE  ·  PATINE  ·  PATINER  ·  PATIO  ·  PAVAGE  ·  PAVE  ·  PAVER  ·  PAVILLON  ·  PAYSAGE  ·  PENDENTIF  ·  PENOMBRE  ·  PENSER  ·  PERCEE  ·  PERCER  ·  PERCHE  ·  PERENNITE  ·  PERISTYLE  ·  PERLE  ·  PERRON  ·  PETAL  ·  PETALE  ·  PIECE  ·  PIED  ·  PIEDROIT  ·  PIERRE  ·  PIERROT  ·  PIGNON  ·  PILASTRE  ·  PILIER  ·  PILOTIS  ·  PINACLE  ·  PINCE  ·  PINCER  ·  PIQUET  ·  PITON  ·  PIVOT  ·  PLACAGE  ·  PLACARD  ·  PLACE  ·  PLACETTE  ·  PLAFOND  ·  PLAN  ·  PLANCHE  ·  PLANCHER  ·  PLANIFIER  ·  PLASTIQUE  ·  PLATRE  ·  PLEIN  ·  PLI  ·  PLIER  ·  PLINTHE  ·  PLINTHES  ·  PLOMB  ·  PLOMBERIE  ·  POINCON  ·  POINT  ·  POINTE  ·  POLIR  ·  PONCER  ·  PONTON  ·  PORCHE  ·  PORPHYRE  ·  PORTAIL  ·  PORTE  ·  PORTEE  ·  PORTER  ·  PORTIQUE  ·  POSER  ·  POTEAU  ·  POURPRE  ·  POUSSIERE  ·  POUTRE  ·  POUTRELLE  ·  PRESERVER  ·  PRESTIGE  ·  PREVOIR  ·  PRISE  ·  PRISME  ·  PROFIL  ·  PROJET  ·  PROJETER  ·  PROMENOIR  ·  PROPYLEES  ·  PRYTANEE  ·  PUR  ·  PUREAU  ·  PURETE  ·  PYLONE  ·  PYRAMIDE  ·  QUAI  ·  QUARTZITE  ·  RABLURE  ·  RABOT  ·  RABOTER  ·  RAFFINE  ·  RAFFINER  ·  RAGREAGE  ·  RAGREE  ·  RAINURE  ·  RAMEAU  ·  RAMPE  ·  RANG  ·  RAPPORT  ·  RASER  ·  RAYON  ·  REBORD  ·  RECOIN  ·  RECOUVRIR  ·  RECTANGLE  ·  RECUL  ·  REDENT  ·  REFLET  ·  REFUGE  ·  REGARD  ·  REGULIER  ·  REHAUSSER  ·  RELIEF  ·  RELIER  ·  REMPANT  ·  REMPART  ·  RENFORCER  ·  RENOVER  ·  REPARER  ·  REPERE  ·  REPRISE  ·  RESEAU  ·  RESERVE  ·  RESILLE  ·  RESINE  ·  RESTAURER  ·  RETABLE  ·  RETRAIT  ·  RETRAITE  ·  REVETU  ·  RICHE  ·  RICHESSE  ·  RIGOLE  ·  RINCEAU  ·  RISTOURNE  ·  RIVER  ·  RIVETER  ·  RIVURE  ·  ROCAILLE  ·  ROCOCO  ·  ROMAN  ·  ROMANE  ·  ROSACE  ·  ROSERAIE  ·  ROSETTE  ·  ROTATION  ·  ROTONDE  ·  ROTONDITE  ·  RUBAN  ·  RUBANS  ·  RUELLE  ·  RURAL  ·  RUSTIQUE  ·  RYTHME  ·  SABLE  ·  SABOT  ·  SAILLIE  ·  SALLE  ·  SASSANIDE  ·  SATIN  ·  SAVOIR  ·  SCEAU  ·  SCELLER  ·  SCHEMA  ·  SCHISTE  ·  SCIE  ·  SCIURE  ·  SCOTIE  ·  SCULPTE  ·  SCULPTER  ·  SECHE  ·  SECTEUR  ·  SEISME  ·  SEMELLE  ·  SERRURE  ·  SERTIR  ·  SEUIL  ·  SIEGE  ·  SIGNATURE  ·  SILENCE  ·  SILEX  ·  SILLON  ·  SINUER  ·  SOBRE  ·  SOBRIETE  ·  SOCLE  ·  SOIE  ·  SOLIDITE  ·  SOLIN  ·  SOLIVE  ·  SON  ·  SOUDER  ·  SOUPIRAIL  ·  SOUPLE  ·  SOUTENIR  ·  SOUTIEN  ·  SPHERE  ·  SPIRALE  ·  SPLENDEUR  ·  SQUARE  ·  STABILITE  ·  STATUE  ·  STATUFIER  ·  STATURE  ·  STELE  ·  STRIE  ·  STRUCTURE  ·  STUC  ·  STUQUER  ·  STYLE  ·  STYLISE  ·  STYLISER  ·  SUPPORT  ·  SYMBOLE  ·  SYMETRIE  ·  SYSTEME  ·  TABATIERE  ·  TABLE  ·  TABLEAU  ·  TABLETTE  ·  TABOURET  ·  TAILLE  ·  TAILLER  ·  TAILLOIR  ·  TALENT  ·  TALON  ·  TALUS  ·  TAMBOUR  ·  TAPIS  ·  TASSER  ·  TEINTE  ·  TEMPLE  ·  TENAILLE  ·  TENON  ·  TENTURE  ·  TERRASSE  ·  TERRASSER  ·  TERRE  ·  THERMES  ·  TIGE  ·  TIRANT  ·  TIROIR  ·  TOILE  ·  TOITURE  ·  TOMBEAU  ·  TORCHIS  ·  TORE  ·  TORSADE  ·  TORSE  ·  TOSCAN  ·  TOTEM  ·  TOUR  ·  TOURILLON  ·  TOURNER  ·  TOURON  ·  TRACE  ·  TRACER  ·  TRADITION  ·  TRAIT  ·  TRAME  ·  TRANSEPT  ·  TRAVEE  ·  TRAVERSE  ·  TRAVERTIN  ·  TREFLE  ·  TREILLAGE  ·  TREILLE  ·  TREILLIS  ·  TREMIE  ·  TREMPLIN  ·  TRIANGLE  ·  TRIANGLES  ·  TRIBUNAL  ·  TRIFORIUM  ·  TRIGLYPHE  ·  TRINGLES  ·  TROMPE  ·  TRONC  ·  TROPHEE  ·  TRUMEAU  ·  TUDOR  ·  TUILE  ·  TUNNEL  ·  TYMPAN  ·  UNIFIER  ·  UNITE  ·  URBAIN  ·  URBANISME  ·  VANTAIL  ·  VASE  ·  VASISTAS  ·  VASQUE  ·  VELOURS  ·  VENELLE  ·  VERGER  ·  VERGETTE  ·  VERNIR  ·  VERNIS  ·  VERRE  ·  VERRERIE  ·  VERRIERE  ·  VESTIAIRE  ·  VESTIBULE  ·  VESTIGE  ·  VIADUC  ·  VIDE  ·  VIGUEUR  ·  VILLA  ·  VISAGE  ·  VISIGOTH  ·  VISION  ·  VISSER  ·  VITRAIL  ·  VITRINE  ·  VOIE  ·  VOLET  ·  VOLIGE  ·  VOLUME  ·  VOLUTE  ·  VOUSSOIR  ·  VOUSSURE  ·  VOUTE  ·  VOUTER  ·  VRILLE  ·  ZIGGOURA  ·  ZINC  ·  ZINGUER  ·  ZONAGE  ·  ZONE  ·  ZONER  ·  ŒIL</w:t>
+        <w:t xml:space="preserve">ABAQUE  ·  ABAT  ·  ABATTRE  ·  ABBAYE  ·  ABOUTIR  ·  ABREUVOIR  ·  ABRI  ·  ABSIDE  ·  ABSTRAIT  ·  ACAJOU  ·  ACCES  ·  ACCOLADE  ·  ACCOLURE  ·  ACCORD  ·  ACCOUDOIR  ·  ACIER  ·  ACOLYTE  ·  ACORE  ·  ACQUIT  ·  ACROTERE  ·  ACTUEL  ·  ADAMANTIN  ·  ADAPTER  ·  ADENT  ·  ADOBE  ·  ADRESSE  ·  AFFLEUR  ·  AFFLEURER  ·  AGATE  ·  AGENCER  ·  AGENT  ·  AGGLOMERE  ·  AGILE  ·  AGORA  ·  AGRAFAGE  ·  AGRAFE  ·  AGRAFFAGE  ·  AGRANDIR  ·  AGREE  ·  AIGUILLE  ·  AILE  ·  AILERON  ·  AIR  ·  AIRE  ·  AJOUR  ·  AJOURAGE  ·  AJOURE  ·  AJOURER  ·  AJUSTER  ·  ALABASTRE  ·  ALAISE  ·  ALANDIER  ·  ALBATRE  ·  ALCAZAR  ·  ALCOVE  ·  ALDOSE  ·  ALEE  ·  ALESE  ·  ALGEBRE  ·  ALGUE  ·  ALIGNE  ·  ALIGNER  ·  ALIGOT  ·  ALLEE  ·  ALLEGE  ·  ALLER  ·  ALLURE  ·  ALOSE  ·  ALPESTRE  ·  ALVEOLAGE  ·  ALVEOLE  ·  AMBIANCE  ·  AMBITUS  ·  AMBON  ·  AMENAGER  ·  AMEUBLIR  ·  AMMONITE  ·  AMORTIR  ·  AMPHORE  ·  AMPLEUR  ·  ANCIEN  ·  ANCRAGE  ·  ANCRE  ·  ANCRER  ·  ANDAIN  ·  ANGLE  ·  ANNEAU  ·  ANNEAUX  ·  ANNELURE  ·  ANNEXE  ·  ANSE  ·  ANTEF  ·  ANTENNE  ·  ANTES  ·  ANTHO  ·  ANTIQUE  ·  ANTIS  ·  APERCU  ·  APERTURE  ·  APLANIR  ·  APLAT  ·  APLATI  ·  APLOMB  ·  APOPHYSE  ·  APPENTIS  ·  APPLIQUE  ·  APPOINTER  ·  APPRETER  ·  APPUI  ·  APPUIS  ·  APPUYER  ·  APSE  ·  AQUEDUC  ·  ARABESQUE  ·  ARASE  ·  ARASER  ·  ARBALETTE  ·  ARBIS  ·  ARBITRAGE  ·  ARBRE  ·  ARC  ·  ARCADE  ·  ARCATURE  ·  ARCBOUTER  ·  ARCEAU  ·  ARCHE  ·  ARCHIPEL  ·  ARDILLON  ·  ARDOISE  ·  ARELIER  ·  ARENE  ·  AREOLE  ·  ARERE  ·  ARETE  ·  ARETIER  ·  ARGAL  ·  ARGENT  ·  ARGENTER  ·  ARGENTURE  ·  ARGILE  ·  ARGILEUSE  ·  ARGILITE  ·  ARGOT  ·  ARHOL  ·  ARKOSE  ·  ARLEQUIN  ·  ARMATURE  ·  ARMET  ·  ARMOIRE  ·  ARMOIRIES  ·  ARMURE  ·  ARMURES  ·  AROISE  ·  AROME  ·  ARPENTAGE  ·  ARPENTER  ·  ARQUEBUSE  ·  ARQUEE  ·  ARQUER  ·  ARRET  ·  ARRETE  ·  ARRONDI  ·  ARRONDIR  ·  ARSENAUX  ·  ART  ·  ARTICULER  ·  ARTISAN  ·  ARTISANAT  ·  ASPECT  ·  ASPECTER  ·  ASPHALT  ·  ASPHALTE  ·  ASPIRER  ·  ASSAINIR  ·  ASSEMBLER  ·  ASSEOIR  ·  ASSEZ  ·  ASSISE  ·  ASSOCIER  ·  ASTRAGALE  ·  ATELIER  ·  ATLANTE  ·  ATOUT  ·  ATRIUM  ·  ATTACHE  ·  ATTEINDRE  ·  ATTERRIR  ·  ATTIQUE  ·  AUBER  ·  AUBERON  ·  AUDACIEUX  ·  AUREOLE  ·  AUVENT  ·  AVALOIRE  ·  AVANCE  ·  AVANCEE  ·  AVANCER  ·  AVANT  ·  AVENIR  ·  AVENUE  ·  AVIVES  ·  AXE  ·  AXIAL  ·  AXIOME  ·  AZUR  ·  BADIGEON  ·  BADINER  ·  BAGUE  ·  BAGUETER  ·  BAGUETTE  ·  BAHUT  ·  BAIE  ·  BALAYAGE  ·  BALCON  ·  BALDAQUIN  ·  BALLE  ·  BALUSTRE  ·  BANC  ·  BANDE  ·  BANDEAU  ·  BANDEAUX  ·  BANDEROL  ·  BANON  ·  BANQUETTE  ·  BARBACANE  ·  BARDEAU  ·  BARGE  ·  BARLONG  ·  BARLONGUE  ·  BARON  ·  BAROQUE  ·  BARRAGE  ·  BARRE  ·  BARREAU  ·  BASALTE  ·  BASCULE  ·  BASE  ·  BASILIQUE  ·  BASSIN  ·  BASTIDE  ·  BASTION  ·  BATI  ·  BATIMENT  ·  BATIR  ·  BATISSE  ·  BATON  ·  BAUGE  ·  BAUME  ·  BAVER  ·  BAVETTE  ·  BAVURE  ·  BEAUTE  ·  BECARRE  ·  BECQUET  ·  BEFFROI  ·  BEIGE  ·  BELVEDER  ·  BELVEDERE  ·  BEQUET  ·  BERCEAU  ·  BERME  ·  BERNE  ·  BESANT  ·  BETON  ·  BETONNAGE  ·  BIFORE  ·  BIGUE  ·  BIJOU  ·  BISEAU  ·  BIVEAU  ·  BLADE  ·  BLOC  ·  BLOCAGE  ·  BLOCHET  ·  BOIS  ·  BOISER  ·  BOISERIE  ·  BOISSEAU  ·  BOMBE  ·  BONDE  ·  BORDURE  ·  BORNE  ·  BORNER  ·  BOSQUET  ·  BOSSAGE  ·  BOSSAGES  ·  BOSSE  ·  BOUDIN  ·  BOUDOIR  ·  BOULEAU  ·  BOULEVARD  ·  BOULON  ·  BOULVARD  ·  BOURDON  ·  BOURGEON  ·  BOUTISSE  ·  BRAIE  ·  BRIDE  ·  BRILLANCE  ·  BRIQUE  ·  BRIQUETTE  ·  BRISER  ·  BRISIS  ·  BRISURE  ·  BROCART  ·  BROCHETTE  ·  BRODER  ·  BRODERIE  ·  BRONZE  ·  BRUNIR  ·  BUFFET  ·  BUREAU  ·  BUSC  ·  BUSTE  ·  BUTEE  ·  BYZANTINE  ·  CABINET  ·  CABLE  ·  CABOCHON  ·  CACHET  ·  CADASTRE  ·  CADENCE  ·  CADRAGE  ·  CADRE  ·  CADRER  ·  CADREUR  ·  CADRURE  ·  CAISSON  ·  CALCAIRE  ·  CALCUL  ·  CALCULER  ·  CALE  ·  CALEPIN  ·  CALER  ·  CALFATER  ·  CALIBRE  ·  CALIBRER  ·  CAMBRAGE  ·  CAMBRE  ·  CAMBRER  ·  CAMELOTE  ·  CAMPANILE  ·  CANAL  ·  CANALISER  ·  CANAUX  ·  CANELURE  ·  CANEPHORE  ·  CANEVAS  ·  CANIVEAU  ·  CANNELURE  ·  CANOPE  ·  CAPITOLE  ·  CAPOT  ·  CAPSULE  ·  CAPTEUR  ·  CAPUCHON  ·  CARENE  ·  CARIATIDE  ·  CARILLON  ·  CARLIN  ·  CARRE  ·  CARREAU  ·  CARREFOUR  ·  CARREL  ·  CARRELAGE  ·  CARRELE  ·  CARRIERE  ·  CARTOUCHE  ·  CASCADE  ·  CASERNE  ·  CASIER  ·  CAVE  ·  CAVEAU  ·  CAVEAUX  ·  CAVEE  ·  CAVITE  ·  CEDRES  ·  CEINTRAGE  ·  CEINTURE  ·  CELADON  ·  CELLIER  ·  CENELLE  ·  CENOTAPHE  ·  CENTRE  ·  CENTRER  ·  CERAME  ·  CERCE  ·  CERCEAU  ·  CERCLAGE  ·  CERCLE  ·  CERCLURE  ·  CERTUGE  ·  CHAFAUD  ·  CHAINE  ·  CHAINETTE  ·  CHAINON  ·  CHAISE  ·  CHALEUR  ·  CHALUMEAU  ·  CHAMBRAGE  ·  CHAMBRE  ·  CHAMPLURE  ·  CHANFREIN  ·  CHANTIER  ·  CHAPE  ·  CHAPELLE  ·  CHAPERON  ·  CHAPITEAU  ·  CHAPITRE  ·  CHARME  ·  CHARNIER  ·  CHARNIERE  ·  CHARPENTE  ·  CHASSE  ·  CHASSIS  ·  CHAUME  ·  CHAUX  ·  CHAVET  ·  CHAVIRER  ·  CHEF  ·  CHEMIN  ·  CHEMINEE  ·  CHEMISAGE  ·  CHENEAU  ·  CHENET  ·  CHENNEAU  ·  CHEVALET  ·  CHEVET  ·  CHEVILLE  ·  CHEVILLER  ·  CHEVRON  ·  CHICANE  ·  CHIEN  ·  CHIMERE  ·  CHIOURME  ·  CIMENT  ·  CINTRAGE  ·  CINTRE  ·  CINTRER  ·  CIRE  ·  CIRER  ·  CISAILLE  ·  CISEAU  ·  CISELER  ·  CISELURE  ·  CITADELLE  ·  CITE  ·  CITERNE  ·  CLAIE  ·  CLAIR  ·  CLAIRE  ·  CLAPET  ·  CLARTE  ·  CLASSIQUE  ·  CLAUSTRA  ·  CLAVEAU  ·  CLAVEAUX  ·  CLEF  ·  CLETON  ·  CLOCHE  ·  CLOCHER  ·  CLOCHETON  ·  CLOISON  ·  CLOISONNE  ·  CLOITRE  ·  CLOQUE  ·  CLORE  ·  CLOS  ·  CLOTURE  ·  CLOU  ·  CLOUER  ·  CLOUTER  ·  COAXIAL  ·  COCHE  ·  COEUR  ·  COFFRAGE  ·  COFFRE  ·  COFFRER  ·  COFFRET  ·  COHERENCE  ·  COHESION  ·  COIFFER  ·  COIFFURE  ·  COINCER  ·  COLISEE  ·  COLLATERE  ·  COLLER  ·  COLLIER  ·  COLOMBAGE  ·  COLOMBE  ·  COLONNADE  ·  COLONNE  ·  COLURE  ·  COMBE  ·  COMBINER  ·  COMBLE  ·  COMPAS  ·  COMPOSER  ·  COMPOSITE  ·  COMPTOIR  ·  CONCAVE  ·  CONCEPT  ·  CONCEVOIR  ·  CONCHE  ·  CONDUIT  ·  CONE  ·  CONFORT  ·  CONSOLE  ·  CONSOLES  ·  CONTOUR  ·  CONTREMUR  ·  CONVEXE  ·  COPEAU  ·  COQUE  ·  COQUILLE  ·  CORAIL  ·  CORBEAU  ·  CORBEILLE  ·  CORBELET  ·  CORDE  ·  CORDEAU  ·  CORDEE  ·  CORDON  ·  CORNE  ·  CORNICHE  ·  CORNIER  ·  COROLLE  ·  COTE  ·  COTON  ·  COULEUR  ·  COULISSE  ·  COULOIR  ·  COUPE  ·  COUPOLE  ·  COUR  ·  COURBE  ·  COURBER  ·  COURONNE  ·  COUTEAU  ·  COUVENT  ·  COUVRE  ·  COUVRIR  ·  CRANE  ·  CREATION  ·  CREER  ·  CRENEAU  ·  CREPI  ·  CREUSER  ·  CREUX  ·  CRISTAL  ·  CROCHET  ·  CROISEE  ·  CROISSANT  ·  CROITRE  ·  CROQUIS  ·  CROSSE  ·  CROSSETTE  ·  CROUPON  ·  CRUE  ·  CRYPTE  ·  CRYPTIQUE  ·  CUBE  ·  CUIVRE  ·  CULASSE  ·  CULOT  ·  CYLINDRE  ·  CYMAISE  ·  DALLAGE  ·  DALLE  ·  DALLER  ·  DALLES  ·  DALLETTE  ·  DALOT  ·  DAME  ·  DAMIER  ·  DARD  ·  DARSE  ·  DAUPHINE  ·  DEBUT  ·  DECIMETRE  ·  DECLIN  ·  DECO  ·  DECOR  ·  DECORER  ·  DEGRE  ·  DEMI  ·  DEMOLIR  ·  DENTELLE  ·  DENTICULE  ·  DEPART  ·  DEPOT  ·  DERIVE  ·  DESCENTE  ·  DESSERTE  ·  DESSIN  ·  DESSINER  ·  DETENTE  ·  DEVERS  ·  DIABLE  ·  DIAGONAL  ·  DIAMETRE  ·  DIAPRE  ·  DIEDRE  ·  DIGUE  ·  DISPOSER  ·  DISTANCE  ·  DIVISER  ·  DOLMEN  ·  DOLOIRE  ·  DOME  ·  DONJON  ·  DORER  ·  DORIQUE  ·  DORURE  ·  DOSSE  ·  DOSSERET  ·  DOUBLEAU  ·  DRAIN  ·  DRESSER  ·  DRESSING  ·  DROIT  ·  DURABLE  ·  DURAMEN  ·  DUREE  ·  DURETE  ·  EAU  ·  EBAUCHE  ·  EBENE  ·  EBRASURE  ·  ECAILLE  ·  ECART  ·  ECHALAS  ·  ECHASSE  ·  ECHELLE  ·  ECHINE  ·  ECLAT  ·  ECOINCON  ·  ECOLAGE  ·  ECOUTE  ·  ECRAN  ·  ECUSSON  ·  EDIFICE  ·  EDIFIER  ·  EFFIGIE  ·  EGOUT  ·  ELABORER  ·  ELAN  ·  ELANCE  ·  ELEGANCE  ·  ELEGANT  ·  ELEVER  ·  ELLIPSE  ·  EMAIL  ·  EMAILLER  ·  EMBASE  ·  EMBELLIR  ·  EMBOITER  ·  EMBOITURE  ·  EMPREINTE  ·  ENCADRER  ·  ENCEINTE  ·  ENCLUME  ·  ENCOCHE  ·  ENCRE  ·  ENDUIT  ·  ENFILADE  ·  ENLEVURE  ·  ENROULER  ·  ENTAILLE  ·  ENTRAIT  ·  ENTRELAC  ·  EPANNELE  ·  EPERON  ·  EPERONS  ·  EPI  ·  EQUARRIR  ·  EQUERRE  ·  EQUILIBRE  ·  EQUITE  ·  ERIGER  ·  ERMITAGE  ·  ESCALIER  ·  ESCARPE  ·  ESPACE  ·  ESPAGNOLE  ·  ESPARS  ·  ESPLANADE  ·  ESQUISSE  ·  ESQUISSER  ·  ESSOR  ·  ESTRADE  ·  ETAGE  ·  ETAGERE  ·  ETAI  ·  ETANCHER  ·  ETOFFE  ·  ETRIER  ·  ETUDIER  ·  EVENTAIL  ·  EXCAVER  ·  EXTERIEUR  ·  FACADE  ·  FACE  ·  FACETTE  ·  FACONNER  ·  FAIENCE  ·  FAITAGE  ·  FAITIERE  ·  FARDAGE  ·  FASCEAU  ·  FASCINE  ·  FATIGUE  ·  FENETRE  ·  FER  ·  FERME  ·  FERMER  ·  FERRURE  ·  FESTON  ·  FESTONNE  ·  FEUILLAGE  ·  FEUILLE  ·  FEUILLURE  ·  FIALE  ·  FIBRE  ·  FICELLE  ·  FICHE  ·  FIGURE  ·  FIGUREE  ·  FIGURER  ·  FILAGE  ·  FILET  ·  FILIERE  ·  FILIGRANE  ·  FINESSE  ·  FIXER  ·  FLACHE  ·  FLAMBANT  ·  FLECHE  ·  FLEUR  ·  FLEURON  ·  FLEXION  ·  FLOTTEUR  ·  FLUET  ·  FLUIDE  ·  FONDATION  ·  FONDEMENT  ·  FONDER  ·  FONTAINE  ·  FORCE  ·  FORGE  ·  FORGER  ·  FORME  ·  FORMER  ·  FORTIN  ·  FORUM  ·  FOSSE  ·  FOYER  ·  FRANC  ·  FRANCHIR  ·  FRANGE  ·  FRESQUE  ·  FRISE  ·  FROID  ·  FRONTON  ·  FRUIT  ·  FUITE  ·  FUSEE  ·  FUT  ·  GABARIT  ·  GABLE  ·  GACHE  ·  GALBE  ·  GALERIE  ·  GALON  ·  GARANT  ·  GARDE  ·  GARNIR  ·  GATERIE  ·  GELOSIE  ·  GENOISE  ·  GENOU  ·  GERME  ·  GIRATOIRE  ·  GIRON  ·  GIROUETTE  ·  GITE  ·  GLACIS  ·  GLISSIERE  ·  GNOMON  ·  GODRON  ·  GOND  ·  GORGE  ·  GOTHIQUE  ·  GOUJON  ·  GOUTTIERE  ·  GRACE  ·  GRADIN  ·  GRAIN  ·  GRAINE  ·  GRANDEUR  ·  GRANDIR  ·  GRANIT  ·  GRANITE  ·  GRAPPE  ·  GRAVE  ·  GRAVER  ·  GRAVURE  ·  GRELIN  ·  GRELOT  ·  GRENIER  ·  GRES  ·  GRIFFON  ·  GRILLE  ·  GROSSE  ·  GUERIDON  ·  GUETTE  ·  GUICHET  ·  GUIPURE  ·  GUIRLANDE  ·  GUIVRE  ·  GYPSE  ·  HABILLER  ·  HALL  ·  HALO  ·  HAMEAU  ·  HARMONIE  ·  HAUTEUR  ·  HELICOIDE  ·  HEMICYCLE  ·  HERITAGE  ·  HERMITAGE  ·  HERSE  ·  HEURTOIR  ·  HEXAGONE  ·  HORIZON  ·  HOSPICE  ·  HOUE  ·  HOURDIS  ·  HUBLOT  ·  HUIS  ·  HUISSERIE  ·  HURE  ·  IDEAL  ·  IDEE  ·  IDENTITE  ·  IGLOO  ·  IMAGINER  ·  IMPASSE  ·  IMPOSTE  ·  INCRUSTEE  ·  INCRUSTER  ·  INSTALLER  ·  INTERIEUR  ·  INTRADOS  ·  INVENTER  ·  INVENTION  ·  IONIQUE  ·  ISBA  ·  ISLAMIQUE  ·  ISOLER  ·  ISSUE  ·  IVOIRE  ·  JALONNER  ·  JALOUSIE  ·  JAMBAGE  ·  JAMBE  ·  JAMBETTE  ·  JARDIN  ·  JASPE  ·  JETEE  ·  JOINT  ·  JOINTOYER  ·  JONCHER  ·  JONCS  ·  JONCTION  ·  JOUE  ·  JOURS  ·  JOYAU  ·  JUMELLES  ·  JUSTESSE  ·  KIOSQUE  ·  LACET  ·  LACHE  ·  LAITON  ·  LAMBRIS  ·  LAME  ·  LANCER  ·  LANTERNE  ·  LAQUE  ·  LARGEUR  ·  LARMIER  ·  LATTE  ·  LATTIS  ·  LAUZE  ·  LAVOIR  ·  LEGER  ·  LIAIS  ·  LIAISON  ·  LIANE  ·  LIEGE  ·  LIER  ·  LIERNE  ·  LIGNE  ·  LIME  ·  LIN  ·  LINO  ·  LINTEAU  ·  LISERE  ·  LISEREE  ·  LISOIR  ·  LISTEL  ·  LITEAU  ·  LITEAUX  ·  LOBE  ·  LOGE  ·  LOGER  ·  LOGETTE  ·  LOGGIA  ·  LOGGIE  ·  LOGIS  ·  LOMBARD  ·  LORETTE  ·  LOSANGE  ·  LOTIR  ·  LUCARNE  ·  LUCARNES  ·  LUEUR  ·  LUMIERE  ·  LUMINEUX  ·  LUNETTE  ·  MACONNER  ·  MADRAGUE  ·  MAGNIFIER  ·  MAIL  ·  MAILLAGE  ·  MAILLE  ·  MAILLET  ·  MAIRIE  ·  MAISON  ·  MAITRISE  ·  MAJESTE  ·  MANCHON  ·  MANEGE  ·  MANOIR  ·  MANSARDE  ·  MARBRE  ·  MARCHE  ·  MARLIERE  ·  MARQUE  ·  MARQUISE  ·  MARTEAU  ·  MARTELER  ·  MASCARON  ·  MASQUE  ·  MASSE  ·  MASSETTE  ·  MASSIF  ·  MASTIC  ·  MATRICE  ·  MAURESQUE  ·  MAUSOLEE  ·  MEANDRE  ·  MEDAILLON  ·  MEMOIRE  ·  MENEAU  ·  MENEAUX  ·  MENUISER  ·  MERLON  ·  MESURE  ·  MESURER  ·  METOPE  ·  METROPOLE  ·  METTRE  ·  MINARET  ·  MIROIR  ·  MODELAGE  ·  MODELE  ·  MODELER  ·  MODERNE  ·  MODILLON  ·  MODULE  ·  MOELLON  ·  MOELLONS  ·  MOIGNON  ·  MOIRE  ·  MOISIR  ·  MOLE  ·  MONETAIRE  ·  MONTANT  ·  MORESQUE  ·  MORISE  ·  MORTAISE  ·  MORTIER  ·  MOSAIQUE  ·  MOTIF  ·  MOULAGE  ·  MOULE  ·  MOULER  ·  MOULURE  ·  MOZARABE  ·  MUDEJAR  ·  MULLION  ·  MULON  ·  MUR  ·  MURAILLE  ·  MURAL  ·  MURER  ·  MURET  ·  MURS  ·  MUTULE  ·  NACRE  ·  NAPPE  ·  NARTHEX  ·  NATTE  ·  NECROPOLE  ·  NEF  ·  NERVURE  ·  NICHE  ·  NIELLE  ·  NIMBE  ·  NIVEAU  ·  NIVELER  ·  NOBLESSE  ·  NOCIER  ·  NOEUD  ·  NOUE  ·  NOUER  ·  NOYAU  ·  NUANCE  ·  NUEE  ·  OBELISQUE  ·  OBSCUR  ·  OCRE  ·  OCTOGONE  ·  OCULUS  ·  OEILLET  ·  OEUVRE  ·  OFFICINE  ·  OGIVAL  ·  OGIVE  ·  OMBRE  ·  ONGLET  ·  ONYX  ·  OPACITE  ·  ORATOIRE  ·  ORBITE  ·  ORDONNER  ·  ORDRE  ·  ORFEVRE  ·  ORGANISER  ·  ORIEL  ·  ORNE  ·  ORNEMENT  ·  ORNER  ·  OSSATURE  ·  OUVERTURE  ·  OUVRAGE  ·  OVALE  ·  PAGODE  ·  PALAIS  ·  PALESTRE  ·  PALETTE  ·  PALIER  ·  PALME  ·  PALMETTE  ·  PANNE  ·  PANNEAU  ·  PANS  ·  PARAPET  ·  PARCELLE  ·  PARCLOSE  ·  PARE  ·  PAREMENT  ·  PARER  ·  PAROI  ·  PARQUET  ·  PARTERRE  ·  PARURE  ·  PARVIS  ·  PASSAGE  ·  PATINE  ·  PATINER  ·  PATIO  ·  PAVAGE  ·  PAVE  ·  PAVER  ·  PAVILLON  ·  PAYSAGE  ·  PENDENTIF  ·  PENOMBRE  ·  PENSER  ·  PERCEE  ·  PERCER  ·  PERCHE  ·  PERENNITE  ·  PERISTYLE  ·  PERLE  ·  PERRON  ·  PETAL  ·  PETALE  ·  PIECE  ·  PIED  ·  PIEDROIT  ·  PIERRE  ·  PIERROT  ·  PIGNON  ·  PILASTRE  ·  PILIER  ·  PILOTIS  ·  PINACLE  ·  PINCE  ·  PINCER  ·  PIQUET  ·  PITON  ·  PIVOT  ·  PLACAGE  ·  PLACARD  ·  PLACE  ·  PLACETTE  ·  PLAFOND  ·  PLAN  ·  PLANCHE  ·  PLANCHER  ·  PLANIFIER  ·  PLASTIQUE  ·  PLATRE  ·  PLEIN  ·  PLI  ·  PLIER  ·  PLINTHE  ·  PLINTHES  ·  PLOMB  ·  PLOMBERIE  ·  POINCON  ·  POINT  ·  POINTE  ·  POLIR  ·  PONCER  ·  PONTON  ·  PORCHE  ·  PORPHYRE  ·  PORTAIL  ·  PORTE  ·  PORTEE  ·  PORTER  ·  PORTIQUE  ·  POSER  ·  POTEAU  ·  POURPRE  ·  POUSSIERE  ·  POUTRE  ·  POUTRELLE  ·  PRESERVER  ·  PRESTIGE  ·  PREVOIR  ·  PRISE  ·  PRISME  ·  PROFIL  ·  PROJET  ·  PROJETER  ·  PROMENOIR  ·  PROPYLEES  ·  PRYTANEE  ·  PUR  ·  PUREAU  ·  PURETE  ·  PYLONE  ·  PYRAMIDE  ·  QUAI  ·  QUARTZITE  ·  RABLURE  ·  RABOT  ·  RABOTER  ·  RAFFINE  ·  RAFFINER  ·  RAGREAGE  ·  RAGREE  ·  RAINURE  ·  RAMEAU  ·  RAMPE  ·  RANG  ·  RAPPORT  ·  RASER  ·  RAYON  ·  REBORD  ·  RECOIN  ·  RECOUVRIR  ·  RECTANGLE  ·  RECUL  ·  REDENT  ·  REFLET  ·  REFUGE  ·  REGARD  ·  REGULIER  ·  REHAUSSER  ·  RELIEF  ·  RELIER  ·  REMPANT  ·  REMPART  ·  RENFORCER  ·  RENOVER  ·  REPARER  ·  REPERE  ·  REPRISE  ·  RESEAU  ·  RESERVE  ·  RESILLE  ·  RESINE  ·  RESTAURER  ·  RETABLE  ·  RETRAIT  ·  RETRAITE  ·  REVETU  ·  RICHE  ·  RICHESSE  ·  RIGOLE  ·  RINCEAU  ·  RISTOURNE  ·  RIVER  ·  RIVETER  ·  RIVURE  ·  ROCAILLE  ·  ROCOCO  ·  ROMAN  ·  ROMANE  ·  ROSACE  ·  ROSERAIE  ·  ROSETTE  ·  ROTATION  ·  ROTONDE  ·  ROTONDITE  ·  RUBAN  ·  RUBANS  ·  RUELLE  ·  RURAL  ·  RUSTIQUE  ·  RYTHME  ·  SABLE  ·  SABOT  ·  SAILLIE  ·  SALLE  ·  SASSANIDE  ·  SATIN  ·  SAVOIR  ·  SCEAU  ·  SCELLER  ·  SCHEMA  ·  SCHISTE  ·  SCIE  ·  SCIURE  ·  SCOTIE  ·  SCULPTE  ·  SCULPTER  ·  SECHE  ·  SECTEUR  ·  SEISME  ·  SEMELLE  ·  SERRURE  ·  SERTIR  ·  SEUIL  ·  SIEGE  ·  SIGNATURE  ·  SILENCE  ·  SILEX  ·  SILLON  ·  SINUER  ·  SOBRE  ·  SOBRIETE  ·  SOCLE  ·  SOIE  ·  SOLIDITE  ·  SOLIN  ·  SOLIVE  ·  SON  ·  SOUDER  ·  SOUPIRAIL  ·  SOUPLE  ·  SOUTENIR  ·  SOUTIEN  ·  SPHERE  ·  SPIRALE  ·  SPLENDEUR  ·  SQUARE  ·  STABILITE  ·  STATUE  ·  STATUFIER  ·  STATURE  ·  STELE  ·  STRIE  ·  STRUCTURE  ·  STUC  ·  STUQUER  ·  STYLE  ·  STYLISE  ·  STYLISER  ·  SUPPORT  ·  SYMBOLE  ·  SYMETRIE  ·  SYSTEME  ·  TABATIERE  ·  TABLE  ·  TABLEAU  ·  TABLETTE  ·  TABOURET  ·  TAILLE  ·  TAILLER  ·  TAILLOIR  ·  TALENT  ·  TALON  ·  TALUS  ·  TAMBOUR  ·  TAPIS  ·  TASSER  ·  TEINTE  ·  TEMPLE  ·  TENAILLE  ·  TENON  ·  TENTURE  ·  TERRASSE  ·  TERRASSER  ·  TERRE  ·  THERMES  ·  TIGE  ·  TIRANT  ·  TIROIR  ·  TOILE  ·  TOITURE  ·  TOMBEAU  ·  TORCHIS  ·  TORE  ·  TORSADE  ·  TORSE  ·  TOSCAN  ·  TOTEM  ·  TOUR  ·  TOURILLON  ·  TOURNER  ·  TOURON  ·  TRACE  ·  TRACER  ·  TRADITION  ·  TRAIT  ·  TRAME  ·  TRANSEPT  ·  TRAVEE  ·  TRAVERSE  ·  TRAVERTIN  ·  TREFLE  ·  TREILLAGE  ·  TREILLE  ·  TREILLIS  ·  TREMIE  ·  TREMPLIN  ·  TRIANGLE  ·  TRIANGLES  ·  TRIBUNAL  ·  TRIFORIUM  ·  TRIGLYPHE  ·  TRINGLES  ·  TROMPE  ·  TRONC  ·  TROPHEE  ·  TRUMEAU  ·  TUDOR  ·  TUILE  ·  TUNNEL  ·  TYMPAN  ·  UNIFIER  ·  UNITE  ·  URBAIN  ·  URBANISME  ·  VANTAIL  ·  VASE  ·  VASISTAS  ·  VASQUE  ·  VELOURS  ·  VENELLE  ·  VERGER  ·  VERGETTE  ·  VERNIR  ·  VERNIS  ·  VERRE  ·  VERRERIE  ·  VERRIERE  ·  VESTIAIRE  ·  VESTIBULE  ·  VESTIGE  ·  VIADUC  ·  VIDE  ·  VIGUEUR  ·  VILLA  ·  VISAGE  ·  VISIGOTH  ·  VISION  ·  VISSER  ·  VITRAIL  ·  VITRINE  ·  VOIE  ·  VOLET  ·  VOLIGE  ·  VOLUME  ·  VOLUTE  ·  VOUSSOIR  ·  VOUSSURE  ·  VOUTE  ·  VOUTER  ·  VRILLE  ·  ZIGGOURA  ·  ZINC  ·  ZINGUER  ·  ZONAGE  ·  ZONE  ·  ZONER  ·  ŒIL</w:t>
       </w:r>
     </w:p>
     <w:tbl>
@@ -1991,7 +1991,7 @@
                 <w:sz w:val="16"/>
                 <w:szCs w:val="16"/>
               </w:rPr>
-              <w:t xml:space="preserve">845 mots</w:t>
+              <w:t xml:space="preserve">847 mots</w:t>
             </w:r>
           </w:p>
         </w:tc>
@@ -2023,7 +2023,7 @@
           <w:sz w:val="15"/>
           <w:szCs w:val="15"/>
         </w:rPr>
-        <w:t xml:space="preserve">ABSTRAIT  ·  ACCORD  ·  ACCORDAGE  ·  ACCORDEON  ·  ACCORDEUR  ·  ACCROCHE  ·  ACHROME  ·  ACORDE  ·  ACTE  ·  ACTEUR  ·  ACTIVITES  ·  ACTRICE  ·  ACTUALITE  ·  ADAGIO  ·  ADMIRATEU  ·  ADMIRER  ·  ADRESSE  ·  AEROBIC  ·  AFFICHE  ·  AGON  ·  AIKIDO  ·  AIR  ·  AISANCE  ·  ALBUM  ·  ALCHIMIE  ·  ALLEGORIE  ·  ALLEGRO  ·  ALTO  ·  AMATEUR  ·  AMBITION  ·  ANDANTE  ·  ANIMATEUR  ·  ANTILABE  ·  ANTIQUE  ·  ANTIQUITE  ·  APARTE  ·  AQUARELLE  ·  ARABESQUE  ·  ARCHET  ·  ARIA  ·  ARPEGE  ·  ART  ·  ARTIFICE  ·  ARTISAN  ·  ARTISANAT  ·  ARTISTE  ·  ASPECT  ·  ASSYRIEN  ·  ATELIER  ·  AUDITEUR  ·  AUDITION  ·  AUTEUR  ·  BAL  ·  BALADEUR  ·  BALAFON  ·  BALCON  ·  BALLERIN  ·  BALLERINE  ·  BALLET  ·  BANDE  ·  BAROQUE  ·  BASSE  ·  BASSISTE  ·  BASSON  ·  BATIMENT  ·  BATTERIE  ·  BATTEUR  ·  BEAU  ·  BEAUTE  ·  BEAUX  ·  BEAUXART  ·  BECARRE  ·  BEMOL  ·  BEQUET  ·  BERCEUSE  ·  BESTIAIRE  ·  BIEN  ·  BIGUINE  ·  BIJOU  ·  BISCUIT  ·  BISTRE  ·  BIWA  ·  BLUES  ·  BOILEAU  ·  BOIS  ·  BOLERO  ·  BOSSA  ·  BOULEUR  ·  BOUM  ·  BOURRES  ·  BRIO  ·  BRONZE  ·  BRUIT  ·  BUDO  ·  BUNRAKU  ·  BUSTE  ·  BUTO  ·  BYZANTIN  ·  CABOT  ·  CABOTIN  ·  CADENCE  ·  CALYPSO  ·  CAMAIEU  ·  CAMEE  ·  CAMERA  ·  CANCAN  ·  CANEVAS  ·  CANON  ·  CANTABILE  ·  CANTATE  ·  CAPABLE  ·  CAPACITE  ·  CAPOEIRA  ·  CARACTERE  ·  CARRIERE  ·  CARTEL  ·  CARTELLO  ·  CARTON  ·  CASTELET  ·  CASTING  ·  CATALOGUE  ·  CAVEA  ·  CELEBRITE  ·  CENTRE  ·  CERAMIQUE  ·  CERAMISTE  ·  CESAR  ·  CESURE  ·  CHAABI  ·  CHANSON  ·  CHANT  ·  CHANTER  ·  CHANTEUR  ·  CHANTEUSE  ·  CHAPITRE  ·  CHARCOAL  ·  CHARISME  ·  CHARME  ·  CHIC  ·  CHORAL  ·  CHORON  ·  CHOSE  ·  CHŒUR  ·  CINEASTE  ·  CINEMA  ·  CINETIQUE  ·  CIRQUE  ·  CISEAU  ·  CISELEUR  ·  CITHARE  ·  CLASSIQUE  ·  CLAVECIN  ·  CLAVIER  ·  CLEF  ·  CLIMAX  ·  CLIP  ·  CLOWN  ·  CLUDEN  ·  CODA  ·  COLEUR  ·  COLLAGE  ·  COLORER  ·  COLORISME  ·  COLORISTE  ·  COMEDIE  ·  COMEDIEN  ·  COMIQUE  ·  COMMERE  ·  COMPERE  ·  COMPO  ·  COMPOSER  ·  CONCEPT  ·  CONCERT  ·  CONCERTO  ·  CONCEVOIR  ·  CONCRET  ·  CONTRALTO  ·  CONTRASTE  ·  COR  ·  CORDE  ·  CORPOREL  ·  CORPS  ·  COSTUME  ·  COTILLON  ·  COULEUR  ·  COUPLET  ·  COURANT  ·  CRABE  ·  CRAYON  ·  CREATEUR  ·  CREATIF  ·  CREATION  ·  CREATIONS  ·  CREER  ·  CRITIQUE  ·  CROCHE  ·  CROQUIS  ·  CUBISME  ·  CUBISTE  ·  CUISINE  ·  CULTURE  ·  CULTUREL  ·  CURATEUR  ·  CYMBALE  ·  DADA  ·  DADAISME  ·  DANCING  ·  DANSE  ·  DANSER  ·  DANSEUR  ·  DANSOIR  ·  DECADENCE  ·  DECO  ·  DECOR  ·  DECORATIF  ·  DEDICACE  ·  DEGRADE  ·  DERNIER  ·  DESIGN  ·  DESSIN  ·  DESSINER  ·  DETAIL  ·  DETREMPE  ·  DEXTERITE  ·  DIATRIBE  ·  DICHROMIE  ·  DIESE  ·  DIRECTION  ·  DISCO  ·  DISCURSIF  ·  DISQUE  ·  DIVA  ·  DJEMBE  ·  DOMAINE  ·  DON  ·  DORURE  ·  DOUBLURE  ·  DOUE  ·  DRAME  ·  DUO  ·  DYNAMIQUE  ·  EAU  ·  EBAUCHE  ·  ECLAIRAGE  ·  ECLORE  ·  ECLOSION  ·  ECOLE  ·  ECOUTER  ·  ECOUTEUR  ·  ECRAN  ·  ECRIRE  ·  EFFET  ·  ELEGANCE  ·  ELEVE  ·  ELOQUENCE  ·  EMAIL  ·  EMAUX  ·  EMBOLE  ·  EMBU  ·  ENCRE  ·  ENSEIGNER  ·  EPINETTE  ·  EPOPEE  ·  EQUILIBRE  ·  ERUDITION  ·  ESCRIME  ·  ESPACE  ·  ESPRIT  ·  ESSAI  ·  ESTAMPE  ·  ESTHETE  ·  ESTOMPE  ·  ETUDE  ·  ETUDIER  ·  EVIDENT  ·  EVOLUTION  ·  EXERCER  ·  EXHIBER  ·  EXPERT  ·  EXPERTISE  ·  EXPOSER  ·  EXPRIMER  ·  EXTASE  ·  FACE  ·  FACETTE  ·  FACILITE  ·  FACON  ·  FACTURE  ·  FAN  ·  FANFARE  ·  FARCE  ·  FAUVISME  ·  FEERIE  ·  FEMININS  ·  FESTIVAL  ·  FEU  ·  FIGURATIF  ·  FIGURE  ·  FILAGE  ·  FILM  ·  FILMER  ·  FINALE  ·  FLAMENCO  ·  FLONFLON  ·  FLUTE  ·  FLUTISTE  ·  FLUXUS  ·  FOIRE  ·  FOND  ·  FONDERIE  ·  FONDS  ·  FONDU  ·  FORCE  ·  FORGE  ·  FORMAT  ·  FORME  ·  FORMES  ·  FORT  ·  FORTE  ·  FORUM  ·  FOUGUE  ·  FRAC  ·  FRESQUE  ·  FRISE  ·  FUGUE  ·  FUNK  ·  FUSAIN  ·  FUTURISME  ·  FUTURISTE  ·  GABARIT  ·  GACHER  ·  GALERIE  ·  GALERISTE  ·  GALLE  ·  GAMME  ·  GASPILLER  ·  GAUGUIN  ·  GENIAL  ·  GENIE  ·  GENRE  ·  GESTE  ·  GESTUEL  ·  GIGUE  ·  GIROND  ·  GLACE  ·  GLAISE  ·  GLOIRE  ·  GODRON  ·  GONG  ·  GOTHIQUE  ·  GOUACHE  ·  GOUT  ·  GRAFFITI  ·  GRAMMAIRE  ·  GRAND  ·  GRAPHIQUE  ·  GRAPHISME  ·  GRAPHISTE  ·  GRAVE  ·  GRAVEUR  ·  GRAVURE  ·  GREGORIEN  ·  GRENURE  ·  GRIME  ·  GROSSIER  ·  GROUPIE  ·  GRUNT  ·  GUIGNOL  ·  GUITAR  ·  GUITARE  ·  GUTAI  ·  HABILE  ·  HABILETE  ·  HACHURE  ·  HARMONICA  ·  HARMONIE  ·  HARMONIUM  ·  HARPE  ·  HAUTBOIS  ·  HEROS  ·  HERSE  ·  HISTRION  ·  HUILE  ·  HUMORISTE  ·  HUMOUR  ·  HYMNE  ·  ICONE  ·  ICONICITE  ·  IDEAL  ·  IDEALISME  ·  IDEALISTE  ·  IDEE  ·  IDIOPHONE  ·  IDOLE  ·  ILLUSION  ·  IMAGE  ·  IMITATEUR  ·  IMITATION  ·  IMPRIME  ·  INGRES  ·  INITIER  ·  INSOLITE  ·  INTERLUD  ·  INTERLUDE  ·  INUTILE  ·  INVENTIF  ·  IVOIRE  ·  JAZZ  ·  JEU  ·  JEUNE  ·  JORURI  ·  JOTA  ·  JOUER  ·  JUDO  ·  KANO  ·  KARATE  ·  KEMPO  ·  KENDO  ·  KING  ·  KIOSQUE  ·  KOTO  ·  LANCEMENT  ·  LANGAGE  ·  LARGO  ·  LAVE  ·  LAVIS  ·  LAZZI  ·  LEGATO  ·  LEGENDE  ·  LETTRES  ·  LETTRISME  ·  LIBRETTO  ·  LIED  ·  LIEDER  ·  LIGNE  ·  LIGNES  ·  LINEAL  ·  LIRE  ·  LIVRET  ·  LOGE  ·  LOGISTE  ·  LOUNGE  ·  LOUVRE  ·  LUMIERE  ·  LUTH  ·  LUTHIER  ·  LYCEE  ·  LYRE  ·  LYRIQUE  ·  LYRISME  ·  MAESTRO  ·  MAGICIEN  ·  MAGIE  ·  MAITRE  ·  MAITRISE  ·  MAJEUR  ·  MAJORELLE  ·  MAJORETTE  ·  MALLARME  ·  MAMBO  ·  MANDOLINE  ·  MANET  ·  MANIERE  ·  MAQUETTE  ·  MARACA  ·  MARBRE  ·  MARCHE  ·  MARTIAL  ·  MASSE  ·  MATERIEL  ·  MATIERE  ·  MECENAT  ·  MECENE  ·  MEDECINE  ·  MEDIA  ·  MEDIOCRE  ·  MELODIE  ·  MELODIEUX  ·  MELODIQUE  ·  MELOMANE  ·  MENUET  ·  MESSE  ·  MESURE  ·  METAL  ·  METIER  ·  MEZZO  ·  MILIEU  ·  MIME  ·  MIMIQUE  ·  MINEUR  ·  MINIATURE  ·  MIXER  ·  MIXTE  ·  MOBILIER  ·  MODAL  ·  MODALE  ·  MODALITE  ·  MODELAGE  ·  MODELE  ·  MODERATO  ·  MODERNE  ·  MODERNITE  ·  MOIRAGE  ·  MOIRE  ·  MONUMENT  ·  MORCEAU  ·  MOSAIQUE  ·  MOT  ·  MOTET  ·  MOTIF  ·  MOULAGE  ·  MOUVEMENT  ·  MOZART  ·  MUET  ·  MURAL  ·  MURALE  ·  MURALISTE  ·  MUSEE  ·  MUSETTE  ·  MUSICAL  ·  MUSICIEN  ·  MUSIQUE  ·  MŒURS  ·  NAIF  ·  NARRATIF  ·  NATURE  ·  NATURES  ·  NETIQUE  ·  NOCTURNE  ·  NOIRCEUR  ·  NONET  ·  NOTATION  ·  NOTE  ·  NOTER  ·  NOTORIETE  ·  NOUBA  ·  NOUVEAUX  ·  NOVATEUR  ·  NUANCE  ·  NULLITE  ·  OBJECTIFS  ·  OBSERVER  ·  OCTUOR  ·  ODE  ·  OEIL  ·  OEUVRE  ·  OMBRE  ·  ONDIOLINE  ·  OPACITE  ·  OPERA  ·  OPERETTE  ·  OPTIQUE  ·  OPUS  ·  ORATOIRE  ·  ORCHESTRE  ·  ORESTIE  ·  ORGUE  ·  ORIGAMI  ·  ORNE  ·  ORNEMENT  ·  ORNER  ·  ORPHISME  ·  ORPHISTE  ·  OSCAR  ·  OUIE  ·  OUVRIR  ·  OVERTURE  ·  PALETTE  ·  PALPABLE  ·  PANTOMIME  ·  PAPIER  ·  PARADE  ·  PARFAIT  ·  PARIETAL  ·  PARODIE  ·  PARTERRE  ·  PARTITION  ·  PASTEL  ·  PASTICHE  ·  PATINAGE  ·  PATINEUR  ·  PATINEUSE  ·  PATINOIRE  ·  PATTE  ·  PAVANE  ·  PEINDRE  ·  PEINTRE  ·  PEINTURE  ·  PENCHANT  ·  PEPINIERE  ·  PERIACTE  ·  PHOTO  ·  PHRASE  ·  PIANISTE  ·  PIANO  ·  PICTURAL  ·  PIECE  ·  PIERRE  ·  PINCEAU  ·  PIRATAGE  ·  PISTON  ·  PLANCHER  ·  PLASTIQUE  ·  PLATEAU  ·  PLAYBACK  ·  PLAYLIST  ·  POCHOIR  ·  POEME  ·  POESIE  ·  POETE  ·  POETIQUE  ·  POIDS  ·  POINT  ·  POLKA  ·  POLONAISE  ·  POP  ·  PORRI  ·  PORTEE  ·  PORTRAIT  ·  POSITIF  ·  POTERIE  ·  POTIER  ·  PRATICIEN  ·  PRATIQUE  ·  PRELUDE  ·  PRESTO  ·  PRIMITIF  ·  PRINCE  ·  PRIX  ·  PROCEDE  ·  PROFANE  ·  PROJET  ·  PROLOGUE  ·  PROSAIQUE  ·  PROSE  ·  PROTASE  ·  PSAUME  ·  PUBLIC  ·  PUPITRE  ·  PURETE  ·  QUALITE  ·  QUATUOR  ·  QUINTETTE  ·  RAFFINE  ·  RAMEAU  ·  RAMPE  ·  RAVE  ·  REALISME  ·  REALISTE  ·  RECHERCHE  ·  RECIT  ·  RECITAL  ·  RECITATIF  ·  REEL  ·  REFRAIN  ·  REGIE  ·  REGLE  ·  RELIEF  ·  RELIURE  ·  REMIX  ·  REPLIQUE  ·  REPRISE  ·  REQUIEM  ·  RETABLE  ·  REVELER  ·  REVUE  ·  REVUISTE  ·  RHAPSODIE  ·  RIDEAU  ·  RIFF  ·  ROCHE  ·  ROCK  ·  ROCOCO  ·  ROLE  ·  ROMAN  ·  ROMANCE  ·  RONDISME  ·  RUDIMENT  ·  RUINISTE  ·  RUMBA  ·  RUPESTRE  ·  RYTHME  ·  SAGACE  ·  SALLE  ·  SALON  ·  SALSA  ·  SAMBA  ·  SAMBO  ·  SANZA  ·  SATIRE  ·  SATIRIQUE  ·  SAVOIR  ·  SAYNETE  ·  SCAPIN  ·  SCENARIO  ·  SCENE  ·  SCENES  ·  SCENIQUE  ·  SCHERZO  ·  SCIENCE  ·  SCULPTER  ·  SCULPTEUR  ·  SCULPTURE  ·  SENSUEL  ·  SENTIMENT  ·  SEQUENCE  ·  SEXTUOR  ·  SHUNGA  ·  SIGIL  ·  SILENCE  ·  SIMULER  ·  SINGULIER  ·  SITAR  ·  SOCIAL  ·  SOL  ·  SOLFEGE  ·  SOLISTE  ·  SOLO  ·  SON  ·  SONATE  ·  SONATINE  ·  SONORE  ·  SOPHISTE  ·  SOPRANO  ·  SOTIE  ·  SOUFFLEUR  ·  SOUL  ·  SOUPE  ·  SPORT  ·  STACCATO  ·  STANCE  ·  STAND  ·  STAR  ·  STATUAIRE  ·  STATUE  ·  STENCIL  ·  STREAMER  ·  STROPHE  ·  STUC  ·  STUDIO  ·  STYLE  ·  STYLISTE  ·  SUBLIME  ·  SUCCES  ·  SUITE  ·  SUJET  ·  SURDOUE  ·  SURFACE  ·  SWING  ·  SYMPHONIE  ·  SYNCOPE  ·  SYNOPSIS  ·  TABLATURE  ·  TABLEAU  ·  TACHISME  ·  TACTIQUE  ·  TAILLE  ·  TALENT  ·  TAMBOUR  ·  TANGO  ·  TAPIS  ·  TAR  ·  TECHNIQUE  ·  TECHNO  ·  TEINTURE  ·  TELEFILM  ·  TEMPERA  ·  TEMPO  ·  TEMPS  ·  TENDANCE  ·  TENOR  ·  TERRE  ·  TEXTURE  ·  THEATRAL  ·  THEATRALE  ·  THEATRE  ·  THEME  ·  TIERCE  ·  TIMBRE  ·  TIRADE  ·  TITRE  ·  TOILE  ·  TONAL  ·  TONALITE  ·  TOUCHER  ·  TOURNETTE  ·  TRAGIQUE  ·  TRAIT  ·  TRANSE  ·  TRAVAIL  ·  TRAVESTI  ·  TRIAL  ·  TRILOGIE  ·  TRIO  ·  TROGNE  ·  TROMBONE  ·  TROMPETTE  ·  TRYPTIQUE  ·  TUBA  ·  TWIST  ·  UKIYOE  ·  UNISSON  ·  URBANISME  ·  VALSE  ·  VAPEUR  ·  VARESE  ·  VARIETE  ·  VEDETTE  ·  VEINE  ·  VENERIE  ·  VERISTE  ·  VERITABLE  ·  VERNIS  ·  VERRERIE  ·  VERS  ·  VERTUS  ·  VERVE  ·  VIBRATO  ·  VIDEO  ·  VIELE  ·  VIELLE  ·  VIOLE  ·  VIOLON  ·  VIRGINAL  ·  VIRLET  ·  VIRTUOSE  ·  VISION  ·  VISUEL  ·  VITRAIL  ·  VIVANT  ·  VOCAL  ·  VOCATION  ·  VOIX  ·  VOLUME  ·  WALKMAN  ·  WAYANG  ·  WUSHU  ·  XYLOPHONE  ·  YORK  ·  ZEN  ·  ZIC  ·  ZOUK  ·  ZUMBA  ·  ZYDECO  ·  ŒUVRE</w:t>
+        <w:t xml:space="preserve">ABSTRAIT  ·  ACCORD  ·  ACCORDAGE  ·  ACCORDEON  ·  ACCORDEUR  ·  ACCROCHE  ·  ACHROME  ·  ACORDE  ·  ACTE  ·  ACTEUR  ·  ACTIVITES  ·  ACTRICE  ·  ACTUALITE  ·  ADAGIO  ·  ADMIRATEUR  ·  ADMIRER  ·  ADRESSE  ·  AEROBIC  ·  AFFICHE  ·  AGON  ·  AIKIDO  ·  AIR  ·  AISANCE  ·  ALBUM  ·  ALCHIMIE  ·  ALLEGORIE  ·  ALLEGRO  ·  ALTO  ·  AMATEUR  ·  AMBITION  ·  ANDANTE  ·  ANIMATEUR  ·  ANTILABE  ·  ANTIQUE  ·  ANTIQUITE  ·  APARTE  ·  AQUARELLE  ·  ARABESQUE  ·  ARCHET  ·  ARIA  ·  ARPEGE  ·  ART  ·  ARTIFICE  ·  ARTISAN  ·  ARTISANAT  ·  ARTISTE  ·  ASPECT  ·  ASSYRIEN  ·  ATELIER  ·  AUDITEUR  ·  AUDITION  ·  AUTEUR  ·  BAL  ·  BALADEUR  ·  BALAFON  ·  BALCON  ·  BALLERIN  ·  BALLERINE  ·  BALLET  ·  BANDE  ·  BAROQUE  ·  BASSE  ·  BASSISTE  ·  BASSON  ·  BATIMENT  ·  BATTERIE  ·  BATTEUR  ·  BEAU  ·  BEAUTE  ·  BEAUX  ·  BEAUXART  ·  BECARRE  ·  BEMOL  ·  BEQUET  ·  BERCEUSE  ·  BESTIAIRE  ·  BIEN  ·  BIGUINE  ·  BIJOU  ·  BISCUIT  ·  BISTRE  ·  BIWA  ·  BLUES  ·  BOILEAU  ·  BOIS  ·  BOLERO  ·  BOSSA  ·  BOULEUR  ·  BOUM  ·  BOURRES  ·  BRIO  ·  BRONZE  ·  BRUIT  ·  BUDO  ·  BUNRAKU  ·  BUSTE  ·  BUTO  ·  BYZANTIN  ·  CABOT  ·  CABOTIN  ·  CADENCE  ·  CALYPSO  ·  CAMAIEU  ·  CAMEE  ·  CAMERA  ·  CANCAN  ·  CANEVAS  ·  CANON  ·  CANTABILE  ·  CANTATE  ·  CAPABLE  ·  CAPACITE  ·  CAPOEIRA  ·  CARACTERE  ·  CARRIERE  ·  CARTEL  ·  CARTELLO  ·  CARTON  ·  CASTELET  ·  CASTING  ·  CATALOGUE  ·  CAVEA  ·  CELEBRITE  ·  CENTRE  ·  CERAMIQUE  ·  CERAMISTE  ·  CESAR  ·  CESURE  ·  CHAABI  ·  CHANSON  ·  CHANT  ·  CHANTER  ·  CHANTEUR  ·  CHANTEUSE  ·  CHAPITRE  ·  CHARCOAL  ·  CHARISME  ·  CHARME  ·  CHIC  ·  CHORAL  ·  CHORON  ·  CHOSE  ·  CHŒUR  ·  CINEASTE  ·  CINEMA  ·  CINETIQUE  ·  CIRQUE  ·  CISEAU  ·  CISELEUR  ·  CITHARE  ·  CLASSIQUE  ·  CLAVECIN  ·  CLAVIER  ·  CLEF  ·  CLIMAX  ·  CLIP  ·  CLOWN  ·  CLUDEN  ·  CODA  ·  COLEUR  ·  COLLAGE  ·  COLORER  ·  COLORISME  ·  COLORISTE  ·  COMEDIE  ·  COMEDIEN  ·  COMIQUE  ·  COMMERE  ·  COMPERE  ·  COMPO  ·  COMPOSER  ·  CONCEPT  ·  CONCERT  ·  CONCERTO  ·  CONCEVOIR  ·  CONCRET  ·  CONTRALTO  ·  CONTRASTE  ·  COR  ·  CORDE  ·  CORPOREL  ·  CORPS  ·  COSTUME  ·  COTILLON  ·  COULEUR  ·  COUPLET  ·  COURANT  ·  CRABE  ·  CRAYON  ·  CREATEUR  ·  CREATIF  ·  CREATION  ·  CREATIONS  ·  CREER  ·  CRITIQUE  ·  CROCHE  ·  CROQUIS  ·  CUBISME  ·  CUBISTE  ·  CUISINE  ·  CULTURE  ·  CULTUREL  ·  CURATEUR  ·  CYMBALE  ·  DADA  ·  DADAISME  ·  DANCING  ·  DANSE  ·  DANSER  ·  DANSEUR  ·  DANSOIR  ·  DECADENCE  ·  DECO  ·  DECOR  ·  DECORATIF  ·  DEDICACE  ·  DEGRADE  ·  DERNIER  ·  DESIGN  ·  DESSIN  ·  DESSINER  ·  DETAIL  ·  DETREMPE  ·  DEXTERITE  ·  DIATRIBE  ·  DICHROMIE  ·  DIESE  ·  DIRECTION  ·  DISCO  ·  DISCURSIF  ·  DISQUE  ·  DIVA  ·  DJEMBE  ·  DOMAINE  ·  DON  ·  DORURE  ·  DOUBLURE  ·  DOUE  ·  DRAME  ·  DUO  ·  DYNAMIQUE  ·  EAU  ·  EBAUCHE  ·  ECLAIRAGE  ·  ECLORE  ·  ECLOSION  ·  ECOLE  ·  ECOUTER  ·  ECOUTEUR  ·  ECRAN  ·  ECRIRE  ·  EFFET  ·  ELEGANCE  ·  ELEVE  ·  ELOQUENCE  ·  EMAIL  ·  EMAUX  ·  EMBOLE  ·  EMBU  ·  ENCRE  ·  ENSEIGNER  ·  EPINETTE  ·  EPOPEE  ·  EQUILIBRE  ·  ERUDITION  ·  ESCRIME  ·  ESPACE  ·  ESPRIT  ·  ESSAI  ·  ESTAMPE  ·  ESTHETE  ·  ESTOMPE  ·  ETUDE  ·  ETUDIER  ·  EVIDENT  ·  EVOLUTION  ·  EXERCER  ·  EXHIBER  ·  EXPERT  ·  EXPERTISE  ·  EXPOSER  ·  EXPRIMER  ·  EXTASE  ·  FACE  ·  FACETTE  ·  FACILITE  ·  FACON  ·  FACTURE  ·  FAN  ·  FANFARE  ·  FARCE  ·  FAUVISME  ·  FEERIE  ·  FEMININS  ·  FESTIVAL  ·  FEU  ·  FIGURATIF  ·  FIGURE  ·  FILAGE  ·  FILM  ·  FILMER  ·  FINALE  ·  FLAMENCO  ·  FLONFLON  ·  FLUTE  ·  FLUTISTE  ·  FLUXUS  ·  FOIRE  ·  FOND  ·  FONDERIE  ·  FONDS  ·  FONDU  ·  FORCE  ·  FORGE  ·  FORMAT  ·  FORME  ·  FORMES  ·  FORT  ·  FORTE  ·  FORUM  ·  FOUGUE  ·  FRAC  ·  FRESQUE  ·  FRISE  ·  FUGUE  ·  FUNK  ·  FUSAIN  ·  FUTURISME  ·  FUTURISTE  ·  GABARIT  ·  GACHER  ·  GALERIE  ·  GALERISTE  ·  GALLE  ·  GAMME  ·  GASPILLER  ·  GAUGUIN  ·  GENIAL  ·  GENIE  ·  GENRE  ·  GESTE  ·  GESTUEL  ·  GIGUE  ·  GIROND  ·  GLACE  ·  GLAISE  ·  GLOIRE  ·  GODRON  ·  GONG  ·  GOTHIQUE  ·  GOUACHE  ·  GOUT  ·  GRAFFITI  ·  GRAMMAIRE  ·  GRAND  ·  GRAPHIQUE  ·  GRAPHISME  ·  GRAPHISTE  ·  GRAVE  ·  GRAVEUR  ·  GRAVURE  ·  GREGORIEN  ·  GRENURE  ·  GRIME  ·  GROSSIER  ·  GROUPIE  ·  GRUNT  ·  GUIGNOL  ·  GUITAR  ·  GUITARE  ·  GUTAI  ·  HABILE  ·  HABILETE  ·  HACHURE  ·  HARMONICA  ·  HARMONIE  ·  HARMONIUM  ·  HARPE  ·  HAUTBOIS  ·  HEROS  ·  HERSE  ·  HISTRION  ·  HUILE  ·  HUMORISTE  ·  HUMOUR  ·  HYMNE  ·  ICONE  ·  ICONICITE  ·  IDEAL  ·  IDEALISME  ·  IDEALISTE  ·  IDEE  ·  IDIOPHONE  ·  IDOLE  ·  ILLUSION  ·  IMAGE  ·  IMITATEUR  ·  IMITATION  ·  IMPRIME  ·  INGRES  ·  INITIER  ·  INSOLITE  ·  INTERLUD  ·  INTERLUDE  ·  INUTILE  ·  INVENTIF  ·  IVOIRE  ·  JAZZ  ·  JEU  ·  JEUNE  ·  JORURI  ·  JOTA  ·  JOUER  ·  JUDO  ·  KANO  ·  KARATE  ·  KEMPO  ·  KENDO  ·  KING  ·  KIOSQUE  ·  KOTO  ·  LANCEMENT  ·  LANGAGE  ·  LARGO  ·  LAVE  ·  LAVIS  ·  LAZZI  ·  LEGATO  ·  LEGENDE  ·  LETTRES  ·  LETTRISME  ·  LIBRETTO  ·  LIED  ·  LIEDER  ·  LIGNE  ·  LIGNES  ·  LINEAL  ·  LIRE  ·  LIVRET  ·  LOGE  ·  LOGISTE  ·  LOUNGE  ·  LOUVRE  ·  LUMIERE  ·  LUTH  ·  LUTHIER  ·  LYCEE  ·  LYRE  ·  LYRIQUE  ·  LYRISME  ·  MAESTRO  ·  MAGICIEN  ·  MAGIE  ·  MAITRE  ·  MAITRISE  ·  MAJEUR  ·  MAJORELLE  ·  MAJORETTE  ·  MALLARME  ·  MAMBO  ·  MANDOLINE  ·  MANET  ·  MANIERE  ·  MAQUETTE  ·  MARACA  ·  MARBRE  ·  MARCHE  ·  MARTIAL  ·  MASSE  ·  MATERIEL  ·  MATIERE  ·  MECENAT  ·  MECENE  ·  MEDECINE  ·  MEDIA  ·  MEDIOCRE  ·  MELODIE  ·  MELODIEUX  ·  MELODIQUE  ·  MELOMANE  ·  MENUET  ·  MESSE  ·  MESURE  ·  METAL  ·  METIER  ·  MEZZO  ·  MILIEU  ·  MIME  ·  MIMIQUE  ·  MINEUR  ·  MINIATURE  ·  MIXER  ·  MIXTE  ·  MOBILIER  ·  MODAL  ·  MODALE  ·  MODALITE  ·  MODELAGE  ·  MODELE  ·  MODERATO  ·  MODERNE  ·  MODERNITE  ·  MOIRAGE  ·  MOIRE  ·  MONUMENT  ·  MORCEAU  ·  MOSAIQUE  ·  MOT  ·  MOTET  ·  MOTIF  ·  MOULAGE  ·  MOUVEMENT  ·  MOZART  ·  MUET  ·  MURAL  ·  MURALE  ·  MURALISTE  ·  MUSEE  ·  MUSETTE  ·  MUSICAL  ·  MUSICIEN  ·  MUSIQUE  ·  MŒURS  ·  NAIF  ·  NARRATIF  ·  NATURE  ·  NATURES  ·  NETIQUE  ·  NOCTURNE  ·  NOIRCEUR  ·  NONET  ·  NOTATION  ·  NOTE  ·  NOTER  ·  NOTORIETE  ·  NOUBA  ·  NOUVEAUX  ·  NOVATEUR  ·  NUANCE  ·  NULLITE  ·  OBJECTIFS  ·  OBSERVER  ·  OCTUOR  ·  ODE  ·  OEIL  ·  OEUVRE  ·  OMBRE  ·  ONDIOLINE  ·  OPACITE  ·  OPERA  ·  OPERETTE  ·  OPTIQUE  ·  OPUS  ·  ORATOIRE  ·  ORCHESTRE  ·  ORESTIE  ·  ORGUE  ·  ORIGAMI  ·  ORNE  ·  ORNEMENT  ·  ORNER  ·  ORPHISME  ·  ORPHISTE  ·  OSCAR  ·  OUIE  ·  OUVRIR  ·  OVERTURE  ·  PALETTE  ·  PALPABLE  ·  PANTOMIME  ·  PAPIER  ·  PARADE  ·  PARFAIT  ·  PARIETAL  ·  PARODIE  ·  PARTERRE  ·  PARTITION  ·  PASTEL  ·  PASTICHE  ·  PATINAGE  ·  PATINEUR  ·  PATINEUSE  ·  PATINOIRE  ·  PATTE  ·  PAVANE  ·  PEINDRE  ·  PEINTRE  ·  PEINTURE  ·  PENCHANT  ·  PEPINIERE  ·  PERIACTE  ·  PHOTO  ·  PHRASE  ·  PIANISTE  ·  PIANO  ·  PICTURAL  ·  PIECE  ·  PIERRE  ·  PINCEAU  ·  PIRATAGE  ·  PISTON  ·  PIZZICATO  ·  PLANCHER  ·  PLASTIQUE  ·  PLATEAU  ·  PLAYBACK  ·  PLAYLIST  ·  POCHOIR  ·  POEME  ·  POESIE  ·  POETE  ·  POETIQUE  ·  POIDS  ·  POINT  ·  POLKA  ·  POLONAISE  ·  POP  ·  PORRI  ·  PORTEE  ·  PORTFOLIO  ·  PORTRAIT  ·  POSITIF  ·  POTERIE  ·  POTIER  ·  PRATICIEN  ·  PRATIQUE  ·  PRELUDE  ·  PRESTO  ·  PRIMITIF  ·  PRINCE  ·  PRIX  ·  PROCEDE  ·  PROFANE  ·  PROJET  ·  PROLOGUE  ·  PROSAIQUE  ·  PROSE  ·  PROTASE  ·  PSAUME  ·  PUBLIC  ·  PUPITRE  ·  PURETE  ·  QUALITE  ·  QUATUOR  ·  QUINTETTE  ·  RAFFINE  ·  RAMEAU  ·  RAMPE  ·  RAVE  ·  REALISME  ·  REALISTE  ·  RECHERCHE  ·  RECIT  ·  RECITAL  ·  RECITATIF  ·  REEL  ·  REFRAIN  ·  REGIE  ·  REGLE  ·  RELIEF  ·  RELIURE  ·  REMIX  ·  REPLIQUE  ·  REPRISE  ·  REQUIEM  ·  RETABLE  ·  REVELER  ·  REVUE  ·  REVUISTE  ·  RHAPSODIE  ·  RIDEAU  ·  RIFF  ·  ROCHE  ·  ROCK  ·  ROCOCO  ·  ROLE  ·  ROMAN  ·  ROMANCE  ·  RONDISME  ·  RUDIMENT  ·  RUINISTE  ·  RUMBA  ·  RUPESTRE  ·  RYTHME  ·  SAGACE  ·  SALLE  ·  SALON  ·  SALSA  ·  SAMBA  ·  SAMBO  ·  SANZA  ·  SATIRE  ·  SATIRIQUE  ·  SAVOIR  ·  SAYNETE  ·  SCAPIN  ·  SCENARIO  ·  SCENE  ·  SCENES  ·  SCENIQUE  ·  SCHERZO  ·  SCIENCE  ·  SCULPTER  ·  SCULPTEUR  ·  SCULPTURE  ·  SENSUEL  ·  SENTIMENT  ·  SEQUENCE  ·  SEXTUOR  ·  SHUNGA  ·  SIGIL  ·  SILENCE  ·  SIMULER  ·  SINGULIER  ·  SITAR  ·  SOCIAL  ·  SOL  ·  SOLFEGE  ·  SOLISTE  ·  SOLO  ·  SON  ·  SONATE  ·  SONATINE  ·  SONORE  ·  SOPHISTE  ·  SOPRANO  ·  SOTIE  ·  SOUFFLEUR  ·  SOUL  ·  SOUPE  ·  SPORT  ·  STACCATO  ·  STANCE  ·  STAND  ·  STAR  ·  STATUAIRE  ·  STATUE  ·  STENCIL  ·  STREAMER  ·  STROPHE  ·  STUC  ·  STUDIO  ·  STYLE  ·  STYLISTE  ·  SUBLIME  ·  SUCCES  ·  SUITE  ·  SUJET  ·  SURDOUE  ·  SURFACE  ·  SWING  ·  SYMPHONIE  ·  SYNCOPE  ·  SYNOPSIS  ·  TABLATURE  ·  TABLEAU  ·  TACHISME  ·  TACTIQUE  ·  TAILLE  ·  TALENT  ·  TAMBOUR  ·  TANGO  ·  TAPIS  ·  TAR  ·  TECHNIQUE  ·  TECHNO  ·  TEINTURE  ·  TELEFILM  ·  TEMPERA  ·  TEMPO  ·  TEMPS  ·  TENDANCE  ·  TENOR  ·  TERRE  ·  TEXTURE  ·  THEATRAL  ·  THEATRALE  ·  THEATRE  ·  THEME  ·  TIERCE  ·  TIMBRE  ·  TIRADE  ·  TITRE  ·  TOILE  ·  TONAL  ·  TONALITE  ·  TOUCHER  ·  TOURNETTE  ·  TRAGIQUE  ·  TRAIT  ·  TRANSE  ·  TRAVAIL  ·  TRAVESTI  ·  TRIAL  ·  TRILOGIE  ·  TRIO  ·  TROGNE  ·  TROMBONE  ·  TROMPETTE  ·  TRYPTIQUE  ·  TUBA  ·  TWIST  ·  UKIYOE  ·  UNISSON  ·  URBANISME  ·  VALSE  ·  VAPEUR  ·  VARESE  ·  VARIETE  ·  VEDETTE  ·  VEINE  ·  VENERIE  ·  VERISTE  ·  VERITABLE  ·  VERNIS  ·  VERRERIE  ·  VERS  ·  VERTUS  ·  VERVE  ·  VIBRATO  ·  VIDEO  ·  VIELE  ·  VIELLE  ·  VIOLE  ·  VIOLON  ·  VIRGINAL  ·  VIRLET  ·  VIRTUOSE  ·  VISION  ·  VISUEL  ·  VITRAIL  ·  VIVANT  ·  VOCAL  ·  VOCATION  ·  VOIX  ·  VOLUME  ·  WALKMAN  ·  WAYANG  ·  WUSHU  ·  XYLOPHONE  ·  YORK  ·  ZEN  ·  ZIC  ·  ZOUK  ·  ZUMBA  ·  ZYDECO  ·  ŒUVRE</w:t>
       </w:r>
     </w:p>
     <w:tbl>
@@ -6786,7 +6786,7 @@
                 <w:sz w:val="16"/>
                 <w:szCs w:val="16"/>
               </w:rPr>
-              <w:t xml:space="preserve">410 mots</w:t>
+              <w:t xml:space="preserve">411 mots</w:t>
             </w:r>
           </w:p>
         </w:tc>
@@ -6818,7 +6818,7 @@
           <w:sz w:val="15"/>
           <w:szCs w:val="15"/>
         </w:rPr>
-        <w:t xml:space="preserve">ABOLIR  ·  ABOLITION  ·  ABREGE  ·  ACADEMIE  ·  ACCESSION  ·  ACIER  ·  ACROPOLE  ·  ADHESION  ·  AGORA  ·  AGRESSION  ·  ALLEGORIE  ·  ALLIANCE  ·  ALMANACH  ·  AMOUR  ·  AMPHORE  ·  ANALYSE  ·  ANALYSER  ·  ANALYSES  ·  ANCIEN  ·  ANECDOTE  ·  ANGE  ·  ANIMATION  ·  ANNALE  ·  ANNALES  ·  ANNEXION  ·  ANTIQUE  ·  ANTIQUITE  ·  APOCRYPHE  ·  ARBITRAGE  ·  ARC  ·  ARCHAISME  ·  ARCHIVE  ·  ARCHIVER  ·  ARCHIVES  ·  ARGENT  ·  ARMEE  ·  ARMISTICE  ·  ART  ·  ARTICLE  ·  ASCENSION  ·  ASSEMBLEE  ·  AURELE  ·  AUTEUR  ·  AUTORITE  ·  AVENTURE  ·  AZTEQUE  ·  AZTEQUES  ·  BANNIR  ·  BARBARES  ·  BATAILLE  ·  BATIMENT  ·  BIBLE  ·  BIBLIQUE  ·  BIFACE  ·  BLOCUS  ·  BOIS  ·  BOUCLIER  ·  BREVET  ·  BRIBE  ·  BRIQUE  ·  BRONZE  ·  BULLE  ·  CAFE  ·  CAHIERS  ·  CALENDRE  ·  CALIFE  ·  CAMPAGNE  ·  CAPITOLE  ·  CAPITULE  ·  CAPTIVITE  ·  CASQUE  ·  CAVALIER  ·  CELEBRE  ·  CENSURE  ·  CHAIRE  ·  CHANSON  ·  CHAPITRES  ·  CHARNIERE  ·  CHARTE  ·  CHEVALIER  ·  CHRONIQUE  ·  CINEMA  ·  CITADELLE  ·  CITE  ·  CITOYEN  ·  CLASSE  ·  CLERC  ·  CLERGE  ·  COALITION  ·  CODEX  ·  COEXISTER  ·  COINCIDER  ·  COLONIAL  ·  COLONIALE  ·  COLONIE  ·  COLONS  ·  COMBATTRE  ·  COMEDIE  ·  COMMANDE  ·  COMMERCE  ·  COMMUNE  ·  COMPARER  ·  COMPLOT  ·  CONCORDAT  ·  CONFLIT  ·  CONQUERIR  ·  CONQUETE  ·  CONSULAT  ·  CONTE  ·  CONTER  ·  CONTEUR  ·  CONTEXTE  ·  CONTRE  ·  CORVEE  ·  COURONNER  ·  COURS  ·  COUTUME  ·  CROISADE  ·  CROISE  ·  CULTE  ·  CULTURE  ·  CULTUREL  ·  CYCLE  ·  DATATION  ·  DATE  ·  DATER  ·  DECADENCE  ·  DECLIN  ·  DECRET  ·  DEDITION  ·  DEFAITE  ·  DEFILE  ·  DEPASSER  ·  DETAIL  ·  DEUXIEME  ·  DIPLOMATE  ·  DIVERS  ·  DOCTORAT  ·  DOCUMENT  ·  DOCUMENTS  ·  DOMAINE  ·  DRAME  ·  DROIT  ·  DROLES  ·  DUCHE  ·  DYNASTIE  ·  EAU  ·  ECOLE  ·  ECOLES  ·  ECRIRE  ·  ECRITE  ·  ECRITURE  ·  ECRIVAIN  ·  EDICT  ·  EDIFIANTE  ·  EDIFICE  ·  EFFRAYANT  ·  EGYPTE  ·  EMOUVANTE  ·  EMPIRE  ·  ENCRE  ·  ENDURER  ·  ENTENDUES  ·  EPIQUE  ·  EPISODE  ·  EPITOME  ·  EPOPEE  ·  EPOQUE  ·  ERE  ·  ERUDIT  ·  ERUDITION  ·  ESCLAVAGE  ·  ESCLAVE  ·  ESSOR  ·  ETUDE  ·  EVENEMENT  ·  EVEQUE  ·  EVOLUTION  ·  EXEGESE  ·  EXODE  ·  EXPANSION  ·  EXPLORER  ·  FABLE  ·  FABULEUSE  ·  FACON  ·  FAIT  ·  FAITS  ·  FAMILLE  ·  FEODAL  ·  FEODALE  ·  FEODALITE  ·  FER  ·  FEU  ·  FICTION  ·  FIEF  ·  FIGURE  ·  FIGURINE  ·  FILM  ·  FLEUVE  ·  FONDATION  ·  FORUM  ·  FRESQUE  ·  FROIDE  ·  FUTUR  ·  GARNISON  ·  GENESE  ·  GEOLOGIE  ·  GESTE  ·  GRAVER  ·  GUERRE  ·  GUERRES  ·  GUERRIER  ·  HEGEMONIE  ·  HERITAGE  ·  HEROINE  ·  HEROS  ·  HISTOIRE  ·  HISTORIEN  ·  HISTORIER  ·  HOMMAGE  ·  HUMAINE  ·  IDEALISME  ·  IDEOLOGIE  ·  IMPERIAL  ·  INACHEVE  ·  INDE  ·  INSTITUT  ·  INTRIGUE  ·  INVASION  ·  INVENTER  ·  INVENTION  ·  ISLAM  ·  JALON  ·  LECON  ·  LECTEUR  ·  LEGENDE  ·  LEGION  ·  LIGNEE  ·  LISTE  ·  LIVRES  ·  MALEFIQUE  ·  MANDAT  ·  MANIERE  ·  MARQUER  ·  MARQUES  ·  MARTYR  ·  MARTYRES  ·  MARTYRS  ·  MECENE  ·  MEDIEVALE  ·  MEMOIRE  ·  MEMORISER  ·  MENSONGE  ·  MENTALITE  ·  MER  ·  METAL  ·  MIGRATION  ·  MILITAIRE  ·  MODERNE  ·  MOEURS  ·  MOMIE  ·  MONARCHIE  ·  MONASTERE  ·  MONUMENT  ·  MORALE  ·  MOYEN  ·  MUSEE  ·  MUSEUM  ·  MYTHE  ·  MYTHIQUE  ·  NARRATEUR  ·  NARRATION  ·  NARRATIVE  ·  NARRER  ·  NATION  ·  NATIONS  ·  NOBLESSE  ·  NOMADE  ·  NORME  ·  NOTICE  ·  NOTIONS  ·  NOUVELLE  ·  NUMERIQUE  ·  OCEAN  ·  OFFENSIVE  ·  OLYMPIADE  ·  ORDRE  ·  ORIGINAL  ·  PAGANISME  ·  PAIX  ·  PAPAUTE  ·  PAPIER  ·  PAPYRUS  ·  PARCHEMIN  ·  PARLEMENT  ·  PARTITION  ·  PASSE  ·  PATRIE  ·  PAYS  ·  PEINTURE  ·  PERIODE  ·  PERIPETIE  ·  PEUPLADE  ·  PEUPLE  ·  PEUPLES  ·  PHARAON  ·  PIECE  ·  PIERRE  ·  PLEBE  ·  PLUME  ·  POEME  ·  POESIE  ·  POETIQUE  ·  POLIS  ·  POSTERITE  ·  POUVOIR  ·  PREMIERE  ·  PRESENTS  ·  PREUVE  ·  PROPHETE  ·  PROPHETES  ·  PROPOS  ·  PROSE  ·  PYRAMIDE  ·  QUARTIER  ·  RACONTER  ·  RAPPORT  ·  REALITE  ·  REBELLE  ·  RECIT  ·  RECITER  ·  RECITS  ·  RECUEIL  ·  REECRIRE  ·  REELS  ·  REFLEXION  ·  REFORME  ·  REGIME  ·  REGNE  ·  REINE  ·  RELATION  ·  RELIGION  ·  REMONTER  ·  REPETER  ·  RETRACE  ·  ROI  ·  ROMAIN  ·  ROMAN  ·  ROMANCE  ·  ROYAUTE  ·  SAGA  ·  SANG  ·  SATIRE  ·  SAVANT  ·  SCENARIO  ·  SCIENCE  ·  SCIENCES  ·  SEPULCRE  ·  SERIE  ·  SERVITUDE  ·  SIECLE  ·  SIECLES  ·  SIEGE  ·  SITE  ·  SOCIALE  ·  SOCIETE  ·  SOUVENIR  ·  SPHINX  ·  SUEUR  ·  SUJET  ·  SUSPENSE  ·  SUZERAIN  ·  TACITE  ·  TEMOINS  ·  TEMPS  ·  TERRE  ·  TEXTE  ·  THEOCRATE  ·  THEOLOGIE  ·  THEORIE  ·  THESE  ·  TOME  ·  TOTEM  ·  TRADITION  ·  TRAGEDIE  ·  TRAGIQUE  ·  TRAITE  ·  TRAME  ·  TRATIE  ·  TRESOR  ·  TRIBUN  ·  TRIBUT  ·  TRILOGIE  ·  UCHRONIE  ·  UNIVERS  ·  VASSAL  ·  VECU  ·  VECUE  ·  VERIDIQUE  ·  VERITE  ·  VERSION  ·  VESTIGES  ·  VICTOIRE  ·  VIE  ·  VIEILLES  ·  VIZIR  ·  VOLUME  ·  VRAI  ·  VRAIS  ·  ZOOLOGIE</w:t>
+        <w:t xml:space="preserve">ABOLIR  ·  ABOLITION  ·  ABREGE  ·  ACADEMIE  ·  ACCESSION  ·  ACIER  ·  ACROPOLE  ·  ADHESION  ·  AGORA  ·  AGRESSION  ·  ALLEGORIE  ·  ALLIANCE  ·  ALMANACH  ·  AMOUR  ·  AMPHORE  ·  ANALYSE  ·  ANALYSER  ·  ANALYSES  ·  ANCIEN  ·  ANECDOTE  ·  ANGE  ·  ANIMATION  ·  ANNALE  ·  ANNALES  ·  ANNEXION  ·  ANTIQUE  ·  ANTIQUITE  ·  APOCRYPHE  ·  ARBITRAGE  ·  ARC  ·  ARCHAISME  ·  ARCHIVE  ·  ARCHIVER  ·  ARCHIVES  ·  ARGENT  ·  ARMEE  ·  ARMISTICE  ·  ART  ·  ARTICLE  ·  ASCENSION  ·  ASSEMBLEE  ·  AURELE  ·  AUTEUR  ·  AUTORITE  ·  AVENTURE  ·  AZTEQUE  ·  AZTEQUES  ·  BANNIR  ·  BARBARES  ·  BATAILLE  ·  BATIMENT  ·  BIBLE  ·  BIBLIQUE  ·  BIFACE  ·  BLOCUS  ·  BOIS  ·  BOUCLIER  ·  BREVET  ·  BRIBE  ·  BRIQUE  ·  BRONZE  ·  BULLE  ·  CAFE  ·  CAHIERS  ·  CALENDRE  ·  CALIFE  ·  CAMPAGNE  ·  CAPITOLE  ·  CAPITULE  ·  CAPTIVITE  ·  CASQUE  ·  CAVALIER  ·  CELEBRE  ·  CENSURE  ·  CHAIRE  ·  CHANSON  ·  CHAPITRES  ·  CHARNIERE  ·  CHARTE  ·  CHEVALIER  ·  CHRONIQUE  ·  CINEMA  ·  CITADELLE  ·  CITE  ·  CITOYEN  ·  CLASSE  ·  CLERC  ·  CLERGE  ·  COALITION  ·  CODEX  ·  COEXISTER  ·  COINCIDER  ·  COLONIAL  ·  COLONIALE  ·  COLONIE  ·  COLONS  ·  COMBATTRE  ·  COMEDIE  ·  COMMANDE  ·  COMMERCE  ·  COMMUNE  ·  COMPARER  ·  COMPLOT  ·  CONCORDAT  ·  CONFLIT  ·  CONQUERIR  ·  CONQUETE  ·  CONSULAT  ·  CONTE  ·  CONTER  ·  CONTEUR  ·  CONTEXTE  ·  CONTRE  ·  CORVEE  ·  COURONNER  ·  COURS  ·  COUTUME  ·  CROISADE  ·  CROISE  ·  CULTE  ·  CULTURE  ·  CULTUREL  ·  CYCLE  ·  DATATION  ·  DATE  ·  DATER  ·  DECADENCE  ·  DECLIN  ·  DECRET  ·  DEDITION  ·  DEFAITE  ·  DEFILE  ·  DEPASSER  ·  DETAIL  ·  DEUXIEME  ·  DIPLOMATE  ·  DIVERS  ·  DOCTORAT  ·  DOCUMENT  ·  DOCUMENTS  ·  DOMAINE  ·  DRAME  ·  DROIT  ·  DROLES  ·  DUCHE  ·  DYNASTIE  ·  EAU  ·  ECOLE  ·  ECOLES  ·  ECRIRE  ·  ECRITE  ·  ECRITURE  ·  ECRIVAIN  ·  EDICT  ·  EDIFIANTE  ·  EDIFICE  ·  EFFRAYANT  ·  EGYPTE  ·  EMOUVANTE  ·  EMPIRE  ·  ENCRE  ·  ENDURER  ·  ENTENDUES  ·  EPIQUE  ·  EPISODE  ·  EPITOME  ·  EPOPEE  ·  EPOQUE  ·  ERE  ·  ERUDIT  ·  ERUDITION  ·  ESCLAVAGE  ·  ESCLAVE  ·  ESSOR  ·  ETRANGES  ·  ETUDE  ·  EVENEMENT  ·  EVEQUE  ·  EVOLUTION  ·  EXEGESE  ·  EXODE  ·  EXPANSION  ·  EXPLORER  ·  FABLE  ·  FABULEUSE  ·  FACON  ·  FAIT  ·  FAITS  ·  FAMILLE  ·  FEODAL  ·  FEODALE  ·  FEODALITE  ·  FER  ·  FEU  ·  FICTION  ·  FIEF  ·  FIGURE  ·  FIGURINE  ·  FILM  ·  FLEUVE  ·  FONDATION  ·  FORUM  ·  FRESQUE  ·  FROIDE  ·  FUTUR  ·  GARNISON  ·  GENESE  ·  GEOLOGIE  ·  GESTE  ·  GRAVER  ·  GUERRE  ·  GUERRES  ·  GUERRIER  ·  HEGEMONIE  ·  HERITAGE  ·  HEROINE  ·  HEROS  ·  HISTOIRE  ·  HISTORIEN  ·  HISTORIER  ·  HOMMAGE  ·  HUMAINE  ·  IDEALISME  ·  IDEOLOGIE  ·  IMPERIAL  ·  INACHEVE  ·  INDE  ·  INSTITUT  ·  INTRIGUE  ·  INVASION  ·  INVENTER  ·  INVENTION  ·  ISLAM  ·  JALON  ·  LECON  ·  LECTEUR  ·  LEGENDE  ·  LEGION  ·  LIGNEE  ·  LISTE  ·  LIVRES  ·  MALEFIQUE  ·  MANDAT  ·  MANIERE  ·  MARQUER  ·  MARQUES  ·  MARTYR  ·  MARTYRES  ·  MARTYRS  ·  MECENE  ·  MEDIEVALE  ·  MEMOIRE  ·  MEMORISER  ·  MENSONGE  ·  MENTALITE  ·  MER  ·  METAL  ·  MIGRATION  ·  MILITAIRE  ·  MODERNE  ·  MOEURS  ·  MOMIE  ·  MONARCHIE  ·  MONASTERE  ·  MONUMENT  ·  MORALE  ·  MOYEN  ·  MUSEE  ·  MUSEUM  ·  MYTHE  ·  MYTHIQUE  ·  NARRATEUR  ·  NARRATION  ·  NARRATIVE  ·  NARRER  ·  NATION  ·  NATIONS  ·  NOBLESSE  ·  NOMADE  ·  NORME  ·  NOTICE  ·  NOTIONS  ·  NOUVELLE  ·  NUMERIQUE  ·  OCEAN  ·  OFFENSIVE  ·  OLYMPIADE  ·  ORDRE  ·  ORIGINAL  ·  PAGANISME  ·  PAIX  ·  PAPAUTE  ·  PAPIER  ·  PAPYRUS  ·  PARCHEMIN  ·  PARLEMENT  ·  PARTITION  ·  PASSE  ·  PATRIE  ·  PAYS  ·  PEINTURE  ·  PERIODE  ·  PERIPETIE  ·  PEUPLADE  ·  PEUPLE  ·  PEUPLES  ·  PHARAON  ·  PIECE  ·  PIERRE  ·  PLEBE  ·  PLUME  ·  POEME  ·  POESIE  ·  POETIQUE  ·  POLIS  ·  POSTERITE  ·  POUVOIR  ·  PREMIERE  ·  PRESENTS  ·  PREUVE  ·  PROPHETE  ·  PROPHETES  ·  PROPOS  ·  PROSE  ·  PYRAMIDE  ·  QUARTIER  ·  RACONTER  ·  RAPPORT  ·  REALITE  ·  REBELLE  ·  RECIT  ·  RECITER  ·  RECITS  ·  RECUEIL  ·  REECRIRE  ·  REELS  ·  REFLEXION  ·  REFORME  ·  REGIME  ·  REGNE  ·  REINE  ·  RELATION  ·  RELIGION  ·  REMONTER  ·  REPETER  ·  RETRACE  ·  ROI  ·  ROMAIN  ·  ROMAN  ·  ROMANCE  ·  ROYAUTE  ·  SAGA  ·  SANG  ·  SATIRE  ·  SAVANT  ·  SCENARIO  ·  SCIENCE  ·  SCIENCES  ·  SEPULCRE  ·  SERIE  ·  SERVITUDE  ·  SIECLE  ·  SIECLES  ·  SIEGE  ·  SITE  ·  SOCIALE  ·  SOCIETE  ·  SOUVENIR  ·  SPHINX  ·  SUEUR  ·  SUJET  ·  SUSPENSE  ·  SUZERAIN  ·  TACITE  ·  TEMOINS  ·  TEMPS  ·  TERRE  ·  TEXTE  ·  THEOCRATE  ·  THEOLOGIE  ·  THEORIE  ·  THESE  ·  TOME  ·  TOTEM  ·  TRADITION  ·  TRAGEDIE  ·  TRAGIQUE  ·  TRAITE  ·  TRAME  ·  TRATIE  ·  TRESOR  ·  TRIBUN  ·  TRIBUT  ·  TRILOGIE  ·  UCHRONIE  ·  UNIVERS  ·  VASSAL  ·  VECU  ·  VECUE  ·  VERIDIQUE  ·  VERITE  ·  VERSION  ·  VESTIGES  ·  VICTOIRE  ·  VIE  ·  VIEILLES  ·  VIZIR  ·  VOLUME  ·  VRAI  ·  VRAIS  ·  ZOOLOGIE</w:t>
       </w:r>
     </w:p>
     <w:tbl>
@@ -8156,7 +8156,7 @@
                 <w:sz w:val="16"/>
                 <w:szCs w:val="16"/>
               </w:rPr>
-              <w:t xml:space="preserve">490 mots</w:t>
+              <w:t xml:space="preserve">491 mots</w:t>
             </w:r>
           </w:p>
         </w:tc>
@@ -8188,7 +8188,7 @@
           <w:sz w:val="15"/>
           <w:szCs w:val="15"/>
         </w:rPr>
-        <w:t xml:space="preserve">ABSTRAIT  ·  ACCENT  ·  ACTE  ·  ACTEURS  ·  ACTION  ·  ACTUALITE  ·  ADMIRATEU  ·  AFFECTE  ·  AFFECTIF  ·  AFFICHE  ·  AIMANT  ·  AIR  ·  ALARMANT  ·  ALLEGORIE  ·  AMPOULE  ·  ANAPHORE  ·  ANGELISME  ·  ANONYME  ·  ANTITHESE  ·  APARTES  ·  APHORISME  ·  APOLOGUE  ·  APPRETE  ·  ARABE  ·  ARGUMENT  ·  ARIA  ·  ARRANGE  ·  ART  ·  ARTHURIEN  ·  ARTIFICIE  ·  ARTISTE  ·  ASPECT  ·  ASSONANCE  ·  ATTENTAT  ·  ATTRIBUER  ·  AUBE  ·  AUTEUR  ·  AUTEURE  ·  AUTRICE  ·  AVENTURE  ·  BAL  ·  BALLADE  ·  BALLE  ·  BALLERINE  ·  BALLET  ·  BARDE  ·  BATIMENT  ·  BIOGRAPHE  ·  BLASON  ·  BONSENS  ·  BOUFFON  ·  BOULEVARD  ·  BRETONNE  ·  BRUTALITE  ·  BUCOLIQUE  ·  BURLESQUE  ·  CABARET  ·  CABOT  ·  CABOTIN  ·  CADENCE  ·  CANTATE  ·  CAPTATIO  ·  CASINO  ·  CELEBRE  ·  CELEBRITE  ·  CENACLE  ·  CENSURE  ·  CENTON  ·  CESURE  ·  CHAMP  ·  CHANSON  ·  CHANT  ·  CHAPITRE  ·  CHIASME  ·  CHOSE  ·  CHRONIQUE  ·  CINEASTE  ·  CITATION  ·  CLASSIQUE  ·  CLIMAX  ·  CODA  ·  COMEDIE  ·  COMEDIEN  ·  COMIQUE  ·  COMPAGNIE  ·  COMPASSE  ·  COMPOSE  ·  COMPOSER  ·  CONCERT  ·  CONCERTE  ·  CONTE  ·  CONTEUR  ·  COSTUME  ·  COULISSE  ·  COUP  ·  CREATEUR  ·  CRITIQUE  ·  CRUDITE  ·  CULTURE  ·  CYCLE  ·  CYNIQUE  ·  DADA  ·  DECOR  ·  DEDICACE  ·  DEPEINDRE  ·  DESIR  ·  DESTIN  ·  DETAIL  ·  DIALECTE  ·  DIALOGUE  ·  DISCOURS  ·  DISTIQUE  ·  DIZAIN  ·  DOCTE  ·  DOCTRINE  ·  DONNER  ·  DRAME  ·  DYSTOPIE  ·  EAU  ·  ECOLE  ·  ECRIRE  ·  ECRIT  ·  ECRITE  ·  ECRITS  ·  ECRITURE  ·  ECRIVAIN  ·  ECRIVAINE  ·  EDITEUR  ·  EDITION  ·  EGLOGUE  ·  ELEGIE  ·  ELLIPSE  ·  ELOGE  ·  ELOQUANT  ·  ELOQUENCE  ·  EMOTIF  ·  EMOUVANT  ·  EMPIRIQUE  ·  EMPIRISME  ·  ENCRE  ·  ENFANCE  ·  ENONCE  ·  ENSEIGNER  ·  ENTITE  ·  ENTRACTE  ·  ENVOI  ·  EPIC  ·  EPIGRAMME  ·  EPILOGUE  ·  EPIPHORE  ·  EPIQUE  ·  EPISODE  ·  EPITAPHE  ·  EPITRE  ·  EPOPEE  ·  EROTISME  ·  ERUDIT  ·  ERUDITION  ·  ESSAI  ·  ESSAYISTE  ·  ESSENCE  ·  ETRANGERE  ·  ETUDIE  ·  EXAGERE  ·  EXALTE  ·  EXCIPIT  ·  EXISTENCE  ·  EXISTER  ·  EXORDE  ·  EXTERNE  ·  FABLE  ·  FABRIQUE  ·  FABULEUX  ·  FABULISTE  ·  FANTAISIE  ·  FARCE  ·  FASTUEUX  ·  FAUX  ·  FEE  ·  FEERIE  ·  FEINT  ·  FESTIVAL  ·  FEU  ·  FICTIF  ·  FICTION  ·  FIGARO  ·  FIGURE  ·  FILM  ·  FOCALI  ·  FOLIO  ·  FOLKLORE  ·  FORCE  ·  FORMALISTE  ·  FORME  ·  FRESQUE  ·  GAITE  ·  GAZETTE  ·  GENEREUX  ·  GENRE  ·  GESTE  ·  GLOSSAIRE  ·  GONCOURT  ·  GRADATION  ·  GRADIN  ·  GRAMMA  ·  GRANDIOSE  ·  GROTESQUE  ·  GUIGNOL  ·  HAIKU  ·  HARPE  ·  HEROIDE  ·  HEROINE  ·  HEROIQUE  ·  HEROS  ·  HISTOIRE  ·  HISTORIEN  ·  HORREUR  ·  HUMANISME  ·  HUMANISTE  ·  HUMORISTE  ·  HUMOUR  ·  HYMNE  ·  HYPERBOLE  ·  IDEAL  ·  IDYLLE  ·  ILLUSION  ·  ILLUSOIRE  ·  IMAGE  ·  IMMERSION  ·  IMPOSANT  ·  IMPROMPTU  ·  INACHEVE  ·  INCIPIT  ·  INDEX  ·  INSPIRE  ·  INTELLECT  ·  INTERMEDE  ·  INTERNE  ·  INTITULE  ·  INTITULEE  ·  INTRIGUE  ·  INVENTE  ·  INVENTEUR  ·  INVERSION  ·  IRONIE  ·  IRREEL  ·  JEU  ·  JOUE  ·  JOUEE  ·  JOURNAL  ·  KABUKI  ·  LAI  ·  LAIUS  ·  LANGAGE  ·  LANGUES  ·  LARME  ·  LAUREAT  ·  LECTEUR  ·  LECTORAT  ·  LECTURE  ·  LETTRE  ·  LETTRES  ·  LEXIQUE  ·  LIBELLE  ·  LIBRAIRE  ·  LIBRAIRIE  ·  LIED  ·  LIEU  ·  LIMERICK  ·  LITTERAL  ·  LIVRE  ·  LIVRET  ·  LOGE  ·  LUNAIRE  ·  LYCEE  ·  LYRE  ·  LYRISME  ·  MADRIGAL  ·  MAGIQUE  ·  MAJESTUEU  ·  MANGA  ·  MANUSCRIT  ·  MELODRAME  ·  MEMOIRES  ·  MENTAL  ·  METAPHORE  ·  METONYMIE  ·  METRIQUE  ·  METTEUR  ·  MIELLEUX  ·  MIME  ·  MINAUDIER  ·  MISE  ·  MODERNE  ·  MONOLOGUE  ·  MONUMENT  ·  MORALISTE  ·  MORALITE  ·  MOT  ·  MOYENAGE  ·  MUSE  ·  MUSICAL  ·  MUSICALE  ·  MUSIQUE  ·  MYSTERE  ·  MYTHIQUE  ·  NARRATEUR  ·  NARRATIF  ·  NARRATION  ·  NIER  ·  NOEUD  ·  NOME  ·  NOTICE  ·  NOUVELLE  ·  NŒUD  ·  OCCITAN  ·  ODE  ·  ODYSSEE  ·  OEUVRE  ·  OEUVRES  ·  OPERA  ·  OPERETTE  ·  OPTIMISME  ·  OPUSCULE  ·  ORCHESTRE  ·  ORIGINAL  ·  OUTRANCIE  ·  OUTRE  ·  OUVRAGE  ·  OXYMORE  ·  PAGE  ·  PAMPHLET  ·  PANTOMIME  ·  PANTOUM  ·  PAPIER  ·  PARABOLE  ·  PARADOXE  ·  PARATEXTE  ·  PARCHEMIN  ·  PARLER  ·  PARNASSE  ·  PARODIE  ·  PAROLE  ·  PAROLIER  ·  PARTERRE  ·  PARUTION  ·  PASSION  ·  PASSIONNE  ·  PASTICHE  ·  PATHOS  ·  PEDANT  ·  PEINTRE  ·  PEINTURE  ·  PENSEUR  ·  PERIPETIE  ·  PERSAN  ·  PHRASE  ·  PIECE  ·  PIED  ·  PLATEAU  ·  PLEIADE  ·  PLUME  ·  POEM  ·  POEME  ·  POESIE  ·  POETIQUE  ·  POIGNANT  ·  POINT  ·  POLAR  ·  POLEMISTE  ·  POLITIQUE  ·  POLYPTOTE  ·  POMPEUX  ·  POPULAIRE  ·  POPULISME  ·  POSTFACE  ·  PRECIEUX  ·  PRECISION  ·  PREFACE  ·  PREMIERE  ·  PRESUME  ·  PROLEPSE  ·  PROLOGUE  ·  PROSATEUR  ·  PROSE  ·  PROSODIE  ·  PSAUME  ·  PUBLIC  ·  QUATRAIN  ·  RATURE  ·  REALISME  ·  REALISTE  ·  RECHERCHE  ·  RECIT  ·  RECITER  ·  RECUEIL  ·  REDACTEUR  ·  REDACTION  ·  REFLEXION  ·  REFRAIN  ·  REGISTRE  ·  RELACHE  ·  REPORTAGE  ·  RESUME  ·  REVE  ·  REVEUR  ·  REVUE  ·  RIDEAU  ·  RIME  ·  RIMER  ·  ROLE  ·  ROMAIN  ·  ROMAN  ·  ROMANCIER  ·  RONDEAU  ·  RONFLANT  ·  RYTHME  ·  SALLE  ·  SANG  ·  SATIRE  ·  SATIRIQUE  ·  SATIRISTE  ·  SAVANTE  ·  SAYNETE  ·  SCENARIST  ·  SCENE  ·  SCENIQUE  ·  SCIENCE  ·  SCRIBE  ·  SCRIPTEUR  ·  SENSIBLE  ·  SENSITIF  ·  SENTENCIE  ·  SENTIMENT  ·  SEPTAIN  ·  SIECLE  ·  SLAM  ·  SNOB  ·  SOLENNEL  ·  SOLILOQUE  ·  SONNET  ·  SOUFFLEUR  ·  SPECTACLE  ·  SPECTACUL  ·  SPECTATEU  ·  STANCE  ·  STROPHE  ·  STUDIO  ·  STYLE  ·  SUBJECTIF  ·  SUJET  ·  SUSPENSE  ·  SYLLABE  ·  SYLLEPSE  ·  SYMBOLE  ·  SYMPHONIE  ·  SYNTHESE  ·  TABLEAU  ·  TALENT  ·  TENDANCE  ·  TENDRE  ·  TERCET  ·  TERRE  ·  TERRIBLE  ·  TEXTE  ·  THEATRE  ·  THEME  ·  THRENE  ·  TITRE  ·  TONALITE  ·  TOPIQUE  ·  TRADUCTEUR  ·  TRADUIRE  ·  TRAGEDIE  ·  TRAGIQUE  ·  TRAITE  ·  TRAME  ·  TRETEAUX  ·  TRILOGIE  ·  TRIOLET  ·  TROPE  ·  UNIVERS  ·  UTILE  ·  UTOPIE  ·  VEINE  ·  VERISME  ·  VERITE  ·  VERS  ·  VERSET  ·  ZEUGME</w:t>
+        <w:t xml:space="preserve">ABSTRAIT  ·  ACCENT  ·  ACTE  ·  ACTEURS  ·  ACTION  ·  ACTUALITE  ·  ADMIRATEU  ·  AFFECTE  ·  AFFECTIF  ·  AFFECTUEU  ·  AFFICHE  ·  AIMANT  ·  AIR  ·  ALARMANT  ·  ALLEGORIE  ·  AMPOULE  ·  ANAPHORE  ·  ANGELISME  ·  ANONYME  ·  ANTITHESE  ·  APARTES  ·  APHORISME  ·  APOLOGUE  ·  APPRETE  ·  ARABE  ·  ARGUMENT  ·  ARIA  ·  ARRANGE  ·  ART  ·  ARTHURIEN  ·  ARTIFICIE  ·  ARTISTE  ·  ASPECT  ·  ASSONANCE  ·  ATTENTAT  ·  ATTRIBUER  ·  AUBE  ·  AUTEUR  ·  AUTEURE  ·  AUTRICE  ·  AVENTURE  ·  BAL  ·  BALLADE  ·  BALLE  ·  BALLERINE  ·  BALLET  ·  BARDE  ·  BATIMENT  ·  BIOGRAPHE  ·  BLASON  ·  BONSENS  ·  BOUFFON  ·  BOULEVARD  ·  BRETONNE  ·  BRUTALITE  ·  BUCOLIQUE  ·  BURLESQUE  ·  CABARET  ·  CABOT  ·  CABOTIN  ·  CADENCE  ·  CANTATE  ·  CAPTATIO  ·  CASINO  ·  CELEBRE  ·  CELEBRITE  ·  CENACLE  ·  CENSURE  ·  CENTON  ·  CESURE  ·  CHAMP  ·  CHANSON  ·  CHANT  ·  CHAPITRE  ·  CHIASME  ·  CHOSE  ·  CHRONIQUE  ·  CINEASTE  ·  CITATION  ·  CLASSIQUE  ·  CLIMAX  ·  CODA  ·  COMEDIE  ·  COMEDIEN  ·  COMIQUE  ·  COMPAGNIE  ·  COMPASSE  ·  COMPOSE  ·  COMPOSER  ·  CONCERT  ·  CONCERTE  ·  CONTE  ·  CONTEUR  ·  COSTUME  ·  COULISSE  ·  COUP  ·  CREATEUR  ·  CRITIQUE  ·  CRUDITE  ·  CULTURE  ·  CYCLE  ·  CYNIQUE  ·  DADA  ·  DECOR  ·  DEDICACE  ·  DEPEINDRE  ·  DESIR  ·  DESTIN  ·  DETAIL  ·  DIALECTE  ·  DIALOGUE  ·  DISCOURS  ·  DISTIQUE  ·  DIZAIN  ·  DOCTE  ·  DOCTRINE  ·  DONNER  ·  DOUCEREUX  ·  DRAME  ·  DYSTOPIE  ·  EAU  ·  ECOLE  ·  ECRIRE  ·  ECRIT  ·  ECRITE  ·  ECRITS  ·  ECRITURE  ·  ECRIVAIN  ·  ECRIVAINE  ·  EDITEUR  ·  EDITION  ·  EGLOGUE  ·  ELEGIE  ·  ELLIPSE  ·  ELOGE  ·  ELOQUENCE  ·  EMOTIF  ·  EMOUVANT  ·  EMPIRIQUE  ·  EMPIRISME  ·  ENCRE  ·  ENFANCE  ·  ENONCE  ·  ENSEIGNER  ·  ENTITE  ·  ENTRACTE  ·  ENVOI  ·  EPIC  ·  EPIGRAMME  ·  EPILOGUE  ·  EPIPHORE  ·  EPIQUE  ·  EPISODE  ·  EPITAPHE  ·  EPITRE  ·  EPOPEE  ·  EROTISME  ·  ERUDIT  ·  ERUDITION  ·  ESSAI  ·  ESSAYISTE  ·  ESSENCE  ·  ETRANGERE  ·  ETUDIE  ·  EXAGERE  ·  EXALTE  ·  EXCIPIT  ·  EXISTENCE  ·  EXISTER  ·  EXORDE  ·  EXTERNE  ·  FABLE  ·  FABRIQUE  ·  FABULEUX  ·  FABULISTE  ·  FANTAISIE  ·  FARCE  ·  FASTUEUX  ·  FAUX  ·  FEE  ·  FEERIE  ·  FEINT  ·  FESTIVAL  ·  FEU  ·  FICTIF  ·  FICTION  ·  FIGARO  ·  FIGURE  ·  FILM  ·  FOCALI  ·  FOLIO  ·  FOLKLORE  ·  FORCE  ·  FORMALIST  ·  FORME  ·  FRESQUE  ·  GAITE  ·  GAZETTE  ·  GENEREUX  ·  GENRE  ·  GESTE  ·  GLOSSAIRE  ·  GONCOURT  ·  GRADATION  ·  GRADIN  ·  GRAMMA  ·  GRANDIOSE  ·  GROTESQUE  ·  GUIGNOL  ·  HAIKU  ·  HARPE  ·  HEROIDE  ·  HEROINE  ·  HEROIQUE  ·  HEROS  ·  HISTOIRE  ·  HISTORIEN  ·  HORREUR  ·  HUMANISME  ·  HUMANISTE  ·  HUMORISTE  ·  HUMOUR  ·  HYMNE  ·  HYPERBOLE  ·  HYPERREAL  ·  IDEAL  ·  IDYLLE  ·  ILLUSION  ·  ILLUSOIRE  ·  IMAGE  ·  IMMERSION  ·  IMPOSANT  ·  IMPROMPTU  ·  INACHEVE  ·  INCIPIT  ·  INDEX  ·  INSPIRE  ·  INTELLECT  ·  INTERMEDE  ·  INTERNE  ·  INTITULE  ·  INTITULEE  ·  INTRIGUE  ·  INVENTE  ·  INVENTEUR  ·  INVERSION  ·  IRONIE  ·  IRREEL  ·  JEU  ·  JOUE  ·  JOUEE  ·  JOURNAL  ·  KABUKI  ·  LAI  ·  LAIUS  ·  LANGAGE  ·  LANGUES  ·  LARME  ·  LAUREAT  ·  LECTEUR  ·  LECTORAT  ·  LECTURE  ·  LETTRE  ·  LETTRES  ·  LEXIQUE  ·  LIBELLE  ·  LIBRAIRE  ·  LIBRAIRIE  ·  LIED  ·  LIEU  ·  LIMERICK  ·  LITTERAL  ·  LIVRE  ·  LIVRET  ·  LOGE  ·  LUNAIRE  ·  LYCEE  ·  LYRE  ·  LYRISME  ·  MADRIGAL  ·  MAGIQUE  ·  MAJESTUEU  ·  MANGA  ·  MANUSCRIT  ·  MELODRAME  ·  MEMOIRES  ·  MENTAL  ·  METAPHORE  ·  METONYMIE  ·  METRIQUE  ·  METTEUR  ·  MIELLEUX  ·  MIME  ·  MINAUDIER  ·  MISE  ·  MODERNE  ·  MONOLOGUE  ·  MONUMENT  ·  MORALISTE  ·  MORALITE  ·  MOT  ·  MOYENAGE  ·  MUSE  ·  MUSICAL  ·  MUSICALE  ·  MUSIQUE  ·  MYSTERE  ·  MYTHIQUE  ·  NARRATEUR  ·  NARRATIF  ·  NARRATION  ·  NIER  ·  NOEUD  ·  NOME  ·  NOTICE  ·  NOUVELLE  ·  NŒUD  ·  OCCITAN  ·  ODE  ·  ODYSSEE  ·  OEUVRE  ·  OEUVRES  ·  OPERA  ·  OPERETTE  ·  OPTIMISME  ·  OPUSCULE  ·  ORCHESTRE  ·  ORIGINAL  ·  OUTRANCIE  ·  OUTRE  ·  OUVRAGE  ·  OXYMORE  ·  PAGE  ·  PAMPHLET  ·  PANTOMIME  ·  PANTOUM  ·  PAPIER  ·  PARABOLE  ·  PARADOXE  ·  PARATEXTE  ·  PARCHEMIN  ·  PARLER  ·  PARNASSE  ·  PARODIE  ·  PAROLE  ·  PAROLIER  ·  PARTERRE  ·  PARUTION  ·  PASSION  ·  PASSIONNE  ·  PASTICHE  ·  PATHOS  ·  PEDANT  ·  PEINTRE  ·  PEINTURE  ·  PENSEUR  ·  PERIPETIE  ·  PERSAN  ·  PHRASE  ·  PIECE  ·  PIED  ·  PLATEAU  ·  PLEIADE  ·  PLUME  ·  POEM  ·  POEME  ·  POESIE  ·  POETIQUE  ·  POIGNANT  ·  POINT  ·  POLAR  ·  POLEMISTE  ·  POLITIQUE  ·  POLYPTOTE  ·  POMPEUX  ·  POPULAIRE  ·  POPULISME  ·  POSTFACE  ·  PRECIEUX  ·  PRECISION  ·  PREFACE  ·  PREMIERE  ·  PRESUME  ·  PROLEPSE  ·  PROLOGUE  ·  PROSATEUR  ·  PROSE  ·  PROSODIE  ·  PSAUME  ·  PUBLIC  ·  QUATRAIN  ·  RATURE  ·  REALISME  ·  REALISTE  ·  RECHERCHE  ·  RECIT  ·  RECITER  ·  RECUEIL  ·  REDACTEUR  ·  REDACTION  ·  REFLEXION  ·  REFRAIN  ·  REGISTRE  ·  RELACHE  ·  REPORTAGE  ·  RESUME  ·  REVE  ·  REVEUR  ·  REVUE  ·  RIDEAU  ·  RIME  ·  RIMER  ·  ROLE  ·  ROMAIN  ·  ROMAN  ·  ROMANCIER  ·  RONDEAU  ·  RONFLANT  ·  RYTHME  ·  SALLE  ·  SANG  ·  SATIRE  ·  SATIRIQUE  ·  SATIRISTE  ·  SAVANTE  ·  SAYNETE  ·  SCENARIST  ·  SCENE  ·  SCENIQUE  ·  SCIENCE  ·  SCRIBE  ·  SCRIPTEUR  ·  SENSIBLE  ·  SENSITIF  ·  SENTENCIE  ·  SENTIMENT  ·  SEPTAIN  ·  SIECLE  ·  SLAM  ·  SNOB  ·  SOLENNEL  ·  SOLILOQUE  ·  SONNET  ·  SOUFFLEUR  ·  SPECTACLE  ·  SPECTACUL  ·  SPECTATEU  ·  STANCE  ·  STROPHE  ·  STUDIO  ·  STYLE  ·  SUBJECTIF  ·  SUJET  ·  SUSPENSE  ·  SYLLABE  ·  SYLLEPSE  ·  SYMBOLE  ·  SYMPHONIE  ·  SYNTHESE  ·  TABLEAU  ·  TALENT  ·  TENDANCE  ·  TENDRE  ·  TERCET  ·  TERRE  ·  TERRIBLE  ·  TEXTE  ·  THEATRE  ·  THEME  ·  THRENE  ·  TITRE  ·  TONALITE  ·  TOPIQUE  ·  TRADUCTEU  ·  TRAGEDIE  ·  TRAGIQUE  ·  TRAITE  ·  TRAME  ·  TRETEAUX  ·  TRILOGIE  ·  TRIOLET  ·  TROPE  ·  UNIVERS  ·  UTILE  ·  UTOPIE  ·  VEINE  ·  VERISME  ·  VERITE  ·  VERS  ·  VERSET  ·  ZEUGME</w:t>
       </w:r>
     </w:p>
     <w:tbl>
@@ -8293,7 +8293,7 @@
                 <w:sz w:val="16"/>
                 <w:szCs w:val="16"/>
               </w:rPr>
-              <w:t xml:space="preserve">486 mots</w:t>
+              <w:t xml:space="preserve">491 mots</w:t>
             </w:r>
           </w:p>
         </w:tc>
@@ -8325,7 +8325,7 @@
           <w:sz w:val="15"/>
           <w:szCs w:val="15"/>
         </w:rPr>
-        <w:t xml:space="preserve">ABSTRAIT  ·  ACCENT  ·  ACTE  ·  ACTEURS  ·  ACTION  ·  ACTUALITE  ·  ADMIRER  ·  AFFECTE  ·  AFFECTIF  ·  AFFICHE  ·  AIMANT  ·  AIR  ·  ALARMANT  ·  ALLEGORIE  ·  AMPOULE  ·  ANAPHORE  ·  ANGELISME  ·  ANONYME  ·  ANTITHESE  ·  APARTES  ·  APHORISME  ·  APOLOGUE  ·  APPRETE  ·  ARABE  ·  ARGUMENT  ·  ARIA  ·  ARRANGE  ·  ART  ·  ARTHURIEN  ·  ARTIFICIE  ·  ARTISTE  ·  ASPECT  ·  ASSONANCE  ·  ATTENTAT  ·  ATTRIBUER  ·  AUBE  ·  AUTEUR  ·  AUTEURE  ·  AUTRICE  ·  AVENTURE  ·  BAL  ·  BALLADE  ·  BALLE  ·  BALLERINE  ·  BALLET  ·  BARDE  ·  BATIMENT  ·  BIOGRAPHE  ·  BLASON  ·  BONSENS  ·  BOUFFON  ·  BOULEVARD  ·  BRETONNE  ·  BRUTALITE  ·  BUCOLIQUE  ·  BURLESQUE  ·  CABARET  ·  CABOT  ·  CABOTIN  ·  CADENCE  ·  CANTATE  ·  CAPTATIO  ·  CASINO  ·  CELEBRE  ·  CELEBRITE  ·  CENACLE  ·  CENSURE  ·  CENTON  ·  CESURE  ·  CHAMP  ·  CHANSON  ·  CHANT  ·  CHAPITRE  ·  CHIASME  ·  CHOSE  ·  CHRONIQUE  ·  CINEASTE  ·  CITATION  ·  CLASSIQUE  ·  CLIMAX  ·  CODA  ·  COMEDIE  ·  COMEDIEN  ·  COMIQUE  ·  COMPAGNIE  ·  COMPASSE  ·  COMPOSE  ·  COMPOSER  ·  CONCERT  ·  CONCERTE  ·  CONTE  ·  CONTEUR  ·  COSTUME  ·  COULISSE  ·  COUP  ·  CREATEUR  ·  CRITIQUE  ·  CRUDITE  ·  CULTURE  ·  CYCLE  ·  CYNIQUE  ·  DADA  ·  DECOR  ·  DEDICACE  ·  DEPEINDRE  ·  DESIR  ·  DESTIN  ·  DETAIL  ·  DIALECTE  ·  DIALOGUE  ·  DISCOURS  ·  DISTIQUE  ·  DIZAIN  ·  DOCTE  ·  DOCTRINE  ·  DONNER  ·  DOUCEREUX  ·  DRAME  ·  DYSTOPIE  ·  EAU  ·  ECOLE  ·  ECRIRE  ·  ECRIT  ·  ECRITE  ·  ECRITS  ·  ECRITURE  ·  ECRIVAIN  ·  ECRIVAINE  ·  EDITEUR  ·  EDITION  ·  EGLOGUE  ·  ELEGIE  ·  ELLIPSE  ·  ELOGE  ·  ELOQUENCE  ·  EMOTIF  ·  EMOUVANT  ·  EMPIRIQUE  ·  EMPIRISME  ·  ENCRE  ·  ENFANCE  ·  ENONCE  ·  ENSEIGNER  ·  ENTITE  ·  ENTRACTE  ·  ENVOI  ·  EPIC  ·  EPIGRAMME  ·  EPILOGUE  ·  EPIPHORE  ·  EPIQUE  ·  EPISODE  ·  EPITAPHE  ·  EPITRE  ·  EPOPEE  ·  EROTISME  ·  ERUDIT  ·  ERUDITION  ·  ESSAI  ·  ESSAYISTE  ·  ESSENCE  ·  ETRANGERE  ·  ETUDIE  ·  EXAGERE  ·  EXALTE  ·  EXCIPIT  ·  EXISTENCE  ·  EXISTER  ·  EXORDE  ·  EXTERNE  ·  FABLE  ·  FABRIQUE  ·  FABULEUX  ·  FABULISTE  ·  FANTAISIE  ·  FARCE  ·  FASTUEUX  ·  FAUX  ·  FEE  ·  FEERIE  ·  FEINT  ·  FESTIVAL  ·  FEU  ·  FICTIF  ·  FICTION  ·  FIGARO  ·  FIGURE  ·  FILM  ·  FOCALI  ·  FOLIO  ·  FOLKLORE  ·  FORCE  ·  FORMALIST  ·  FORME  ·  FRESQUE  ·  GAITE  ·  GAZETTE  ·  GENEREUX  ·  GENRE  ·  GESTE  ·  GLOSSAIRE  ·  GONCOURT  ·  GRADATION  ·  GRADIN  ·  GRAMMA  ·  GRANDIOSE  ·  GROTESQUE  ·  GUIGNOL  ·  HAIKU  ·  HARPE  ·  HEROIDE  ·  HEROINE  ·  HEROIQUE  ·  HEROS  ·  HISTOIRE  ·  HISTORIEN  ·  HORREUR  ·  HUMANISME  ·  HUMANISTE  ·  HUMORISTE  ·  HUMOUR  ·  HYMNE  ·  HYPERBOLE  ·  HYPERREAL  ·  IDEAL  ·  IDYLLE  ·  ILLUSION  ·  ILLUSOIRE  ·  IMAGE  ·  IMMERSION  ·  IMPOSANT  ·  IMPROMPTU  ·  INACHEVE  ·  INCIPIT  ·  INDEX  ·  INSPIRE  ·  INTELLECT  ·  INTERMEDE  ·  INTERNE  ·  INTITULE  ·  INTITULEE  ·  INTRIGUE  ·  INVENTE  ·  INVENTEUR  ·  INVERSION  ·  IRONIE  ·  IRREEL  ·  JEU  ·  JOUE  ·  JOUEE  ·  JOURNAL  ·  KABUKI  ·  LAI  ·  LAIUS  ·  LANGAGE  ·  LANGUES  ·  LARME  ·  LAUREAT  ·  LECTEUR  ·  LECTORAT  ·  LECTURE  ·  LETTRE  ·  LETTRES  ·  LEXIQUE  ·  LIBELLE  ·  LIBRAIRE  ·  LIBRAIRIE  ·  LIED  ·  LIEU  ·  LIMERICK  ·  LITTERAL  ·  LIVRE  ·  LIVRET  ·  LOGE  ·  LUNAIRE  ·  LYCEE  ·  LYRE  ·  LYRISME  ·  MADRIGAL  ·  MAGIQUE  ·  MANUSCRIT  ·  MELODRAME  ·  MEMOIRES  ·  MENTAL  ·  METAPHORE  ·  METONYMIE  ·  METRIQUE  ·  METTEUR  ·  MIELLEUX  ·  MIME  ·  MINAUDIER  ·  MISE  ·  MODERNE  ·  MONOLOGUE  ·  MONUMENT  ·  MORALISTE  ·  MORALITE  ·  MOT  ·  MOYENAGE  ·  MUSE  ·  MUSICAL  ·  MUSICALE  ·  MUSIQUE  ·  MYSTERE  ·  MYTHIQUE  ·  NARRATEUR  ·  NARRATIF  ·  NARRATION  ·  NIER  ·  NOEUD  ·  NOME  ·  NOTICE  ·  NOUVELLE  ·  NŒUD  ·  OCCITAN  ·  ODE  ·  ODYSSEE  ·  OEUVRE  ·  OEUVRES  ·  OPERA  ·  OPERETTE  ·  OPTIMISME  ·  OPUSCULE  ·  ORCHESTRE  ·  ORIGINAL  ·  OUTRANCIE  ·  OUTRE  ·  OUVRAGE  ·  OXYMORE  ·  PAGE  ·  PAMPHLET  ·  PANTOMIME  ·  PANTOUM  ·  PAPIER  ·  PARABOLE  ·  PARADOXE  ·  PARATEXTE  ·  PARCHEMIN  ·  PARLER  ·  PARNASSE  ·  PARODIE  ·  PAROLE  ·  PAROLIER  ·  PARTERRE  ·  PARUTION  ·  PASSION  ·  PASSIONNE  ·  PASTICHE  ·  PATHOS  ·  PEDANT  ·  PEINTRE  ·  PEINTURE  ·  PENSEUR  ·  PERIPETIE  ·  PERSAN  ·  PHRASE  ·  PIECE  ·  PIED  ·  PLATEAU  ·  PLEIADE  ·  PLUME  ·  POEM  ·  POEME  ·  POESIE  ·  POETIQUE  ·  POIGNANT  ·  POINT  ·  POLAR  ·  POLEMISTE  ·  POLITIQUE  ·  POLYPTOTE  ·  POMPEUX  ·  POPULAIRE  ·  POPULISME  ·  POSTFACE  ·  PRECIEUX  ·  PRECISION  ·  PREFACE  ·  PREMIERE  ·  PRESUME  ·  PROLEPSE  ·  PROLOGUE  ·  PROSATEUR  ·  PROSE  ·  PROSODIE  ·  PSAUME  ·  PUBLIC  ·  QUATRAIN  ·  RATURE  ·  REALISME  ·  REALISTE  ·  RECHERCHE  ·  RECIT  ·  RECITER  ·  RECUEIL  ·  REDACTEUR  ·  REDACTION  ·  REFLEXION  ·  REFRAIN  ·  REGISTRE  ·  RELACHE  ·  REPORTAGE  ·  RESUME  ·  REVE  ·  REVEUR  ·  REVUE  ·  RIDEAU  ·  RIME  ·  RIMER  ·  ROLE  ·  ROMAIN  ·  ROMAN  ·  ROMANCIER  ·  RONDEAU  ·  RONFLANT  ·  RYTHME  ·  SALLE  ·  SANG  ·  SATIRE  ·  SATIRIQUE  ·  SATIRISTE  ·  SAVANTE  ·  SAYNETE  ·  SCENARIST  ·  SCENE  ·  SCENIQUE  ·  SCIENCE  ·  SCRIBE  ·  SCRIPTEUR  ·  SENSIBLE  ·  SENSITIF  ·  SENTENCIE  ·  SENTIMENT  ·  SEPTAIN  ·  SIECLE  ·  SLAM  ·  SNOB  ·  SOLENNEL  ·  SOLILOQUE  ·  SONNET  ·  SOUFFLEUR  ·  SPECTACLE  ·  STANCE  ·  STROPHE  ·  STUDIO  ·  STYLE  ·  SUBJECTIF  ·  SUJET  ·  SUSPENSE  ·  SYLLABE  ·  SYLLEPSE  ·  SYMBOLE  ·  SYMPHONIE  ·  SYNTHESE  ·  TABLEAU  ·  TALENT  ·  TENDANCE  ·  TENDRE  ·  TERCET  ·  TERRE  ·  TERRIBLE  ·  TEXTE  ·  THEATRE  ·  THEME  ·  THRENE  ·  TITRE  ·  TONALITE  ·  TOPIQUE  ·  TRADUCTEU  ·  TRAGEDIE  ·  TRAGIQUE  ·  TRAITE  ·  TRAME  ·  TRETEAUX  ·  TRILOGIE  ·  TRIOLET  ·  TROPE  ·  UNIVERS  ·  UTILE  ·  UTOPIE  ·  VEINE  ·  VERISME  ·  VERITE  ·  VERS  ·  VERSET  ·  ZEUGME</w:t>
+        <w:t xml:space="preserve">ABSTRAIT  ·  ACCENT  ·  ACTE  ·  ACTEURS  ·  ACTION  ·  ACTUALITE  ·  ADMIRATEU  ·  AFFECTE  ·  AFFECTIF  ·  AFFECTUEU  ·  AFFICHE  ·  AIMANT  ·  AIR  ·  ALARMANT  ·  ALLEGORIE  ·  AMPOULE  ·  ANAPHORE  ·  ANGELISME  ·  ANONYME  ·  ANTITHESE  ·  APARTES  ·  APHORISME  ·  APOLOGUE  ·  APPRETE  ·  ARABE  ·  ARGUMENT  ·  ARIA  ·  ARRANGE  ·  ART  ·  ARTHURIEN  ·  ARTIFICIE  ·  ARTISTE  ·  ASPECT  ·  ASSONANCE  ·  ATTENTAT  ·  ATTRIBUER  ·  AUBE  ·  AUTEUR  ·  AUTEURE  ·  AUTRICE  ·  AVENTURE  ·  BAL  ·  BALLADE  ·  BALLE  ·  BALLERINE  ·  BALLET  ·  BARDE  ·  BATIMENT  ·  BIOGRAPHE  ·  BLASON  ·  BONSENS  ·  BOUFFON  ·  BOULEVARD  ·  BRETONNE  ·  BRUTALITE  ·  BUCOLIQUE  ·  BURLESQUE  ·  CABARET  ·  CABOT  ·  CABOTIN  ·  CADENCE  ·  CANTATE  ·  CAPTATIO  ·  CASINO  ·  CELEBRE  ·  CELEBRITE  ·  CENACLE  ·  CENSURE  ·  CENTON  ·  CESURE  ·  CHAMP  ·  CHANSON  ·  CHANT  ·  CHAPITRE  ·  CHIASME  ·  CHOSE  ·  CHRONIQUE  ·  CINEASTE  ·  CITATION  ·  CLASSIQUE  ·  CLIMAX  ·  CODA  ·  COMEDIE  ·  COMEDIEN  ·  COMIQUE  ·  COMPAGNIE  ·  COMPASSE  ·  COMPOSE  ·  COMPOSER  ·  CONCERT  ·  CONCERTE  ·  CONTE  ·  CONTEUR  ·  COSTUME  ·  COULISSE  ·  COUP  ·  CREATEUR  ·  CRITIQUE  ·  CRUDITE  ·  CULTURE  ·  CYCLE  ·  CYNIQUE  ·  DADA  ·  DECOR  ·  DEDICACE  ·  DEPEINDRE  ·  DESIR  ·  DESTIN  ·  DETAIL  ·  DIALECTE  ·  DIALOGUE  ·  DISCOURS  ·  DISTIQUE  ·  DIZAIN  ·  DOCTE  ·  DOCTRINE  ·  DONNER  ·  DOUCEREUX  ·  DRAME  ·  DYSTOPIE  ·  EAU  ·  ECOLE  ·  ECRIRE  ·  ECRIT  ·  ECRITE  ·  ECRITS  ·  ECRITURE  ·  ECRIVAIN  ·  ECRIVAINE  ·  EDITEUR  ·  EDITION  ·  EGLOGUE  ·  ELEGIE  ·  ELLIPSE  ·  ELOGE  ·  ELOQUENCE  ·  EMOTIF  ·  EMOUVANT  ·  EMPIRIQUE  ·  EMPIRISME  ·  ENCRE  ·  ENFANCE  ·  ENONCE  ·  ENSEIGNER  ·  ENTITE  ·  ENTRACTE  ·  ENVOI  ·  EPIC  ·  EPIGRAMME  ·  EPILOGUE  ·  EPIPHORE  ·  EPIQUE  ·  EPISODE  ·  EPITAPHE  ·  EPITRE  ·  EPOPEE  ·  EROTISME  ·  ERUDIT  ·  ERUDITION  ·  ESSAI  ·  ESSAYISTE  ·  ESSENCE  ·  ETRANGERE  ·  ETUDIE  ·  EXAGERE  ·  EXALTE  ·  EXCIPIT  ·  EXISTENCE  ·  EXISTER  ·  EXORDE  ·  EXTERNE  ·  FABLE  ·  FABRIQUE  ·  FABULEUX  ·  FABULISTE  ·  FANTAISIE  ·  FARCE  ·  FASTUEUX  ·  FAUX  ·  FEE  ·  FEERIE  ·  FEINT  ·  FESTIVAL  ·  FEU  ·  FICTIF  ·  FICTION  ·  FIGARO  ·  FIGURE  ·  FILM  ·  FOCALI  ·  FOLIO  ·  FOLKLORE  ·  FORCE  ·  FORMALIST  ·  FORME  ·  FRESQUE  ·  GAITE  ·  GAZETTE  ·  GENEREUX  ·  GENRE  ·  GESTE  ·  GLOSSAIRE  ·  GONCOURT  ·  GRADATION  ·  GRADIN  ·  GRAMMA  ·  GRANDIOSE  ·  GROTESQUE  ·  GUIGNOL  ·  HAIKU  ·  HARPE  ·  HEROIDE  ·  HEROINE  ·  HEROIQUE  ·  HEROS  ·  HISTOIRE  ·  HISTORIEN  ·  HORREUR  ·  HUMANISME  ·  HUMANISTE  ·  HUMORISTE  ·  HUMOUR  ·  HYMNE  ·  HYPERBOLE  ·  HYPERREAL  ·  IDEAL  ·  IDYLLE  ·  ILLUSION  ·  ILLUSOIRE  ·  IMAGE  ·  IMMERSION  ·  IMPOSANT  ·  IMPROMPTU  ·  INACHEVE  ·  INCIPIT  ·  INDEX  ·  INSPIRE  ·  INTELLECT  ·  INTERMEDE  ·  INTERNE  ·  INTITULE  ·  INTITULEE  ·  INTRIGUE  ·  INVENTE  ·  INVENTEUR  ·  INVERSION  ·  IRONIE  ·  IRREEL  ·  JEU  ·  JOUE  ·  JOUEE  ·  JOURNAL  ·  KABUKI  ·  LAI  ·  LAIUS  ·  LANGAGE  ·  LANGUES  ·  LARME  ·  LAUREAT  ·  LECTEUR  ·  LECTORAT  ·  LECTURE  ·  LETTRE  ·  LETTRES  ·  LEXIQUE  ·  LIBELLE  ·  LIBRAIRE  ·  LIBRAIRIE  ·  LIED  ·  LIEU  ·  LIMERICK  ·  LITTERAL  ·  LIVRE  ·  LIVRET  ·  LOGE  ·  LUNAIRE  ·  LYCEE  ·  LYRE  ·  LYRISME  ·  MADRIGAL  ·  MAGIQUE  ·  MAJESTUEU  ·  MANGA  ·  MANUSCRIT  ·  MELODRAME  ·  MEMOIRES  ·  MENTAL  ·  METAPHORE  ·  METONYMIE  ·  METRIQUE  ·  METTEUR  ·  MIELLEUX  ·  MIME  ·  MINAUDIER  ·  MISE  ·  MODERNE  ·  MONOLOGUE  ·  MONUMENT  ·  MORALISTE  ·  MORALITE  ·  MOT  ·  MOYENAGE  ·  MUSE  ·  MUSICAL  ·  MUSICALE  ·  MUSIQUE  ·  MYSTERE  ·  MYTHIQUE  ·  NARRATEUR  ·  NARRATIF  ·  NARRATION  ·  NIER  ·  NOEUD  ·  NOME  ·  NOTICE  ·  NOUVELLE  ·  NŒUD  ·  OCCITAN  ·  ODE  ·  ODYSSEE  ·  OEUVRE  ·  OEUVRES  ·  OPERA  ·  OPERETTE  ·  OPTIMISME  ·  OPUSCULE  ·  ORCHESTRE  ·  ORIGINAL  ·  OUTRANCIE  ·  OUTRE  ·  OUVRAGE  ·  OXYMORE  ·  PAGE  ·  PAMPHLET  ·  PANTOMIME  ·  PANTOUM  ·  PAPIER  ·  PARABOLE  ·  PARADOXE  ·  PARATEXTE  ·  PARCHEMIN  ·  PARLER  ·  PARNASSE  ·  PARODIE  ·  PAROLE  ·  PAROLIER  ·  PARTERRE  ·  PARUTION  ·  PASSION  ·  PASSIONNE  ·  PASTICHE  ·  PATHOS  ·  PEDANT  ·  PEINTRE  ·  PEINTURE  ·  PENSEUR  ·  PERIPETIE  ·  PERSAN  ·  PHRASE  ·  PIECE  ·  PIED  ·  PLATEAU  ·  PLEIADE  ·  PLUME  ·  POEM  ·  POEME  ·  POESIE  ·  POETIQUE  ·  POIGNANT  ·  POINT  ·  POLAR  ·  POLEMISTE  ·  POLITIQUE  ·  POLYPTOTE  ·  POMPEUX  ·  POPULAIRE  ·  POPULISME  ·  POSTFACE  ·  PRECIEUX  ·  PRECISION  ·  PREFACE  ·  PREMIERE  ·  PRESUME  ·  PROLEPSE  ·  PROLOGUE  ·  PROSATEUR  ·  PROSE  ·  PROSODIE  ·  PSAUME  ·  PUBLIC  ·  QUATRAIN  ·  RATURE  ·  REALISME  ·  REALISTE  ·  RECHERCHE  ·  RECIT  ·  RECITER  ·  RECUEIL  ·  REDACTEUR  ·  REDACTION  ·  REFLEXION  ·  REFRAIN  ·  REGISTRE  ·  RELACHE  ·  REPORTAGE  ·  RESUME  ·  REVE  ·  REVEUR  ·  REVUE  ·  RIDEAU  ·  RIME  ·  RIMER  ·  ROLE  ·  ROMAIN  ·  ROMAN  ·  ROMANCIER  ·  RONDEAU  ·  RONFLANT  ·  RYTHME  ·  SALLE  ·  SANG  ·  SATIRE  ·  SATIRIQUE  ·  SATIRISTE  ·  SAVANTE  ·  SAYNETE  ·  SCENARIST  ·  SCENE  ·  SCENIQUE  ·  SCIENCE  ·  SCRIBE  ·  SCRIPTEUR  ·  SENSIBLE  ·  SENSITIF  ·  SENTENCIE  ·  SENTIMENT  ·  SEPTAIN  ·  SIECLE  ·  SLAM  ·  SNOB  ·  SOLENNEL  ·  SOLILOQUE  ·  SONNET  ·  SOUFFLEUR  ·  SPECTACLE  ·  SPECTACUL  ·  SPECTATEU  ·  STANCE  ·  STROPHE  ·  STUDIO  ·  STYLE  ·  SUBJECTIF  ·  SUJET  ·  SUSPENSE  ·  SYLLABE  ·  SYLLEPSE  ·  SYMBOLE  ·  SYMPHONIE  ·  SYNTHESE  ·  TABLEAU  ·  TALENT  ·  TENDANCE  ·  TENDRE  ·  TERCET  ·  TERRE  ·  TERRIBLE  ·  TEXTE  ·  THEATRE  ·  THEME  ·  THRENE  ·  TITRE  ·  TONALITE  ·  TOPIQUE  ·  TRADUCTEU  ·  TRAGEDIE  ·  TRAGIQUE  ·  TRAITE  ·  TRAME  ·  TRETEAUX  ·  TRILOGIE  ·  TRIOLET  ·  TROPE  ·  UNIVERS  ·  UTILE  ·  UTOPIE  ·  VEINE  ·  VERISME  ·  VERITE  ·  VERS  ·  VERSET  ·  ZEUGME</w:t>
       </w:r>
     </w:p>
     <w:tbl>
@@ -9937,7 +9937,7 @@
                 <w:sz w:val="16"/>
                 <w:szCs w:val="16"/>
               </w:rPr>
-              <w:t xml:space="preserve">655 mots</w:t>
+              <w:t xml:space="preserve">656 mots</w:t>
             </w:r>
           </w:p>
         </w:tc>
@@ -9969,7 +9969,7 @@
           <w:sz w:val="15"/>
           <w:szCs w:val="15"/>
         </w:rPr>
-        <w:t xml:space="preserve">ABCES  ·  ABDOMEN  ·  ABOLIR  ·  ACADEMIE  ·  ACCUEIL  ·  ACNE  ·  ACOUSIE  ·  ADOUCIR  ·  AFFECT  ·  AFFECTER  ·  AFFECTION  ·  AGIR  ·  AGREGE  ·  AIDE  ·  AIDER  ·  AIGUILLE  ·  AIR  ·  AJUSTER  ·  ALCALOIDE  ·  ALIENE  ·  ALIENISTE  ·  ALLAITER  ·  ALLERGIE  ·  ALLOPATHE  ·  ALVEOLE  ·  ALZHEIMER  ·  AMADOUER  ·  AMBULANCE  ·  AMELIORER  ·  AMINE  ·  AMPOULE  ·  ANALYSE  ·  ANATOMIE  ·  ANEMIE  ·  ANIS  ·  ANNEXE  ·  ANSE  ·  ANTALGIE  ·  ANTICORPS  ·  ANTIDOTE  ·  ANTIGENE  ·  ANTIVIRAL  ·  ANXIETE  ·  AORTE  ·  APHASIE  ·  APPELER  ·  APPENDICE  ·  APPRETER  ·  APPROCHE  ·  ARRANGER  ·  ARTERE  ·  ASCITE  ·  ASEPSIE  ·  ASILE  ·  ASPIRINE  ·  ASSAINIR  ·  ASSIDUITE  ·  ASSISTER  ·  ASSURANCE  ·  ASSURE  ·  ASTHME  ·  ASTIQUER  ·  ATOPIE  ·  ATTELLE  ·  ATTENDRIR  ·  ATTENTIF  ·  AUDITION  ·  AURIFIER  ·  AUTOPSIE  ·  AVENANT  ·  AVIS  ·  AVULSION  ·  BACHELIER  ·  BACILLE  ·  BACTERIE  ·  BAIN  ·  BANDER  ·  BASSIN  ·  BATTRE  ·  BAUME  ·  BELLADONE  ·  BERCER  ·  BESOIN  ·  BICHONNER  ·  BIENETRE  ·  BILE  ·  BILLARD  ·  BIOCHIMIE  ·  BIOLOGIE  ·  BIOPSIE  ·  BISTOURI  ·  BLESSE  ·  BLESSER  ·  BLESSURE  ·  BLOC  ·  BOTANIQUE  ·  BOTANISTE  ·  BRANCARD  ·  BREUVAGE  ·  BREVET  ·  BRIDGE  ·  BROCHE  ·  BRONCHE  ·  BROSSER  ·  BUCAL  ·  CABINET  ·  CAFEINE  ·  CAILLOT  ·  CAJOLER  ·  CALCULER  ·  CALINER  ·  CALMANT  ·  CALMER  ·  CAMPUS  ·  CANCER  ·  CAPSULE  ·  CARABIN  ·  CARDIAC  ·  CARDIAQUE  ·  CARENCE  ·  CARIE  ·  CATEGORIE  ·  CECITE  ·  CELLULE  ·  CENTRE  ·  CERVEAU  ·  CHAIRE  ·  CHALEUR  ·  CHARCUTER  ·  CHARGE  ·  CHARGER  ·  CHARLATAN  ·  CHATIER  ·  CHERIR  ·  CHEVILLE  ·  CHIMIE  ·  CHIRURGIE  ·  CHOC  ·  CHOYER  ·  CICATRICE  ·  CIRCULER  ·  CIVIERE  ·  CLAIR  ·  CLAMP  ·  CLAVICULE  ·  CLIENTELE  ·  CLINICIEN  ·  CLINIQUE  ·  CLONAGE  ·  CODEINE  ·  COEUR  ·  COLI  ·  COLLYRE  ·  COMA  ·  COMBLER  ·  COMPASSER  ·  COMPLAIRE  ·  COMPLETE  ·  COMPRIME  ·  CONCERTER  ·  CONFIER  ·  CONSTANTS  ·  CONSULTER  ·  CONVOI  ·  COQUET  ·  CORNEE  ·  CORRIGER  ·  COTE  ·  COUPURE  ·  COURS  ·  CRANE  ·  CREME  ·  CRISE  ·  CROUP  ·  CUBITUS  ·  CULTIVER  ·  CURARE  ·  CURATIF  ·  CURE  ·  CURETAGE  ·  CURSUS  ·  CUTANE  ·  DAVIER  ·  DECES  ·  DEFENDRE  ·  DEFICIT  ·  DELIRE  ·  DELIVRER  ·  DEMENCE  ·  DENTAIRE  ·  DENTISTE  ·  DEPENDRE  ·  DEPISTAGE  ·  DESC  ·  DETENDRE  ·  DEVOIR  ·  DIALYSE  ·  DIASTASE  ·  DIASTOLE  ·  DIFFERER  ·  DIGERER  ·  DILIGENCE  ·  DIPLOME  ·  DISCUTER  ·  DIURESE  ·  DOCENT  ·  DOCTEUR  ·  DOCTORAT  ·  DORLOTER  ·  DORTOIR  ·  DOSAGE  ·  DOSE  ·  DOSSIER  ·  DOUCHE  ·  DOULEUR  ·  DOYEN  ·  DROGUE  ·  DUREE  ·  DYSLOGIE  ·  EAU  ·  ECARTEUR  ·  ECHAPPER  ·  ECHO  ·  ECOLE  ·  EDITION  ·  EDUQUER  ·  EFFACER  ·  EFFET  ·  EFFICACE  ·  EFFROI  ·  EGARDS  ·  ELEMENT  ·  ELLEBORE  ·  EMOI  ·  EMPIRIQUE  ·  EMPIRISME  ·  EMPLATRE  ·  ENTORSE  ·  ENZYME  ·  EPIDEMIE  ·  EPIGLOTTE  ·  EPILEPSIE  ·  EPITOPE  ·  EPULIDE  ·  ERIGNE  ·  ERINE  ·  ESCULAPE  ·  ESPOIR  ·  ESTOMAC  ·  ESTOMPER  ·  ETHIQUE  ·  ETIOLOGIE  ·  ETUDE  ·  ETUDIANT  ·  ETUDIER  ·  EVACUE  ·  EVACUER  ·  EXAMEN  ·  EXCIPIENT  ·  EXCISER  ·  EXERCER  ·  EXERCICE  ·  EXERESE  ·  EXOSTOSE  ·  EXTERNAT  ·  EXTERNE  ·  FACULTE  ·  FEMUR  ·  FIEVRE  ·  FIGNOLER  ·  FISTULE  ·  FOIE  ·  FOLIE  ·  FONGIQUE  ·  FORCEPS  ·  FOUILLER  ·  FOYER  ·  FRACTURE  ·  FRAISE  ·  FROID  ·  FROTTIS  ·  FURONCLE  ·  GALENIQUE  ·  GALENISME  ·  GALIEN  ·  GANTELET  ·  GARANTIR  ·  GARDER  ·  GARROT  ·  GASTRIQUE  ·  GASTRO  ·  GATER  ·  GELULE  ·  GENE  ·  GENERALE  ·  GENERIQUE  ·  GENIQUE  ·  GERIATRIE  ·  GERME  ·  GLOBULE  ·  GREFFE  ·  GROSSESSE  ·  GUERIR  ·  GUERISON  ·  HAUSSER  ·  HEMATIE  ·  HEPATIQUE  ·  HERNIE  ·  HILON  ·  HOPITAL  ·  HORMONE  ·  HOSPICE  ·  HOSTO  ·  HUMAIN  ·  HUMERUS  ·  HYDRATE  ·  HYGIENE  ·  HYSTERIE  ·  ICHTYOL  ·  ICTERE  ·  IMAGERIE  ·  IMMUN  ·  IMPLANT  ·  INCISEUR  ·  INCURABLE  ·  INFECTION  ·  INFIRMIER  ·  INGESTION  ·  INJECTION  ·  INNOCUITE  ·  INSTITUT  ·  INSTRUIRE  ·  INSULINE  ·  INTERNAT  ·  INTERNE  ·  INTESTIN  ·  IRM  ·  ISOTONIE  ·  JEUN  ·  KERATOSE  ·  KYSTE  ·  LAISSE  ·  LAISSER  ·  LARME  ·  LAVAGE  ·  LAVEMENT  ·  LAXATIF  ·  LECHER  ·  LEGISTE  ·  LEPRE  ·  LESE  ·  LESION  ·  LEUCOSE  ·  LEVER  ·  LIBERAL  ·  LIME  ·  LIQUIDE  ·  LIT  ·  LOTION  ·  LUMIERE  ·  LUPUS  ·  LUXATION  ·  LYMPHE  ·  MAJOR  ·  MAL  ·  MALADE  ·  MALADIE  ·  MALADIF  ·  MALAISE  ·  MALARIA  ·  MANDIBULE  ·  MARIJUANA  ·  MASSAGE  ·  MATERNER  ·  MEDECIN  ·  MEDECINE  ·  MEDICAL  ·  MEDICINAL  ·  MEDICINE  ·  MEDOC  ·  MENTAL  ·  METTRE  ·  MINUTIEUX  ·  MISSION  ·  MITRALE  ·  MODERER  ·  MOELLE  ·  MOLECULE  ·  MORGUE  ·  MORPHINE  ·  MORSURE  ·  MOXA  ·  MUTISME  ·  NEGLIGER  ·  NETTOYER  ·  NEURAL  ·  NEVRITE  ·  NEVROSE  ·  NOBEL  ·  NOCIF  ·  NOSOMANIE  ·  NOTICE  ·  NOURRIR  ·  NUTRITION  ·  OBVIER  ·  OCULISTE  ·  ODONTITE  ·  OFFICINE  ·  OLFACTION  ·  ONCOLOGIE  ·  ONCOLOGUE  ·  ONCTION  ·  OPERATION  ·  OPERER  ·  OPIUM  ·  OPTICIEN  ·  ORALE  ·  ORDRE  ·  ORGANE  ·  ORTHESE  ·  OSSEUX  ·  OTER  ·  OTITE  ·  OTOLOGIE  ·  OTOSCOPE  ·  OVAIRE  ·  OXYGENE  ·  PALEUR  ·  PALLIATIF  ·  PALPER  ·  PALUDISME  ·  PANACEE  ·  PANCREAS  ·  PANSE  ·  PANSER  ·  PAPULE  ·  PARASITE  ·  PARER  ·  PATIENT  ·  PEAU  ·  PEDIATRE  ·  PEDIATRIE  ·  PERFUSION  ·  PERIME  ·  PESTE  ·  PEUR  ·  PHAGE  ·  PHALANGE  ·  PHARMACIE  ·  PHOBIE  ·  PHONIATRE  ·  PHYSICIEN  ·  PILULE  ·  PINCE  ·  PIQURE  ·  PLACEBO  ·  PLAIE  ·  PLAQUETTE  ·  PLEURALE  ·  PLEXUS  ·  PNEUMONIE  ·  PODOLOGIE  ·  PODOLOGUE  ·  POIGNET  ·  POLYPE  ·  PONCTION  ·  PONT  ·  PONTER  ·  POSOLOGIE  ·  POTION  ·  POULS  ·  POUMON  ·  POUPEE  ·  POURVOIR  ·  POUVOIR  ·  PRATICIEN  ·  PRATIQUER  ·  PRECIS  ·  PRENANT  ·  PRESCRIT  ·  PRESERVER  ·  PRESSION  ·  PREVENIR  ·  PRIERE  ·  PRISE  ·  PROCESSUS  ·  PROCURER  ·  PRODIGUE  ·  PRODIGUER  ·  PROGRES  ·  PRONOSTIC  ·  PROPHETIE  ·  PROPRETE  ·  PROSTATE  ·  PROTEGER  ·  PROTHESE  ·  PROXIMITE  ·  PSOITE  ·  PSY  ·  PSYCHIQUE  ·  PSYCHISME  ·  PUBIS  ·  PULPITE  ·  PURGE  ·  PYROSIS  ·  QUALITE  ·  QUININE  ·  RADIO  ·  RADIUS  ·  RAMBINER  ·  RAMENER  ·  RANIMER  ·  RAPPORTER  ·  RATE  ·  RECHERCHE  ·  RECHUTE  ·  RECOUDRE  ·  RECTUM  ·  REFLEX  ·  REGIME  ·  REIKI  ·  REIN  ·  REJET  ·  RELEVER  ·  RELIQUE  ·  REMEDE  ·  REMEDIER  ·  REMISSION  ·  REMPLACER  ·  RENAITRE  ·  RENAL  ·  RESIDANAT  ·  RESIDENCE  ·  RESPIRER  ·  RETARDER  ·  RETINE  ·  REVERT  ·  REVIVRE  ·  REVUE  ·  RHESUS  ·  RHUME  ·  ROTULE  ·  RUGINE  ·  SACRUM  ·  SAIGNEUR  ·  SAIN  ·  SALETE  ·  SALIVE  ·  SALLE  ·  SALUBRITE  ·  SAMU  ·  SANG  ·  SANIEUX  ·  SANITAIRE  ·  SANTE  ·  SAUNA  ·  SAVANT  ·  SCALPEL  ·  SCANNER  ·  SCIENCE  ·  SCOLIOSE  ·  SEANCE  ·  SECOURIR  ·  SECOURS  ·  SEDATIF  ·  SEJOUR  ·  SEPSIS  ·  SEQUELLE  ·  SERUM  ·  SERVICE  ·  SEVRAGE  ·  SIDA  ·  SINUS  ·  SIROP  ·  SOCIAL  ·  SOIGNAGE  ·  SOIGNANT  ·  SOIGNER  ·  SOIGNEUR  ·  SOIN  ·  SOMNIFERE  ·  SON  ·  SOUCOUPE  ·  SOULAGER  ·  SOUTENIR  ·  SPATULE  ·  SPICA  ·  STERNUM  ·  STRESS  ·  SUBSTANCE  ·  SUCCEDANE  ·  SUEUR  ·  SURDITE  ·  SURDOSE  ·  SUROS  ·  SUTURAL  ·  SUTURE  ·  SUTURER  ·  SYMPTOME  ·  SYMPTOMES  ·  SYNCOPE  ·  SYSTOLE  ·  TENSION  ·  TEST  ·  THERAPIE  ·  THESE  ·  THYMUS  ·  THYROIDE  ·  TIBIA  ·  TOPIQUE  ·  TORSE  ·  TOUBIB  ·  TOUCHER  ·  TOURNIS  ·  TOUX  ·  TOXIQUE  ·  TRACHEE  ·  TRAITER  ·  TRAVAIL  ·  TREPAN  ·  TREPHINE  ·  TROCART  ·  TROUBLE  ·  TUMEUR  ·  TUTORAT  ·  TYMPAN  ·  TYMPANITE  ·  ULCERE  ·  URGENCE  ·  URINE  ·  UROLOGIE  ·  USAGE  ·  UTERUS  ·  VACCIN  ·  VALVE  ·  VALVULE  ·  VAPEUR  ·  VARICELLE  ·  VARIOLE  ·  VECTEUR  ·  VEILLER  ·  VEINE  ·  VERMIFUGE  ·  VERTEBRE  ·  VERTIGE  ·  VERTIGO  ·  VERTU  ·  VESICULE  ·  VIAGRA  ·  VIGILANCE  ·  VIRAL  ·  VIRUS  ·  VISION  ·  VISITE  ·  VITAMINE</w:t>
+        <w:t xml:space="preserve">ABCES  ·  ABDOMEN  ·  ABOLIR  ·  ACADEMIE  ·  ACCUEIL  ·  ACNE  ·  ACOUSIE  ·  ADOUCIR  ·  AFFECT  ·  AFFECTER  ·  AFFECTION  ·  AGIR  ·  AGREGE  ·  AIDE  ·  AIDER  ·  AIGUILLE  ·  AIR  ·  AJUSTER  ·  ALCALOIDE  ·  ALIENE  ·  ALIENISTE  ·  ALLAITER  ·  ALLERGIE  ·  ALLOPATHE  ·  ALVEOLE  ·  ALZHEIMER  ·  AMADOUER  ·  AMBULANCE  ·  AMELIORER  ·  AMINE  ·  AMPOULE  ·  ANALYSE  ·  ANATOMIE  ·  ANEMIE  ·  ANIS  ·  ANNEXE  ·  ANSE  ·  ANTALGIE  ·  ANTICORPS  ·  ANTIDOTE  ·  ANTIGENE  ·  ANTIVIRAL  ·  ANXIETE  ·  AORTE  ·  APHASIE  ·  APPELER  ·  APPENDICE  ·  APPRETER  ·  APPROCHE  ·  ARRANGER  ·  ARTERE  ·  ASCITE  ·  ASEPSIE  ·  ASILE  ·  ASPIRINE  ·  ASSAINIR  ·  ASSIDUITE  ·  ASSISTER  ·  ASSURANCE  ·  ASSURE  ·  ASTHME  ·  ASTIQUER  ·  ATOPIE  ·  ATTELLE  ·  ATTENDRIR  ·  ATTENTIF  ·  AUDITION  ·  AURIFIER  ·  AUTOPSIE  ·  AVENANT  ·  AVIS  ·  AVULSION  ·  BACHELIER  ·  BACILLE  ·  BACTERIE  ·  BAIN  ·  BANDER  ·  BASSIN  ·  BATTRE  ·  BAUME  ·  BELLADONE  ·  BERCER  ·  BESOIN  ·  BICHONNER  ·  BIENETRE  ·  BILE  ·  BILLARD  ·  BIOCHIMIE  ·  BIOLOGIE  ·  BIOPSIE  ·  BISTOURI  ·  BLESSE  ·  BLESSER  ·  BLESSURE  ·  BLOC  ·  BOTANIQUE  ·  BOTANISTE  ·  BRANCARD  ·  BREUVAGE  ·  BREVET  ·  BRIDGE  ·  BROCHE  ·  BRONCHE  ·  BROSSER  ·  BUCAL  ·  CABINET  ·  CAFEINE  ·  CAILLOT  ·  CAJOLER  ·  CALCULER  ·  CALINER  ·  CALMANT  ·  CALMER  ·  CAMPUS  ·  CANCER  ·  CAPSULE  ·  CARABIN  ·  CARDIAC  ·  CARDIAQUE  ·  CARENCE  ·  CARIE  ·  CATEGORIE  ·  CECITE  ·  CELLULE  ·  CENTRE  ·  CERVEAU  ·  CHAIRE  ·  CHALEUR  ·  CHARCUTER  ·  CHARGE  ·  CHARGER  ·  CHARLATAN  ·  CHATIER  ·  CHERIR  ·  CHEVILLE  ·  CHIMIE  ·  CHIRURGIE  ·  CHOC  ·  CHOYER  ·  CICATRICE  ·  CIRCULER  ·  CIVIERE  ·  CLAIR  ·  CLAMP  ·  CLAVICULE  ·  CLIENTELE  ·  CLINICIEN  ·  CLINIQUE  ·  CLONAGE  ·  CODEINE  ·  COEUR  ·  COLI  ·  COLLYRE  ·  COMA  ·  COMBLER  ·  COMPASSER  ·  COMPLAIRE  ·  COMPLETE  ·  COMPRIME  ·  CONCERTER  ·  CONFIER  ·  CONSTANTS  ·  CONSULTER  ·  CONVOI  ·  COQUET  ·  CORNEE  ·  CORRIGER  ·  COTE  ·  COUPURE  ·  COURS  ·  CRANE  ·  CREME  ·  CRISE  ·  CROUP  ·  CUBITUS  ·  CULTIVER  ·  CURARE  ·  CURATIF  ·  CURE  ·  CURETAGE  ·  CURSUS  ·  CUTANE  ·  DAVIER  ·  DECES  ·  DEFENDRE  ·  DEFICIT  ·  DELIRE  ·  DELIVRER  ·  DEMENCE  ·  DENTAIRE  ·  DENTISTE  ·  DEPENDRE  ·  DEPISTAGE  ·  DESC  ·  DETENDRE  ·  DEVOIR  ·  DIALYSE  ·  DIASTASE  ·  DIASTOLE  ·  DIFFERER  ·  DIGERER  ·  DILIGENCE  ·  DIPLOME  ·  DISCUTER  ·  DIURESE  ·  DOCENT  ·  DOCTEUR  ·  DOCTORAT  ·  DORLOTER  ·  DORTOIR  ·  DOSAGE  ·  DOSE  ·  DOSSIER  ·  DOUCHE  ·  DOULEUR  ·  DOYEN  ·  DROGUE  ·  DUREE  ·  DYSLOGIE  ·  EAU  ·  ECARTEUR  ·  ECHAPPER  ·  ECHO  ·  ECOLE  ·  EDITION  ·  EDUQUER  ·  EFFACER  ·  EFFET  ·  EFFICACE  ·  EFFROI  ·  EGARDS  ·  ELEMENT  ·  ELLEBORE  ·  EMOI  ·  EMPIRIQUE  ·  EMPIRISME  ·  EMPLATRE  ·  ENTORSE  ·  ENZYME  ·  EPIDEMIE  ·  EPIGLOTTE  ·  EPILEPSIE  ·  EPITOPE  ·  EPULIDE  ·  ERIGNE  ·  ERINE  ·  ESCULAPE  ·  ESPOIR  ·  ESTOMAC  ·  ESTOMPER  ·  ETHIQUE  ·  ETIOLOGIE  ·  ETUDE  ·  ETUDIANT  ·  ETUDIER  ·  EVACUE  ·  EVACUER  ·  EXAMEN  ·  EXCIPIENT  ·  EXCISER  ·  EXERCER  ·  EXERCICE  ·  EXERESE  ·  EXOSTOSE  ·  EXTERNAT  ·  EXTERNE  ·  FACULTE  ·  FEMUR  ·  FIEVRE  ·  FIGNOLER  ·  FISTULE  ·  FOIE  ·  FOLIE  ·  FONGIQUE  ·  FORCEPS  ·  FOUILLER  ·  FOYER  ·  FRACTURE  ·  FRAISE  ·  FROID  ·  FROTTIS  ·  FURONCLE  ·  GALENIQUE  ·  GALENISME  ·  GALIEN  ·  GANTELET  ·  GARANTIR  ·  GARDER  ·  GARROT  ·  GASTRIQUE  ·  GASTRO  ·  GATER  ·  GELULE  ·  GENE  ·  GENERALE  ·  GENERIQUE  ·  GENIQUE  ·  GERIATRIE  ·  GERME  ·  GLOBULE  ·  GREFFE  ·  GROSSESSE  ·  GUERIR  ·  GUERISON  ·  HAUSSER  ·  HEMATIE  ·  HEPATIQUE  ·  HERNIE  ·  HILON  ·  HOPITAL  ·  HORMONE  ·  HOSPICE  ·  HOSTO  ·  HUMAIN  ·  HUMERUS  ·  HYDRATE  ·  HYGIENE  ·  HYSTERIE  ·  ICHTYOL  ·  ICTERE  ·  IMAGERIE  ·  IMMUN  ·  IMPLANT  ·  INCISEUR  ·  INCURABLE  ·  INFECTION  ·  INFIRMIER  ·  INGESTION  ·  INJECTION  ·  INNOCUITE  ·  INSTITUT  ·  INSTRUIRE  ·  INSULINE  ·  INTERNAT  ·  INTERNE  ·  INTESTIN  ·  IRM  ·  ISOTONIE  ·  JEUN  ·  KERATOSE  ·  KYSTE  ·  LAISSE  ·  LAISSER  ·  LARME  ·  LAVAGE  ·  LAVEMENT  ·  LAXATIF  ·  LECHER  ·  LEGISTE  ·  LEPRE  ·  LESE  ·  LESION  ·  LEUCOSE  ·  LEVER  ·  LIBERAL  ·  LIME  ·  LIQUIDE  ·  LIT  ·  LOTION  ·  LUMIERE  ·  LUPUS  ·  LUXATION  ·  LYMPHE  ·  MAJOR  ·  MAL  ·  MALADE  ·  MALADIE  ·  MALADIF  ·  MALAISE  ·  MALARIA  ·  MANDIBULE  ·  MARIJUANA  ·  MASSAGE  ·  MATERNER  ·  MEDECIN  ·  MEDECINE  ·  MEDICAL  ·  MEDICINAL  ·  MEDICINE  ·  MEDOC  ·  MENTAL  ·  METTRE  ·  MINUTIEUX  ·  MISSION  ·  MITRALE  ·  MODERER  ·  MOELLE  ·  MOLECULE  ·  MORGUE  ·  MORPHINE  ·  MORSURE  ·  MOXA  ·  MUTISME  ·  NEGLIGER  ·  NETTOYER  ·  NEURAL  ·  NEVRITE  ·  NEVROSE  ·  NOBEL  ·  NOCIF  ·  NOSOMANIE  ·  NOTICE  ·  NOURRIR  ·  NUTRITION  ·  OBVIER  ·  OCULISTE  ·  ODONTITE  ·  OFFICINE  ·  OLFACTION  ·  ONCOLOGIE  ·  ONCOLOGUE  ·  ONCTION  ·  OPERATION  ·  OPERER  ·  OPIUM  ·  OPTICIEN  ·  ORALE  ·  ORDRE  ·  ORGANE  ·  ORTHESE  ·  OSSEUX  ·  OTER  ·  OTITE  ·  OTOLOGIE  ·  OTOSCOPE  ·  OVAIRE  ·  OXYGENE  ·  PALEUR  ·  PALLIATIF  ·  PALPER  ·  PALUDISME  ·  PANACEE  ·  PANCREAS  ·  PANSE  ·  PANSER  ·  PAPULE  ·  PARASITE  ·  PARER  ·  PATIENT  ·  PEAU  ·  PEDIATRE  ·  PEDIATRIE  ·  PERFUSION  ·  PERIME  ·  PESTE  ·  PEUR  ·  PHAGE  ·  PHALANGE  ·  PHARMACIE  ·  PHOBIE  ·  PHONIATRE  ·  PHYSICIEN  ·  PILULE  ·  PINCE  ·  PIQURE  ·  PLACEBO  ·  PLAIE  ·  PLAQUETTE  ·  PLEURALE  ·  PLEXUS  ·  PNEUMONIE  ·  PODOLOGIE  ·  PODOLOGUE  ·  POIGNET  ·  POLYPE  ·  PONCTION  ·  PONT  ·  PONTER  ·  POSOLOGIE  ·  POTION  ·  POULS  ·  POUMON  ·  POUPEE  ·  POURVOIR  ·  POUVOIR  ·  PRATICIEN  ·  PRATIQUER  ·  PRECIS  ·  PRENANT  ·  PRESCRIT  ·  PRESERVER  ·  PRESSION  ·  PREVENIR  ·  PRIERE  ·  PRIS  ·  PRISE  ·  PROCESSUS  ·  PROCURER  ·  PRODIGUE  ·  PRODIGUER  ·  PROGRES  ·  PRONOSTIC  ·  PROPHETIE  ·  PROPRETE  ·  PROSTATE  ·  PROTEGER  ·  PROTHESE  ·  PROXIMITE  ·  PSOITE  ·  PSY  ·  PSYCHIQUE  ·  PSYCHISME  ·  PUBIS  ·  PULPITE  ·  PURGE  ·  PYROSIS  ·  QUALITE  ·  QUININE  ·  RADIO  ·  RADIUS  ·  RAMBINER  ·  RAMENER  ·  RANIMER  ·  RAPPORTER  ·  RATE  ·  RECHERCHE  ·  RECHUTE  ·  RECOUDRE  ·  RECTUM  ·  REFLEX  ·  REGIME  ·  REIKI  ·  REIN  ·  REJET  ·  RELEVER  ·  RELIQUE  ·  REMEDE  ·  REMEDIER  ·  REMISSION  ·  REMPLACER  ·  RENAITRE  ·  RENAL  ·  RESIDANAT  ·  RESIDENCE  ·  RESPIRER  ·  RETARDER  ·  RETINE  ·  REVERT  ·  REVIVRE  ·  REVUE  ·  RHESUS  ·  RHUME  ·  ROTULE  ·  RUGINE  ·  SACRUM  ·  SAIGNEUR  ·  SAIN  ·  SALETE  ·  SALIVE  ·  SALLE  ·  SALUBRITE  ·  SAMU  ·  SANG  ·  SANIEUX  ·  SANITAIRE  ·  SANTE  ·  SAUNA  ·  SAVANT  ·  SCALPEL  ·  SCANNER  ·  SCIENCE  ·  SCOLIOSE  ·  SEANCE  ·  SECOURIR  ·  SECOURS  ·  SEDATIF  ·  SEJOUR  ·  SEPSIS  ·  SEQUELLE  ·  SERUM  ·  SERVICE  ·  SEVRAGE  ·  SIDA  ·  SINUS  ·  SIROP  ·  SOCIAL  ·  SOIGNAGE  ·  SOIGNANT  ·  SOIGNER  ·  SOIGNEUR  ·  SOIN  ·  SOMNIFERE  ·  SON  ·  SOUCOUPE  ·  SOULAGER  ·  SOUTENIR  ·  SPATULE  ·  SPICA  ·  STERNUM  ·  STRESS  ·  SUBSTANCE  ·  SUCCEDANE  ·  SUEUR  ·  SURDITE  ·  SURDOSE  ·  SUROS  ·  SUTURAL  ·  SUTURE  ·  SUTURER  ·  SYMPTOME  ·  SYMPTOMES  ·  SYNCOPE  ·  SYSTOLE  ·  TENSION  ·  TEST  ·  THERAPIE  ·  THESE  ·  THYMUS  ·  THYROIDE  ·  TIBIA  ·  TOPIQUE  ·  TORSE  ·  TOUBIB  ·  TOUCHER  ·  TOURNIS  ·  TOUX  ·  TOXIQUE  ·  TRACHEE  ·  TRAITER  ·  TRAVAIL  ·  TREPAN  ·  TREPHINE  ·  TROCART  ·  TROUBLE  ·  TUMEUR  ·  TUTORAT  ·  TYMPAN  ·  TYMPANITE  ·  ULCERE  ·  URGENCE  ·  URINE  ·  UROLOGIE  ·  USAGE  ·  UTERUS  ·  VACCIN  ·  VALVE  ·  VALVULE  ·  VAPEUR  ·  VARICELLE  ·  VARIOLE  ·  VECTEUR  ·  VEILLER  ·  VEINE  ·  VERMIFUGE  ·  VERTEBRE  ·  VERTIGE  ·  VERTIGO  ·  VERTU  ·  VESICULE  ·  VIAGRA  ·  VIGILANCE  ·  VIRAL  ·  VIRUS  ·  VISION  ·  VISITE  ·  VITAMINE</w:t>
       </w:r>
     </w:p>
     <w:tbl>
@@ -10759,7 +10759,7 @@
                 <w:sz w:val="16"/>
                 <w:szCs w:val="16"/>
               </w:rPr>
-              <w:t xml:space="preserve">1019 mots</w:t>
+              <w:t xml:space="preserve">1020 mots</w:t>
             </w:r>
           </w:p>
         </w:tc>
@@ -10791,7 +10791,7 @@
           <w:sz w:val="15"/>
           <w:szCs w:val="15"/>
         </w:rPr>
-        <w:t xml:space="preserve">ABATEE  ·  ABER  ·  ABORD  ·  ABORDAGE  ·  ABORDER  ·  ABRI  ·  ABYSSAL  ·  ACCALMIE  ·  ACCONAGE  ·  ACCORE  ·  ACCOSTAGE  ·  ACCOSTER  ·  ACONIER  ·  ACTUAIRE  ·  AERIEN  ·  AEROBUS  ·  AERODYNE  ·  AERONAVAL  ·  AERONEF  ·  AEROPLANE  ·  AEROSTAT  ·  AFFALER  ·  AFFINER  ·  AFFRETER  ·  AFFRETEUR  ·  AGREEUR  ·  AGRES  ·  AIRE  ·  AJUT  ·  ALBATROS  ·  ALERTE  ·  ALGUES  ·  ALLEE  ·  ALLEGE  ·  ALLURE  ·  ALOSE  ·  ALTIPORT  ·  AMARINER  ·  AMARRAGE  ·  AMARRE  ·  AMARRER  ·  AMARRES  ·  AME  ·  AMER  ·  AMERRIR  ·  AMERS  ·  AMIRAL  ·  AMIRAUTE  ·  AMMARE  ·  AMONT  ·  AMURE  ·  ANCHOIS  ·  ANCRAGE  ·  ANCRE  ·  ANCRER  ·  ANGARIE  ·  ANGLE  ·  ANNEXE  ·  ANORDIR  ·  ANSE  ·  ANTENNE  ·  APIQUER  ·  APOTRE  ·  APPARAUX  ·  APPAT  ·  AQUATIQUE  ·  ARCASSE  ·  ARCHE  ·  ARCHIPEL  ·  ARCTIQUE  ·  ARCURE  ·  ARISER  ·  ARMADA  ·  ARMATEUR  ·  ARMEE  ·  ARMEMENT  ·  ARMER  ·  ARRIMAGE  ·  ARRIMER  ·  ARSENAL  ·  ARTIMON  ·  ASPIRER  ·  ASTROLABE  ·  ASTRONEF  ·  ATTERRAGE  ·  ATTERRIR  ·  ATTERRRIR  ·  AUBE  ·  AULNE  ·  AURIQUE  ·  AUSSIERE  ·  AVAL  ·  AVANT  ·  AVARIE  ·  AVENTURE  ·  AVIATEUR  ·  AVIATION  ·  AVION  ·  AVIONIQUE  ·  AVIRON  ·  AVISO  ·  AZIMUT  ·  AZUR  ·  BABORD  ·  BAC  ·  BAGNOLE  ·  BAIE  ·  BAIGNADE  ·  BAIGNER  ·  BAILLE  ·  BALADE  ·  BALANCIER  ·  BALEINE  ·  BALISAGE  ·  BALISE  ·  BALLAST  ·  BALLON  ·  BALNEAIRE  ·  BALTIQUE  ·  BANC  ·  BANDE  ·  BANNIERE  ·  BANQUE  ·  BANQUER  ·  BANQUISE  ·  BARGE  ·  BARQUE  ·  BARQUIER  ·  BARRAGE  ·  BARRE  ·  BARREUR  ·  BARREUSE  ·  BARROT  ·  BASE  ·  BATAILLE  ·  BATEAU  ·  BATELIER  ·  BATIMENT  ·  BATTANT  ·  BEAUPRE  ·  BEQUILLE  ·  BER  ·  BERGE  ·  BIEF  ·  BIPLACE  ·  BITTE  ·  BLOCUS  ·  BOME  ·  BORD  ·  BORDE  ·  BORDEE  ·  BORDIER  ·  BORNAGE  ·  BORNE  ·  BOSCO  ·  BOSSOIR  ·  BOUCHE  ·  BOUCLE  ·  BOUEE  ·  BOUGE  ·  BOULINE  ·  BOULINIER  ·  BOUSSOLE  ·  BOUT  ·  BOUTE  ·  BOUTRE  ·  BRASSE  ·  BRASSER  ·  BREST  ·  BREVET  ·  BRICK  ·  BRIDGE  ·  BRISANTS  ·  BRISE  ·  BRULOT  ·  BRUME  ·  BUGNE  ·  BULBE  ·  CABAN  ·  CABESTAN  ·  CABINE  ·  CABINIER  ·  CABLE  ·  CABLIER  ·  CABOTAGE  ·  CABOTER  ·  CABOTEUR  ·  CABRE  ·  CABRION  ·  CADRE  ·  CAIQUE  ·  CAISSON  ·  CALAGE  ·  CALANQUE  ·  CALCUL  ·  CALE  ·  CALER  ·  CALME  ·  CAMBUSE  ·  CANAL  ·  CANALISER  ·  CANOE  ·  CANONNIER  ·  CANOT  ·  CANOTAGE  ·  CAP  ·  CAPACITE  ·  CAPE  ·  CAPITAINE  ·  CAPOT  ·  CAPRE  ·  CAPTURE  ·  CARAQUE  ·  CARAVELLE  ·  CARENAGE  ·  CARENE  ·  CARGAISON  ·  CARGO  ·  CARLINGUE  ·  CARREE  ·  CARTE  ·  CARTES  ·  CARWING  ·  CASQUE  ·  CATAMARAN  ·  CAVERNE  ·  CEINTURE  ·  CHAINE  ·  CHALAND  ·  CHALINGUE  ·  CHALOUPE  ·  CHALUT  ·  CHALUTIER  ·  CHAMBARD  ·  CHANTIER  ·  CHANVRE  ·  CHAPITRE  ·  CHARPENTE  ·  CHARTER  ·  CHASSE  ·  CHASSER  ·  CHAVIRER  ·  CHEBEC  ·  CHEMIN  ·  CHENAL  ·  CHRONIQUE  ·  CINGLE  ·  CINGLER  ·  CIRCUIT  ·  CIRCULER  ·  CIVILE  ·  CLAN  ·  CLASSE  ·  CLIPPER  ·  CLOCHE  ·  CLORE  ·  CLOU  ·  COCHE  ·  COCKPIT  ·  CODE  ·  COFFRE  ·  COMMERCE  ·  COMPAS  ·  COMPTEUR  ·  COMPTOIR  ·  CONDITION  ·  CONDUIRE  ·  CONDUITE  ·  CONNECT  ·  CONQUE  ·  CONSULTER  ·  CONTACT  ·  CONTENEUR  ·  CONTRE  ·  CONTREE  ·  CONTROLE  ·  CONVOI  ·  COPIE  ·  COQUE  ·  COQUILLE  ·  COQUILLIE  ·  CORAIL  ·  CORDAGE  ·  CORDE  ·  CORDIER  ·  CORSAIRE  ·  CORVETTE  ·  COTE  ·  COTIER  ·  COTIERE  ·  COTRE  ·  COUDE  ·  COULE  ·  COULER  ·  COURANT  ·  COURANTS  ·  COURBE  ·  COURS  ·  COUTURE  ·  CRABE  ·  CRAWLER  ·  CREATURE  ·  CREVETTE  ·  CRIQUE  ·  CROC  ·  CROISER  ·  CROISEUR  ·  CROISIERE  ·  CROUPIAT  ·  CRUSTACE  ·  CUEILLE  ·  CUIRASSE  ·  CYCLONE  ·  DAGUE  ·  DAILLOT  ·  DALLE  ·  DALOT  ·  DANGER  ·  DARCE  ·  DARSE  ·  DAVIER  ·  DEBARDER  ·  DEBARQUER  ·  DEBORDER  ·  DEBOUCHE  ·  DECHET  ·  DECLASSER  ·  DECLIN  ·  DECODER  ·  DECODEUR  ·  DECOUVRIR  ·  DEFENSE  ·  DEFERLER  ·  DEFILER  ·  DEGREER  ·  DEHALER  ·  DEHORS  ·  DELTA  ·  DEMARRAGE  ·  DEMI  ·  DEPART  ·  DEPLACER  ·  DERIVE  ·  DERIVER  ·  DERIVEUR  ·  DETRESSE  ·  DETROIT  ·  DEVANT  ·  DEVIER  ·  DIESE  ·  DIGUE  ·  DIRECTION  ·  DIRIGER  ·  DISTANCE  ·  DOCK  ·  DOCKER  ·  DORIS  ·  DOUBLER  ·  DRAGAGE  ·  DRAGUE  ·  DRAGUEUR  ·  DRISSE  ·  DRISSEE  ·  DRISSER  ·  DROIT  ·  DROME  ·  DUNE  ·  DUNETTE  ·  DUREE  ·  DURION  ·  EAU  ·  EBBE  ·  EBE  ·  EBOUTER  ·  ECHARPE  ·  ECHELLE  ·  ECHIQUIER  ·  ECHOUAGE  ·  ECHOUER  ·  ECLAIR  ·  ECLUSE  ·  ECLUSIER  ·  ECOLE  ·  ECOPE  ·  ECOPER  ·  ECOUTE  ·  ECOUTILLE  ·  ECUBIER  ·  ECUEIL  ·  ECUME  ·  ECUSSON  ·  ECUYER  ·  ELBE  ·  ELLIPSE  ·  EMBARDEE  ·  EMBARDER  ·  EMBARGO  ·  EMBARQUER  ·  EMBARRER  ·  EMETTEUR  ·  ENCAPER  ·  ENGIN  ·  ENSEIGNE  ·  ENTREE  ·  EPAVE  ·  EPERON  ·  EPI  ·  EQUINOXE  ·  EQUIPAGE  ·  EQUIPEE  ·  ERRANCE  ·  ERRANT  ·  ERRE  ·  ERRER  ·  ESCADRE  ·  ESCALE  ·  ESCAPADE  ·  ESCAUT  ·  ESPACE  ·  ESPADON  ·  ESPALIER  ·  ESSOR  ·  ESTIME  ·  ESTRAN  ·  ESTUAIRE  ·  ESTURGEON  ·  ETAI  ·  ETALE  ·  ETAPE  ·  ETENDUE  ·  ETOFFE  ·  ETRAVE  ·  ETUVE  ·  EVASION  ·  EVITAGE  ·  EVITER  ·  EVOLUER  ·  EXCURSION  ·  EXPEDIER  ·  EXPLORER  ·  FACADE  ·  FAIRE  ·  FALOT  ·  FANAL  ·  FANION  ·  FARDEAU  ·  FAUNE  ·  FAUX  ·  FENDRE  ·  FERME  ·  FERRIE  ·  FERRURE  ·  FERRY  ·  FETCH  ·  FEU  ·  FEUX  ·  FIGURE  ·  FILE  ·  FILER  ·  FILIERE  ·  FJORD  ·  FLANER  ·  FLANERIE  ·  FLECHE  ·  FLEUVE  ·  FLORE  ·  FLOT  ·  FLOTS  ·  FLOTTANT  ·  FLOTTE  ·  FLOTTER  ·  FLOTTILLE  ·  FLUTE  ·  FLUVIAL  ·  FLUVIALE  ·  FLUX  ·  FOKKER  ·  FOND  ·  FORCE  ·  FORCER  ·  FOSSE  ·  FOUET  ·  FRANCHIE  ·  FRAPPE  ·  FREGATE  ·  FRET  ·  FRETEUR  ·  FRONTIERE  ·  FUIR  ·  FURIN  ·  FUSEE  ·  FUSELAGE  ·  GABARIT  ·  GABIER  ·  GAILLARD  ·  GALERE  ·  GALION  ·  GANSE  ·  GARDE  ·  GARMIN  ·  GAUCHIR  ·  GAZIER  ·  GISEMENT  ·  GITE  ·  GLACE  ·  GODILLE  ·  GOELETTE  ·  GOLFE  ·  GONDOLE  ·  GOURSE  ·  GOUVERNER  ·  GRADE  ·  GRAIN  ·  GREAGE  ·  GREEMENT  ·  GREER  ·  GREVE  ·  GRIFFE  ·  GROS  ·  GRUE  ·  GUERRE  ·  GUIBRE  ·  GUIDAGE  ·  GUIDE  ·  GUIDER  ·  GUIDON  ·  GUINDER  ·  GYROSCOPE  ·  HALAGE  ·  HAMPE  ·  HARENG  ·  HAUBAN  ·  HAUTURIER  ·  HELICE  ·  HELIPORT  ·  HERPE  ·  HEURE  ·  HISSER  ·  HORIZON  ·  HORSBORD  ·  HOTESSE  ·  HOULE  ·  HUBLOT  ·  HUNE  ·  HYDRAVION  ·  ICEBERG  ·  ILE  ·  ILOT  ·  IMAGES  ·  INDUSTRIE  ·  INERTIEL  ·  INTERNET  ·  INTRANET  ·  ISTHME  ·  JAS  ·  JAUGE  ·  JAUGER  ·  JET  ·  JETEE  ·  JETER  ·  JONQUE  ·  JOUE  ·  JOUET  ·  JOUG  ·  JUMELLES  ·  JUSANT  ·  KAMAL  ·  KAYAK  ·  KETCH  ·  KOCH  ·  LAC  ·  LACET  ·  LACUSTRE  ·  LAGUNE  ·  LAKE  ·  LAMANEUR  ·  LAME  ·  LARGE  ·  LARGUE  ·  LARGUER  ·  LATITUDE  ·  LATTE  ·  LENTEUR  ·  LEST  ·  LESTAGE  ·  LESTER  ·  LESTEUR  ·  LEVEE  ·  LIAISON  ·  LIBRE  ·  LIEU  ·  LIEUE  ·  LIGNE  ·  LIMANDE  ·  LIMANDER  ·  LIMBE  ·  LINER  ·  LISSER  ·  LIT  ·  LIVRE  ·  LOCH  ·  LOF  ·  LOGICIEL  ·  LOINTAIN  ·  LOISIR  ·  LONGER  ·  LONGITUDE  ·  LONGUEUR  ·  LOOXER  ·  LORAN  ·  LOUP  ·  LUNETTE  ·  MAILLOT  ·  MAITRE  ·  MANCHE  ·  MANOEUVRE  ·  MANŒUVRE  ·  MANŒUVRER  ·  MAQUEREAU  ·  MARCHAND  ·  MARCHANDE  ·  MARCHER  ·  MAREE  ·  MAREYAGE  ·  MARGAT  ·  MARIN  ·  MARINA  ·  MARINE  ·  MARINIER  ·  MARITIME  ·  MARNAGE  ·  MAROQUIN  ·  MAROTTE  ·  MASSE  ·  MASSIF  ·  MAT  ·  MATELOT  ·  MATER  ·  MATURE  ·  MAUVAIS  ·  MAYDAY  ·  MECHE  ·  MEDITER  ·  MENER  ·  MER  ·  MERIDIEN  ·  MESTRE  ·  METEO  ·  METHANIER  ·  MILE  ·  MILITAIRE  ·  MILLE  ·  MISAINE  ·  MISSILE  ·  MISSION  ·  MOBILE  ·  MODULE  ·  MOLE  ·  MOLLE  ·  MONOCOQUE  ·  MONTAGNE  ·  MORSE  ·  MORUE  ·  MOTEUR  ·  MOUETTE  ·  MOUILLAGE  ·  MOUILLER  ·  MOUSSE  ·  MOUSSON  ·  MOUVEMENT  ·  NAGE  ·  NAGER  ·  NAPPE  ·  NAUFRAGE  ·  NAUFRAGER  ·  NAUTIQUE  ·  NAUTISME  ·  NAVAL  ·  NAVALE  ·  NAVETTE  ·  NAVIGABLE  ·  NAVIGANT  ·  NAVIGUER  ·  NAVIRE  ·  NEF  ·  NEGRIER  ·  NOEUD  ·  NORD  ·  NORDET  ·  NŒUD  ·  NŒUDS  ·  OBSTACLE  ·  OCEAN  ·  OCEANIQUE  ·  OCTANT  ·  OFFICIER  ·  ONDE  ·  ONGLET  ·  OPERATION  ·  ORIN  ·  ORMEAU  ·  OUVERT  ·  PACHA  ·  PAGAIE  ·  PALE  ·  PANIER  ·  PAQUEBOT  ·  PARAGE  ·  PARALLELE  ·  PARCOURIR  ·  PAROI  ·  PARTIR  ·  PASSAGE  ·  PASSAGER  ·  PASSE  ·  PASSEUR  ·  PATARAS  ·  PAVILLON  ·  PAYSAGE  ·  PEAGE  ·  PECHE  ·  PECHER  ·  PECHEUR  ·  PENDANT  ·  PENICHE  ·  PENINSULE  ·  PERDITION  ·  PERIPLE  ·  PERMIS  ·  PERROQUET  ·  PERTUIS  ·  PETROLIER  ·  PHARE  ·  PHOQUE  ·  PIAULE  ·  PIED  ·  PIETON  ·  PILOTAGE  ·  PILOTE  ·  PILOTER  ·  PILOTIN  ·  PINASSE  ·  PIRATE  ·  PIRATERIE  ·  PIROGUE  ·  PLAGE  ·  PLAIN  ·  PLAISANCE  ·  PLANCHE  ·  PLANCTON  ·  PLANETE  ·  PLANEUR  ·  PLAT  ·  PLEIN  ·  PLONGEE  ·  PLONGEON  ·  PLONGER  ·  PLONGEUR  ·  POIGNEE  ·  POINT  ·  POISSON  ·  POLAIRE  ·  POLDER  ·  POLE  ·  POLLUTION  ·  POLYNIE  ·  PONANT  ·  PONT  ·  PONTEE  ·  PONTON  ·  PORT  ·  PORTE  ·  PORTEE  ·  PORTIER  ·  PORTUAIRE  ·  PORTULAN  ·  POSITION  ·  POULIE  ·  POUPE  ·  PRECISION  ·  PRISE  ·  PROFIL  ·  PROJET  ·  PROJETER  ·  PROPULSER  ·  PROUE  ·  PUISSANCE  ·  QUADRANT  ·  QUAI  ·  QUILLE  ·  QUIRAT  ·  RADAR  ·  RADE  ·  RADEAU  ·  RADIO  ·  RAFALE  ·  RAGUE  ·  RAME  ·  RAMER  ·  RAMEUR  ·  RAMPE  ·  RANCE  ·  RANDONNEE  ·  RANGER  ·  RASER  ·  RATELIER  ·  RATIERE  ·  RATING  ·  RAZ  ·  RECEPTEUR  ·  RECHERCHE  ·  RECIF  ·  REFLUX  ·  REFUSER  ·  REGATE  ·  RELEVE  ·  REMORQUE  ·  REMORQUER  ·  REMOUS  ·  RENCONTRE  ·  REPERE  ·  REPRISE  ·  RESEAU  ·  RESSAC  ·  RETOUR  ·  REVER  ·  REVERIE  ·  RHUMB  ·  RIDE  ·  RIDER  ·  RIS  ·  RISEE  ·  RISER  ·  RIVAGE  ·  RIVE  ·  RIVERAIN  ·  RIVIERE  ·  ROCHE  ·  ROCHER  ·  ROULEAU  ·  ROULER  ·  ROULIER  ·  ROULIS  ·  ROUTAGE  ·  ROUTE  ·  ROUTES  ·  ROUTIER  ·  RUMB  ·  SABLE  ·  SABORDER  ·  SAFARI  ·  SAFRAN  ·  SARDINIER  ·  SATELLITE  ·  SAUMON  ·  SAUVETAGE  ·  SCIENCE  ·  SECOND  ·  SECTEUR  ·  SECURITE  ·  SEDIMENT  ·  SEICHE  ·  SEJOUR  ·  SEMAPHORE  ·  SEMELLE  ·  SENS  ·  SERRE  ·  SERRER  ·  SEXTANT  ·  SHARPIE  ·  SIGNAL  ·  SIGNAUX  ·  SILLAGE  ·  SILLONER  ·  SILLONNER  ·  SIRENE  ·  SKIPPER  ·  SONAR  ·  SONDAGE  ·  SONDE  ·  SONDEUR  ·  SONORE  ·  SORTIE  ·  SORTIR  ·  SOUS  ·  SOUSMARIN  ·  SOUTE  ·  SPECULER  ·  STEAM  ·  STEAMER  ·  STEWARD  ·  STOPPER  ·  SUET  ·  SUIF  ·  SURF  ·  SURFACE  ·  SURFER  ·  SURNAGER  ·  SUROIT  ·  SWEEPING  ·  SYSTEME  ·  SYZYGIE  ·  TABLEAU  ·  TABLIER  ·  TAMISE  ·  TANGAGE  ·  TANGON  ·  TANGUE  ·  TANGUER  ·  TANSIT  ·  TARMAC  ·  TAXIMETRE  ·  TECHNIQUE  ·  TEMPETE  ·  TENIR  ·  TERMINAL  ·  TERRESTRE  ·  THALASSO  ·  TIMONERIE  ·  TIMONIER  ·  TIRANT  ·  TIRE  ·  TIRER  ·  TJALK  ·  TOILE  ·  TON  ·  TONNAGE  ·  TONNE  ·  TONNEAU  ·  TORPILLE  ·  TOSSER  ·  TOUAGE  ·  TOUER  ·  TOULINE  ·  TOUR  ·  TOURELLE  ·  TOURISME  ·  TOURNEE  ·  TRACE  ·  TRAFIC  ·  TRAIN  ·  TRAINE  ·  TRAJET  ·  TRANCHE  ·  TRANSAT  ·  TRANSIT  ·  TRANSITER  ·  TRANSPORT  ·  TRAVEE  ·  TRAVERS  ·  TRAVERSEE  ·  TRAVERSER  ·  TRAVERSIN  ·  TREMATAGE  ·  TREMATER  ·  TRIANGLE  ·  TRIBORD  ·  TRIERE  ·  TRIP  ·  TRITON  ·  VACATION  ·  VAGUE  ·  VAGUER  ·  VAGUES  ·  VAIGRAGE  ·  VAISSEAU  ·  VALEUR  ·  VAPEUR  ·  VARECH  ·  VARIATION  ·  VARIER  ·  VECTEUR  ·  VEDETTE  ·  VEGA  ·  VEILLE  ·  VENT  ·  VENUE  ·  VERGE  ·  VERINE  ·  VIDE  ·  VIGIE  ·  VIKING  ·  VILLE  ·  VIOLON  ·  VIRAGE  ·  VIREMENT  ·  VIRER  ·  VIRURE  ·  VISEUR  ·  VISITE  ·  VISITER  ·  VISITEUR  ·  VITESSE  ·  VOGUER  ·  VOIE  ·  VOILE  ·  VOILERIE  ·  VOILIER  ·  VOILURE  ·  VOITURE  ·  VOL  ·  VOLANT  ·  VOLER  ·  VOYAGE  ·  VOYAGER  ·  VOYANT  ·  VRAQUIER  ·  WEB  ·  WINCH  ·  XEBEK  ·  YACHT  ·  YACHTING  ·  YARD  ·  YAWI  ·  YOGA  ·  YOLE  ·  ZENITH  ·  ZEPPELIN  ·  ZONE</w:t>
+        <w:t xml:space="preserve">ABATEE  ·  ABER  ·  ABORD  ·  ABORDAGE  ·  ABORDER  ·  ABRI  ·  ABYSSAL  ·  ACCALMIE  ·  ACCONAGE  ·  ACCORE  ·  ACCOSTAGE  ·  ACCOSTER  ·  ACONIER  ·  ACTUAIRE  ·  AERIEN  ·  AEROBUS  ·  AERODYNE  ·  AERONAVAL  ·  AERONEF  ·  AEROPLANE  ·  AEROSTAT  ·  AFFALER  ·  AFFINER  ·  AFFRETER  ·  AFFRETEUR  ·  AGREEUR  ·  AGRES  ·  AIRE  ·  AJUT  ·  ALBATROS  ·  ALERTE  ·  ALGUES  ·  ALLEE  ·  ALLEGE  ·  ALLURE  ·  ALOSE  ·  ALTIPORT  ·  AMARINER  ·  AMARRAGE  ·  AMARRE  ·  AMARRER  ·  AMARRES  ·  AME  ·  AMER  ·  AMERRIR  ·  AMERS  ·  AMIRAL  ·  AMIRAUTE  ·  AMMARE  ·  AMONT  ·  AMURE  ·  ANCHOIS  ·  ANCRAGE  ·  ANCRE  ·  ANCRER  ·  ANGARIE  ·  ANGLE  ·  ANNEXE  ·  ANORDIR  ·  ANSE  ·  ANTENNE  ·  APIQUER  ·  APOTRE  ·  APPARAUX  ·  APPAT  ·  AQUATIQUE  ·  ARCASSE  ·  ARCHE  ·  ARCHIPEL  ·  ARCTIQUE  ·  ARCURE  ·  ARISER  ·  ARMADA  ·  ARMATEUR  ·  ARMEE  ·  ARMEMENT  ·  ARMER  ·  ARRIMAGE  ·  ARRIMER  ·  ARSENAL  ·  ARTIMON  ·  ASPIRER  ·  ASTROLABE  ·  ASTRONEF  ·  ATTERRAGE  ·  ATTERRIR  ·  ATTERRRIR  ·  AUBE  ·  AULNE  ·  AURIQUE  ·  AUSSIERE  ·  AVAL  ·  AVANT  ·  AVARIE  ·  AVENTURE  ·  AVIATEUR  ·  AVIATION  ·  AVION  ·  AVIONIQUE  ·  AVIRON  ·  AVISO  ·  AZIMUT  ·  AZUR  ·  BABORD  ·  BAC  ·  BAGNOLE  ·  BAIE  ·  BAIGNADE  ·  BAIGNER  ·  BAILLE  ·  BALADE  ·  BALANCIER  ·  BALEINE  ·  BALISAGE  ·  BALISE  ·  BALLAST  ·  BALLON  ·  BALNEAIRE  ·  BALTIQUE  ·  BANC  ·  BANDE  ·  BANNIERE  ·  BANQUE  ·  BANQUER  ·  BANQUISE  ·  BARGE  ·  BARQUE  ·  BARQUIER  ·  BARRAGE  ·  BARRE  ·  BARREUR  ·  BARREUSE  ·  BARROT  ·  BASE  ·  BATAILLE  ·  BATEAU  ·  BATELIER  ·  BATIMENT  ·  BATTANT  ·  BEAUPRE  ·  BEQUILLE  ·  BER  ·  BERGE  ·  BIEF  ·  BIPLACE  ·  BITTE  ·  BLOCUS  ·  BOME  ·  BORD  ·  BORDE  ·  BORDEE  ·  BORDIER  ·  BORNAGE  ·  BORNE  ·  BOSCO  ·  BOSSOIR  ·  BOUCHE  ·  BOUCLE  ·  BOUEE  ·  BOUGE  ·  BOULINE  ·  BOULINIER  ·  BOUSSOLE  ·  BOUT  ·  BOUTE  ·  BOUTRE  ·  BRASSE  ·  BRASSER  ·  BREST  ·  BREVET  ·  BRICK  ·  BRIDGE  ·  BRISANTS  ·  BRISE  ·  BRULOT  ·  BRUME  ·  BUGNE  ·  BULBE  ·  CABAN  ·  CABESTAN  ·  CABINE  ·  CABINIER  ·  CABLE  ·  CABLIER  ·  CABOTAGE  ·  CABOTER  ·  CABOTEUR  ·  CABRE  ·  CABRION  ·  CADRE  ·  CAIQUE  ·  CAISSON  ·  CALAGE  ·  CALANQUE  ·  CALCUL  ·  CALE  ·  CALER  ·  CALME  ·  CAMBUSE  ·  CANAL  ·  CANALISER  ·  CANOE  ·  CANONNIER  ·  CANOT  ·  CANOTAGE  ·  CAP  ·  CAPACITE  ·  CAPE  ·  CAPITAINE  ·  CAPOT  ·  CAPRE  ·  CAPTURE  ·  CARAQUE  ·  CARAVELLE  ·  CARENAGE  ·  CARENE  ·  CARGAISON  ·  CARGO  ·  CARLINGUE  ·  CARREE  ·  CARTE  ·  CARTES  ·  CARWING  ·  CASQUE  ·  CATAMARAN  ·  CAVERNE  ·  CEINTURE  ·  CHAINE  ·  CHALAND  ·  CHALINGUE  ·  CHALOUPE  ·  CHALUT  ·  CHALUTIER  ·  CHAMBARD  ·  CHANTIER  ·  CHANVRE  ·  CHAPITRE  ·  CHARPENTE  ·  CHARTER  ·  CHASSE  ·  CHASSER  ·  CHAVIRER  ·  CHEBEC  ·  CHEMIN  ·  CHENAL  ·  CHRONIQUE  ·  CINGLE  ·  CINGLER  ·  CIRCUIT  ·  CIRCULER  ·  CIVILE  ·  CLAN  ·  CLASSE  ·  CLIPPER  ·  CLOCHE  ·  CLORE  ·  CLOU  ·  COCHE  ·  COCKPIT  ·  CODE  ·  COFFRE  ·  COMMERCE  ·  COMPAS  ·  COMPTEUR  ·  COMPTOIR  ·  CONDITION  ·  CONDUIRE  ·  CONDUITE  ·  CONNECT  ·  CONQUE  ·  CONSULTER  ·  CONTACT  ·  CONTENEUR  ·  CONTRE  ·  CONTREE  ·  CONTROLE  ·  CONVOI  ·  COPIE  ·  COQUE  ·  COQUILLE  ·  COQUILLIE  ·  CORAIL  ·  CORDAGE  ·  CORDE  ·  CORDIER  ·  CORSAIRE  ·  CORVETTE  ·  COTE  ·  COTIER  ·  COTIERE  ·  COTRE  ·  COUDE  ·  COULE  ·  COULER  ·  COURANT  ·  COURANTS  ·  COURBE  ·  COURS  ·  COUTURE  ·  CRABE  ·  CRAWLER  ·  CREATURE  ·  CREVETTE  ·  CRIQUE  ·  CROC  ·  CROISER  ·  CROISEUR  ·  CROISIERE  ·  CROUPIAT  ·  CRUSTACE  ·  CUEILLE  ·  CUIRASSE  ·  CYCLONE  ·  DAGUE  ·  DAILLOT  ·  DALLE  ·  DALOT  ·  DANGER  ·  DARCE  ·  DARSE  ·  DAVIER  ·  DEBARDER  ·  DEBARQUER  ·  DEBORDER  ·  DEBOUCHE  ·  DECHET  ·  DECLASSER  ·  DECLIN  ·  DECODER  ·  DECODEUR  ·  DECOUVRIR  ·  DEFENSE  ·  DEFERLER  ·  DEFILER  ·  DEGREER  ·  DEHALER  ·  DEHORS  ·  DELTA  ·  DEMARRAGE  ·  DEMI  ·  DEPART  ·  DEPLACER  ·  DERIVE  ·  DERIVER  ·  DERIVEUR  ·  DETRESSE  ·  DETROIT  ·  DEVANT  ·  DEVIER  ·  DIESE  ·  DIGUE  ·  DIRECTION  ·  DIRIGER  ·  DISTANCE  ·  DOCK  ·  DOCKER  ·  DORIS  ·  DOUBLER  ·  DRAGAGE  ·  DRAGUE  ·  DRAGUEUR  ·  DRISSE  ·  DRISSEE  ·  DRISSER  ·  DROIT  ·  DROME  ·  DUNE  ·  DUNETTE  ·  DUREE  ·  DURION  ·  EAU  ·  EBBE  ·  EBE  ·  EBOUTER  ·  ECHARPE  ·  ECHELLE  ·  ECHIQUIER  ·  ECHOUAGE  ·  ECHOUER  ·  ECLAIR  ·  ECLUSE  ·  ECLUSIER  ·  ECOLE  ·  ECOPE  ·  ECOPER  ·  ECOUTE  ·  ECOUTILLE  ·  ECUBIER  ·  ECUEIL  ·  ECUME  ·  ECUSSON  ·  ECUYER  ·  ELBE  ·  ELLIPSE  ·  EMBARDEE  ·  EMBARDER  ·  EMBARGO  ·  EMBARQUER  ·  EMBARRER  ·  EMETTEUR  ·  ENCAPER  ·  ENGIN  ·  ENSEIGNE  ·  ENTREE  ·  EPAVE  ·  EPERON  ·  EPI  ·  EQUINOXE  ·  EQUIPAGE  ·  EQUIPEE  ·  ERRANCE  ·  ERRANT  ·  ERRE  ·  ERRER  ·  ESCADRE  ·  ESCALE  ·  ESCAPADE  ·  ESCAUT  ·  ESPACE  ·  ESPADON  ·  ESPALIER  ·  ESSOR  ·  ESTIME  ·  ESTRAN  ·  ESTUAIRE  ·  ESTURGEON  ·  ETAI  ·  ETALE  ·  ETAPE  ·  ETENDUE  ·  ETOFFE  ·  ETRAVE  ·  ETUVE  ·  EVASION  ·  EVITAGE  ·  EVITER  ·  EVOLUER  ·  EXCURSION  ·  EXPEDIER  ·  EXPLORER  ·  FACADE  ·  FAIRE  ·  FALOT  ·  FANAL  ·  FANION  ·  FARDEAU  ·  FAUNE  ·  FAUX  ·  FENDRE  ·  FERME  ·  FERRIE  ·  FERRURE  ·  FERRY  ·  FETCH  ·  FEU  ·  FEUX  ·  FIGURE  ·  FILE  ·  FILER  ·  FILIERE  ·  FJORD  ·  FLANER  ·  FLANERIE  ·  FLECHE  ·  FLEUVE  ·  FLORE  ·  FLOT  ·  FLOTS  ·  FLOTTANT  ·  FLOTTE  ·  FLOTTER  ·  FLOTTILLE  ·  FLUTE  ·  FLUVIAL  ·  FLUVIALE  ·  FLUX  ·  FOKKER  ·  FOND  ·  FORCE  ·  FORCER  ·  FOSSE  ·  FOUET  ·  FRANCHIE  ·  FRAPPE  ·  FREGATE  ·  FRET  ·  FRETEUR  ·  FRONTIERE  ·  FUIR  ·  FURIN  ·  FUSEE  ·  FUSELAGE  ·  GABARIT  ·  GABIER  ·  GAILLARD  ·  GALERE  ·  GALION  ·  GANSE  ·  GARDE  ·  GARMIN  ·  GAUCHIR  ·  GAZIER  ·  GISEMENT  ·  GITE  ·  GLACE  ·  GODILLE  ·  GOELETTE  ·  GOLFE  ·  GONDOLE  ·  GOURSE  ·  GOUVERNER  ·  GRADE  ·  GRAIN  ·  GREAGE  ·  GREEMENT  ·  GREER  ·  GREVE  ·  GRIFFE  ·  GROS  ·  GRUE  ·  GUERRE  ·  GUIBRE  ·  GUIDAGE  ·  GUIDE  ·  GUIDER  ·  GUIDON  ·  GUINDER  ·  GYROSCOPE  ·  HALAGE  ·  HAMPE  ·  HARENG  ·  HAUBAN  ·  HAUTURIER  ·  HELICE  ·  HELIPORT  ·  HERPE  ·  HEURE  ·  HISSER  ·  HORIZON  ·  HORSBORD  ·  HOTESSE  ·  HOULE  ·  HUBLOT  ·  HUNE  ·  HYDRAVION  ·  ICEBERG  ·  ILE  ·  ILOT  ·  IMAGES  ·  INDUSTRIE  ·  INERTIEL  ·  INTERNET  ·  INTRANET  ·  ISTHME  ·  JAS  ·  JAUGE  ·  JAUGER  ·  JET  ·  JETEE  ·  JETER  ·  JONQUE  ·  JOUE  ·  JOUET  ·  JOUG  ·  JUMELLES  ·  JUSANT  ·  KAMAL  ·  KAYAK  ·  KETCH  ·  KOCH  ·  LAC  ·  LACET  ·  LACUSTRE  ·  LAGUNE  ·  LAKE  ·  LAMANEUR  ·  LAME  ·  LARGE  ·  LARGUE  ·  LARGUER  ·  LATITUDE  ·  LATTE  ·  LENTEUR  ·  LEST  ·  LESTAGE  ·  LESTER  ·  LESTEUR  ·  LEVEE  ·  LIAISON  ·  LIBRE  ·  LIEU  ·  LIEUE  ·  LIGNE  ·  LIMANDE  ·  LIMANDER  ·  LIMBE  ·  LINER  ·  LISSER  ·  LIT  ·  LIVRE  ·  LOCH  ·  LOF  ·  LOGICIEL  ·  LOINTAIN  ·  LOISIR  ·  LONGER  ·  LONGITUDE  ·  LONGUEUR  ·  LOOXER  ·  LORAN  ·  LOUP  ·  LUNETTE  ·  MAILLOT  ·  MAITRE  ·  MANCHE  ·  MANOEUVRE  ·  MANŒUVRE  ·  MANŒUVRER  ·  MAQUEREAU  ·  MARCHAND  ·  MARCHANDE  ·  MARCHER  ·  MAREE  ·  MAREYAGE  ·  MARGAT  ·  MARIN  ·  MARINA  ·  MARINE  ·  MARINIER  ·  MARITIME  ·  MARNAGE  ·  MAROQUIN  ·  MAROTTE  ·  MASSE  ·  MASSIF  ·  MAT  ·  MATELOT  ·  MATER  ·  MATURE  ·  MAUVAIS  ·  MAYDAY  ·  MECHE  ·  MEDITER  ·  MENER  ·  MER  ·  MERIDIEN  ·  MESTRE  ·  METEO  ·  METHANIER  ·  MILE  ·  MILITAIRE  ·  MILLE  ·  MISAINE  ·  MISSILE  ·  MISSION  ·  MOBILE  ·  MODULE  ·  MOLE  ·  MOLLE  ·  MONOCOQUE  ·  MONTAGNE  ·  MORSE  ·  MORUE  ·  MOTEUR  ·  MOUETTE  ·  MOUILLAGE  ·  MOUILLER  ·  MOUSSE  ·  MOUSSON  ·  MOUVEMENT  ·  NAGE  ·  NAGER  ·  NAPPE  ·  NAUFRAGE  ·  NAUFRAGER  ·  NAUTIQUE  ·  NAUTISME  ·  NAVAL  ·  NAVALE  ·  NAVETTE  ·  NAVIGABLE  ·  NAVIGANT  ·  NAVIGUER  ·  NAVIRE  ·  NEF  ·  NEGRIER  ·  NOEUD  ·  NORD  ·  NORDET  ·  NŒUD  ·  NŒUDS  ·  OBSTACLE  ·  OCEAN  ·  OCEANIQUE  ·  OCTANT  ·  OFFICIER  ·  ONDE  ·  ONGLET  ·  OPERATION  ·  ORIN  ·  ORMEAU  ·  OUVERT  ·  PACHA  ·  PAGAIE  ·  PALE  ·  PANIER  ·  PAQUEBOT  ·  PARAGE  ·  PARALLELE  ·  PARCOURIR  ·  PAROI  ·  PARTIR  ·  PASSAGE  ·  PASSAGER  ·  PASSE  ·  PASSEUR  ·  PATARAS  ·  PAVILLON  ·  PAYSAGE  ·  PEAGE  ·  PECHE  ·  PECHER  ·  PECHEUR  ·  PENDANT  ·  PENICHE  ·  PENINSULE  ·  PERDITION  ·  PERIPLE  ·  PERMIS  ·  PERROQUET  ·  PERTUIS  ·  PETROLIER  ·  PHARE  ·  PHOQUE  ·  PIAULE  ·  PIED  ·  PIETON  ·  PILOTAGE  ·  PILOTE  ·  PILOTER  ·  PILOTIN  ·  PINASSE  ·  PIRATE  ·  PIRATERIE  ·  PIROGUE  ·  PLAGE  ·  PLAIN  ·  PLAISANCE  ·  PLANCHE  ·  PLANCTON  ·  PLANETE  ·  PLANEUR  ·  PLAT  ·  PLEIN  ·  PLONGEE  ·  PLONGEON  ·  PLONGER  ·  PLONGEUR  ·  POIGNEE  ·  POINT  ·  POISSON  ·  POLAIRE  ·  POLDER  ·  POLE  ·  POLLUTION  ·  POLYNIE  ·  PONANT  ·  PONT  ·  PONTEE  ·  PONTON  ·  PORT  ·  PORTE  ·  PORTEE  ·  PORTIER  ·  PORTUAIRE  ·  PORTULAN  ·  POSITION  ·  POULIE  ·  POUPE  ·  PRECISION  ·  PRISE  ·  PROFIL  ·  PROJET  ·  PROJETER  ·  PROMENER  ·  PROPULSER  ·  PROUE  ·  PUISSANCE  ·  QUADRANT  ·  QUAI  ·  QUILLE  ·  QUIRAT  ·  RADAR  ·  RADE  ·  RADEAU  ·  RADIO  ·  RAFALE  ·  RAGUE  ·  RAME  ·  RAMER  ·  RAMEUR  ·  RAMPE  ·  RANCE  ·  RANDONNEE  ·  RANGER  ·  RASER  ·  RATELIER  ·  RATIERE  ·  RATING  ·  RAZ  ·  RECEPTEUR  ·  RECHERCHE  ·  RECIF  ·  REFLUX  ·  REFUSER  ·  REGATE  ·  RELEVE  ·  REMORQUE  ·  REMORQUER  ·  REMOUS  ·  RENCONTRE  ·  REPERE  ·  REPRISE  ·  RESEAU  ·  RESSAC  ·  RETOUR  ·  REVER  ·  REVERIE  ·  RHUMB  ·  RIDE  ·  RIDER  ·  RIS  ·  RISEE  ·  RISER  ·  RIVAGE  ·  RIVE  ·  RIVERAIN  ·  RIVIERE  ·  ROCHE  ·  ROCHER  ·  ROULEAU  ·  ROULER  ·  ROULIER  ·  ROULIS  ·  ROUTAGE  ·  ROUTE  ·  ROUTES  ·  ROUTIER  ·  RUMB  ·  SABLE  ·  SABORDER  ·  SAFARI  ·  SAFRAN  ·  SARDINIER  ·  SATELLITE  ·  SAUMON  ·  SAUVETAGE  ·  SCIENCE  ·  SECOND  ·  SECTEUR  ·  SECURITE  ·  SEDIMENT  ·  SEICHE  ·  SEJOUR  ·  SEMAPHORE  ·  SEMELLE  ·  SENS  ·  SERRE  ·  SERRER  ·  SEXTANT  ·  SHARPIE  ·  SIGNAL  ·  SIGNAUX  ·  SILLAGE  ·  SILLONER  ·  SILLONNER  ·  SIRENE  ·  SKIPPER  ·  SONAR  ·  SONDAGE  ·  SONDE  ·  SONDEUR  ·  SONORE  ·  SORTIE  ·  SORTIR  ·  SOUS  ·  SOUSMARIN  ·  SOUTE  ·  SPECULER  ·  STEAM  ·  STEAMER  ·  STEWARD  ·  STOPPER  ·  SUET  ·  SUIF  ·  SURF  ·  SURFACE  ·  SURFER  ·  SURNAGER  ·  SUROIT  ·  SWEEPING  ·  SYSTEME  ·  SYZYGIE  ·  TABLEAU  ·  TABLIER  ·  TAMISE  ·  TANGAGE  ·  TANGON  ·  TANGUE  ·  TANGUER  ·  TANSIT  ·  TARMAC  ·  TAXIMETRE  ·  TECHNIQUE  ·  TEMPETE  ·  TENIR  ·  TERMINAL  ·  TERRESTRE  ·  THALASSO  ·  TIMONERIE  ·  TIMONIER  ·  TIRANT  ·  TIRE  ·  TIRER  ·  TJALK  ·  TOILE  ·  TON  ·  TONNAGE  ·  TONNE  ·  TONNEAU  ·  TORPILLE  ·  TOSSER  ·  TOUAGE  ·  TOUER  ·  TOULINE  ·  TOUR  ·  TOURELLE  ·  TOURISME  ·  TOURNEE  ·  TRACE  ·  TRAFIC  ·  TRAIN  ·  TRAINE  ·  TRAJET  ·  TRANCHE  ·  TRANSAT  ·  TRANSIT  ·  TRANSITER  ·  TRANSPORT  ·  TRAVEE  ·  TRAVERS  ·  TRAVERSEE  ·  TRAVERSER  ·  TRAVERSIN  ·  TREMATAGE  ·  TREMATER  ·  TRIANGLE  ·  TRIBORD  ·  TRIERE  ·  TRIP  ·  TRITON  ·  VACATION  ·  VAGUE  ·  VAGUER  ·  VAGUES  ·  VAIGRAGE  ·  VAISSEAU  ·  VALEUR  ·  VAPEUR  ·  VARECH  ·  VARIATION  ·  VARIER  ·  VECTEUR  ·  VEDETTE  ·  VEGA  ·  VEILLE  ·  VENT  ·  VENUE  ·  VERGE  ·  VERINE  ·  VIDE  ·  VIGIE  ·  VIKING  ·  VILLE  ·  VIOLON  ·  VIRAGE  ·  VIREMENT  ·  VIRER  ·  VIRURE  ·  VISEUR  ·  VISITE  ·  VISITER  ·  VISITEUR  ·  VITESSE  ·  VOGUER  ·  VOIE  ·  VOILE  ·  VOILERIE  ·  VOILIER  ·  VOILURE  ·  VOITURE  ·  VOL  ·  VOLANT  ·  VOLER  ·  VOYAGE  ·  VOYAGER  ·  VOYANT  ·  VRAQUIER  ·  WEB  ·  WINCH  ·  XEBEK  ·  YACHT  ·  YACHTING  ·  YARD  ·  YAWI  ·  YOGA  ·  YOLE  ·  ZENITH  ·  ZEPPELIN  ·  ZONE</w:t>
       </w:r>
     </w:p>
     <w:tbl>
@@ -11307,7 +11307,7 @@
                 <w:sz w:val="16"/>
                 <w:szCs w:val="16"/>
               </w:rPr>
-              <w:t xml:space="preserve">582 mots</w:t>
+              <w:t xml:space="preserve">591 mots</w:t>
             </w:r>
           </w:p>
         </w:tc>
@@ -11339,7 +11339,7 @@
           <w:sz w:val="15"/>
           <w:szCs w:val="15"/>
         </w:rPr>
-        <w:t xml:space="preserve">ABDOMEN  ·  ACTIF  ·  ACTION  ·  ACTIVITE  ·  ADROIT  ·  AFFINITE  ·  AGILE  ·  AGILITE  ·  AIR  ·  AIRE  ·  ALBEDO  ·  ALIMENTS  ·  ALLANT  ·  ALLEGRE  ·  ALLIAGE  ·  AME  ·  AMITIES  ·  AMORPHE  ·  AMPERE  ·  ANALOGIE  ·  ANALYSE  ·  ANDROGYNE  ·  ANGLE  ·  ANIMAL  ·  ANIMALES  ·  ANIMER  ·  ANNULAIRE  ·  APPARENCE  ·  APPOINT  ·  APTE  ·  APTITUDE  ·  ASPECT  ·  ASTHENIE  ·  ATHLETE  ·  ATOME  ·  ATOMIQUE  ·  ATOMISME  ·  AUTORITE  ·  BACON  ·  BALEZE  ·  BARAQUE  ·  BARYON  ·  BAVARD  ·  BEAU  ·  BICEPS  ·  BIOLOGIE  ·  BITUME  ·  BOHR  ·  BOSON  ·  BOUCHE  ·  BRAS  ·  BRILLER  ·  BRUIT  ·  BRUTAL  ·  BUSTE  ·  CADAVRE  ·  CALME  ·  CAPABLE  ·  CAPACITE  ·  CAPTEUR  ·  CARACTERE  ·  CARAPACE  ·  CAUSALITE  ·  CELERITE  ·  CELLULE  ·  CELSIUS  ·  CERVEAU  ·  CHAIR  ·  CHAIRE  ·  CHALEUR  ·  CHAMP  ·  CHARGE  ·  CHARME  ·  CHARNEL  ·  CHAUD  ·  CHETIF  ·  CHEVEUX  ·  CHEVILLE  ·  CHIMERE  ·  CHIMIE  ·  CHIMIQUE  ·  CHOC  ·  CIL  ·  CINETIQUE  ·  CLARTE  ·  COEUR  ·  COHESION  ·  COLLOIDE  ·  COLORER  ·  COMPERE  ·  CONCEPT  ·  CONCRET  ·  CONDITION  ·  CONTINU  ·  CORPOREL  ·  CORPS  ·  CORPULENT  ·  COSTAUD  ·  COU  ·  COUCHE  ·  COUDE  ·  COULEUR  ·  COUP  ·  COUPLE  ·  COURAGEUX  ·  COURANT  ·  COURT  ·  COURTAUD  ·  CRANE  ·  CRAYON  ·  CROUTE  ·  CUBE  ·  CUISSE  ·  CURIE  ·  DEBILE  ·  DEBIT  ·  DEBRIS  ·  DECHET  ·  DECIBEL  ·  DECOUPLE  ·  DEFAUT  ·  DEFER  ·  DEGRE  ·  DENSE  ·  DENSITE  ·  DENT  ·  DEPRIME  ·  DETENTE  ·  DETERMINE  ·  DIEDRE  ·  DIFFORME  ·  DIFFUS  ·  DIFFUSION  ·  DIMENSION  ·  DIPLOME  ·  DIPOLE  ·  DOCTEUR  ·  DOCTORAT  ·  DODU  ·  DOIGT  ·  DOMAINE  ·  DOPPLER  ·  DOS  ·  DOSE  ·  DOUE  ·  DOULEUR  ·  DOYEN  ·  DRILLE  ·  DRU  ·  DUALISME  ·  DUNETTE  ·  DUR  ·  DUREE  ·  DYNAMIQUE  ·  EAU  ·  ECART  ·  ECHELLE  ·  ECHINE  ·  ECLAIR  ·  ECLAT  ·  ECRAN  ·  EDUCATION  ·  EFFET  ·  EFFICACE  ·  EFFORT  ·  ELANCE  ·  ELASTIQUE  ·  ELECTRON  ·  ELOQUENT  ·  EMOTION  ·  ENDURANCE  ·  ENERGIE  ·  ENERGIQUE  ·  ENORME  ·  ENSEMBLE  ·  ENTRETIEN  ·  ENTROPIE  ·  EPAIS  ·  EPAULE  ·  EPICURE  ·  EQUATION  ·  EQUILIBRE  ·  ERGOL  ·  ESPACE  ·  ESPRIT  ·  ESSENCE  ·  ETABLI  ·  ETAT  ·  ETHIQUE  ·  ETUDE  ·  ETUDIER  ·  EXERCICE  ·  EXPRESSIF  ·  FACE  ·  FACIES  ·  FACTEUR  ·  FACULTE  ·  FAGOT  ·  FAIBLE  ·  FARAD  ·  FATIGUE  ·  FERME  ·  FERMETE  ·  FESSE  ·  FEU  ·  FIEVRE  ·  FIGURE  ·  FINALITE  ·  FISSION  ·  FITNESS  ·  FLAMME  ·  FLASH  ·  FLUET  ·  FLUIDE  ·  FLUIDITE  ·  FLUX  ·  FLUXON  ·  FONCTIONS  ·  FONDRE  ·  FORCE  ·  FORME  ·  FORT  ·  FORTIN  ·  FRAGILE  ·  FRAIS  ·  FRELE  ·  FRINGANT  ·  FROID  ·  FRONT  ·  FUGACE  ·  FUGACITE  ·  FUSION  ·  GAILLARD  ·  GAMUT  ·  GAZ  ·  GELIVITE  ·  GENEREUX  ·  GENIE  ·  GENOU  ·  GEODESIE  ·  GEOLOGIE  ·  GEOMETRIE  ·  GEOTHERME  ·  GLUON  ·  GRACILE  ·  GRADIENT  ·  GRANDEUR  ·  GRAVITE  ·  GROS  ·  GUILLERET  ·  HABILE  ·  HADRON  ·  HALL  ·  HALO  ·  HANCHE  ·  HANDICAP  ·  HANDICAPE  ·  HERTZ  ·  HEURTE  ·  HOMME  ·  HOMOGENE  ·  HORREUR  ·  HORRIBLE  ·  HUBBLE  ·  HUMAIN  ·  ICOSAEDRE  ·  IGNE  ·  IGNITION  ·  IMAGE  ·  IMAGERIE  ·  IMMATURE  ·  INCIDENCE  ·  INCIDENT  ·  INDEX  ·  INDICE  ·  INDIVIDU  ·  INERTIE  ·  INFIRMITE  ·  INGAMBE  ·  INGENIEUR  ·  INSTINC  ·  INSTITUT  ·  INTEGRITE  ·  INTELLECT  ·  INTENSITE  ·  INTERET  ·  INTERFACE  ·  IODE  ·  ION  ·  ISOBARE  ·  ISOTOPE  ·  JAMBE  ·  JEUNE  ·  JOUE  ·  JOULE  ·  KATAL  ·  KELVIN  ·  LAMPE  ·  LARGE  ·  LASCAR  ·  LASER  ·  LAUREAT  ·  LEPTON  ·  LEVRE  ·  LICENCE  ·  LIQUIDE  ·  LITHIUM  ·  LOI  ·  LUEUR  ·  LUMA  ·  LUMEN  ·  LUMIERE  ·  LUX  ·  MACH  ·  MACHOIRE  ·  MAIGRE  ·  MAIN  ·  MAJEUR  ·  MALADIE  ·  MALE  ·  MANIFESTE  ·  MASSE  ·  MASSIF  ·  MASTER  ·  MATERIAU  ·  MATERIEL  ·  MATIERE  ·  MECANIQUE  ·  MECANISME  ·  MEMBRES  ·  MENTAL  ·  MENTON  ·  MENU  ·  MESON  ·  MESURABLE  ·  MESURE  ·  MINCE  ·  MINE  ·  MIRAGE  ·  MIROIR  ·  MOBILE  ·  MODELISER  ·  MOLALITE  ·  MOLARITE  ·  MOLLET  ·  MORAL  ·  MORALE  ·  MORTEL  ·  MOYEN  ·  MUON  ·  MUR  ·  MUSCLE  ·  MUSCULEUX  ·  NARINE  ·  NATURE  ·  NATUREL  ·  NEIGE  ·  NERVEUX  ·  NET  ·  NEUTRINO  ·  NEWTON  ·  NEZ  ·  NOBEL  ·  NORME  ·  NOTION  ·  NOYAU  ·  NUCLEAIRE  ·  NUMERIQUE  ·  NUQUE  ·  OBESE  ·  OEIL  ·  OHM  ·  ONDE  ·  ONGLE  ·  OPACITE  ·  OPTIQUE  ·  OREILLE  ·  ORGANISME  ·  ORTEIL  ·  OSMOSE  ·  OSSATURE  ·  PARLANT  ·  PARTICULE  ·  PARTIES  ·  PASCAL  ·  PATEUX  ·  PAUME  ·  PEAU  ·  PEINE  ·  PERIODE  ·  PERTE  ·  PESANT  ·  PHENOMENE  ·  PHONON  ·  PHOTO  ·  PHOTON  ·  PHYSICIEN  ·  PHYSIQUE  ·  PIED  ·  PIXEL  ·  PLAIDOYER  ·  PLAN  ·  PLANCK  ·  PLANETE  ·  PLANT  ·  POIDS  ·  POIGNET  ·  POITRINE  ·  POLAIRE  ·  POLARITE  ·  POLE  ·  POLYEDRE  ·  POMPE  ·  POROSITE  ·  POSITIF  ·  POTELE  ·  POUCE  ·  POUVOIR  ·  PREON  ·  PRESENCE  ·  PRESSION  ·  PRINCIPE  ·  PRISME  ·  PROPRIETE  ·  PROTON  ·  PSYCHIQUE  ·  PUISSANCE  ·  PUISSANT  ·  QUANTIQUE  ·  QUANTUM  ·  QUARK  ·  RABLE  ·  RACE  ·  RADIAN  ·  RADIANCE  ·  RAI  ·  RAIE  ·  RAMASSE  ·  RAPPORT  ·  RAYON  ·  REACTION  ·  REAGIR  ·  REALITE  ·  REEL  ·  REFLEXE  ·  REGION  ·  REGULIER  ·  RELAI  ·  RESIDU  ·  RESISTANT  ·  RESISTEUR  ·  RESISTOR  ·  RESOLU  ·  RESONANCE  ·  RESTE  ·  REVEIL  ·  RHEOSTAT  ·  ROBUSTE  ·  ROC  ·  ROTATION  ·  RUGOSITE  ·  RUSTIQUE  ·  SAIN  ·  SAVANT  ·  SCIENCE  ·  SELECTION  ·  SELF  ·  SELSYN  ·  SENSATION  ·  SENSIBLE  ·  SENTIR  ·  SEXE  ·  SEXUEL  ·  SHUNT  ·  SIEMENS  ·  SIGNAL  ·  SOLAIRE  ·  SOLEIL  ·  SOLIDE  ·  SOLIDITE  ·  SOLUBLE  ·  SOLUTION  ·  SOLVANT  ·  SOMATIQUE  ·  SON  ·  SONORE  ·  SOURCIL  ·  SPATIAL  ·  SPECTRAL  ·  SPECTRE  ·  SPHERE  ·  SPORT  ·  SPORTIF  ·  SQUELETTE  ·  STEREO  ·  STILB  ·  STRATON  ·  STRESS  ·  SUBLIMER  ·  SVELTE  ·  SYMETRIE  ·  SYSTEME  ·  TAILLE  ·  TALON  ·  TAU  ·  TEMPS  ·  TENACE  ·  TENSION  ·  TERRE  ·  TERRESTRE  ·  TESLA  ·  TEST  ·  TESTEUR  ·  TETE  ·  THEORIE  ·  THEORIQUE  ·  THERMIE  ·  THERMIQUE  ·  THESE  ·  THORAX  ·  TISSU  ·  TOKAMAK  ·  TONIE  ·  TONIQUE  ·  TORSE  ·  TORSION  ·  TORTURE  ·  TOUCHANT  ·  TRAIT  ·  TRAPU  ·  TRAVAIL  ·  TREMPER  ·  TRICEPS  ·  TRITON  ·  TRONC  ·  TUNGAR  ·  TYPHUS  ·  ULTRASON  ·  UNITE  ·  UNIVERS  ·  UPHOLE  ·  VAILLANT  ·  VALEUR  ·  VAPEUR  ·  VARIANCE  ·  VARIATEUR  ·  VECTEUR  ·  VEINE  ·  VENTRE  ·  VENTRU  ·  VERDET  ·  VERGENCE  ·  VERRE  ·  VERT  ·  VERTU  ·  VIE  ·  VIERGE  ·  VIF  ·  VIGUEUR  ·  VIOLENT  ·  VIRIL  ·  VIRILE  ·  VIRILITE  ·  VISAGE  ·  VISCOSITE  ·  VISIBLE  ·  VISQUEUX  ·  VISUEL  ·  VITALISME  ·  VITALITE  ·  VITESSE  ·  VIVACE  ·  VIVACITE  ·  VIVANT  ·  VOLONTE  ·  VOLTAGE  ·  VOLTAIQUE  ·  VORTEX  ·  WIEN  ·  YOGA  ·  ZEPTOHM  ·  ZOOM</w:t>
+        <w:t xml:space="preserve">ABDOMEN  ·  ACTIF  ·  ACTION  ·  ACTIVITE  ·  ADROIT  ·  AFFINITE  ·  AGILE  ·  AGILITE  ·  AIR  ·  AIRE  ·  ALBEDO  ·  ALIMENTS  ·  ALLANT  ·  ALLEGRE  ·  ALLIAGE  ·  AME  ·  AMITIES  ·  AMORPHE  ·  AMPERE  ·  ANALOGIE  ·  ANALYSE  ·  ANDROGYNE  ·  ANGLE  ·  ANIMAL  ·  ANIMALES  ·  ANIMER  ·  ANNULAIRE  ·  APPARENCE  ·  APPOINT  ·  APTE  ·  APTITUDE  ·  ASPECT  ·  ASTHENIE  ·  ATHLETE  ·  ATOME  ·  ATOMIQUE  ·  ATOMISME  ·  AUTORITE  ·  BACON  ·  BALEZE  ·  BARAQUE  ·  BARYON  ·  BAVARD  ·  BEAU  ·  BICEPS  ·  BIOLOGIE  ·  BITUME  ·  BOHR  ·  BOSON  ·  BOUCHE  ·  BRAS  ·  BRILLER  ·  BRUIT  ·  BRUTAL  ·  BUSTE  ·  CADAVRE  ·  CALME  ·  CAPABLE  ·  CAPACITE  ·  CAPTEUR  ·  CARACTERE  ·  CARAPACE  ·  CAUSALITE  ·  CELERITE  ·  CELLULE  ·  CELSIUS  ·  CERVEAU  ·  CHAIR  ·  CHAIRE  ·  CHALEUR  ·  CHAMP  ·  CHARGE  ·  CHARME  ·  CHARNEL  ·  CHAUD  ·  CHETIF  ·  CHEVEUX  ·  CHEVILLE  ·  CHIMERE  ·  CHIMIE  ·  CHIMIQUE  ·  CHOC  ·  CIL  ·  CINETIQUE  ·  CLARTE  ·  COEUR  ·  COHESION  ·  COLLOIDE  ·  COLORER  ·  COMPERE  ·  CONCEPT  ·  CONCRET  ·  CONDITION  ·  CONTINU  ·  CORPOREL  ·  CORPS  ·  CORPULENT  ·  COSTAUD  ·  COU  ·  COUCHE  ·  COUDE  ·  COULEUR  ·  COUP  ·  COUPLE  ·  COURAGEUX  ·  COURANT  ·  COURT  ·  COURTAUD  ·  CRANE  ·  CRAYON  ·  CROUTE  ·  CUBE  ·  CUISSE  ·  CURIE  ·  DEBILE  ·  DEBIT  ·  DEBRIS  ·  DECHET  ·  DECIBEL  ·  DECOUPLE  ·  DEFAUT  ·  DEFER  ·  DEGRE  ·  DENSE  ·  DENSITE  ·  DENT  ·  DEPRIME  ·  DETENTE  ·  DETERMINE  ·  DIEDRE  ·  DIFFORME  ·  DIFFUS  ·  DIFFUSION  ·  DIMENSION  ·  DIPLOME  ·  DIPOLE  ·  DOCTEUR  ·  DOCTORAT  ·  DODU  ·  DOIGT  ·  DOMAINE  ·  DOPPLER  ·  DOS  ·  DOSE  ·  DOUE  ·  DOULEUR  ·  DOYEN  ·  DRILLE  ·  DRU  ·  DUALISME  ·  DUNETTE  ·  DUR  ·  DUREE  ·  DYNAMIQUE  ·  EAU  ·  ECART  ·  ECHELLE  ·  ECHINE  ·  ECLAIR  ·  ECLAT  ·  ECRAN  ·  EDUCATION  ·  EFFET  ·  EFFICACE  ·  EFFORT  ·  ELANCE  ·  ELASTIQUE  ·  ELECTRON  ·  ELOQUENT  ·  EMOTION  ·  ENDURANCE  ·  ENERGIE  ·  ENERGIQUE  ·  ENORME  ·  ENSEMBLE  ·  ENTRETIEN  ·  ENTROPIE  ·  EPAIS  ·  EPAULE  ·  EPICURE  ·  EQUATION  ·  EQUILIBRE  ·  ERGOL  ·  ESPACE  ·  ESPRIT  ·  ESSENCE  ·  ETABLI  ·  ETAT  ·  ETHIQUE  ·  ETUDE  ·  ETUDIER  ·  EXERCICE  ·  EXPRESSIF  ·  FACE  ·  FACIES  ·  FACTEUR  ·  FACULTE  ·  FAGOT  ·  FAIBLE  ·  FARAD  ·  FATIGUE  ·  FERME  ·  FERMETE  ·  FESSE  ·  FEU  ·  FIEVRE  ·  FIGURE  ·  FINALITE  ·  FISSION  ·  FITNESS  ·  FLAMME  ·  FLASH  ·  FLUET  ·  FLUIDE  ·  FLUIDITE  ·  FLUX  ·  FLUXON  ·  FONCTIONS  ·  FONDRE  ·  FORCE  ·  FORME  ·  FORT  ·  FORTIN  ·  FRAGILE  ·  FRAIS  ·  FRELE  ·  FRINGANT  ·  FROID  ·  FRONT  ·  FUGACE  ·  FUGACITE  ·  FUSION  ·  GAILLARD  ·  GAMUT  ·  GAZ  ·  GELIVITE  ·  GENEREUX  ·  GENIE  ·  GENOU  ·  GEODESIE  ·  GEOLOGIE  ·  GEOMETRIE  ·  GEOTHERME  ·  GLUON  ·  GRACILE  ·  GRADIENT  ·  GRANDEUR  ·  GRAVITE  ·  GRAY  ·  GROS  ·  GUILLERET  ·  HABILE  ·  HADRON  ·  HALL  ·  HALO  ·  HANCHE  ·  HANDICAP  ·  HANDICAPE  ·  HERCULE  ·  HERCULEEN  ·  HERTZ  ·  HEURTE  ·  HOMME  ·  HOMOGENE  ·  HORREUR  ·  HORRIBLE  ·  HUBBLE  ·  HUMAIN  ·  ICOSAEDRE  ·  IGNE  ·  IGNITION  ·  IMAGE  ·  IMAGERIE  ·  IMMATURE  ·  INCIDENCE  ·  INCIDENT  ·  INDEX  ·  INDICE  ·  INDIVIDU  ·  INERTIE  ·  INFIRMITE  ·  INGAMBE  ·  INGENIEUR  ·  INSTINC  ·  INSTITUT  ·  INTEGRITE  ·  INTELLECT  ·  INTENSITE  ·  INTERET  ·  INTERFACE  ·  IODE  ·  ION  ·  ISOBARE  ·  ISOTOPE  ·  JAMBE  ·  JEUNE  ·  JOUE  ·  JOULE  ·  KATAL  ·  KELVIN  ·  KERMA  ·  LAMPE  ·  LARGE  ·  LASCAR  ·  LASER  ·  LAUREAT  ·  LEPTON  ·  LEVRE  ·  LICENCE  ·  LIQUIDE  ·  LITHIUM  ·  LOI  ·  LUEUR  ·  LUMA  ·  LUMEN  ·  LUMIERE  ·  LUX  ·  MACH  ·  MACHOIRE  ·  MAIGRE  ·  MAIN  ·  MAJEUR  ·  MALADIE  ·  MALE  ·  MANIFESTE  ·  MASSE  ·  MASSIF  ·  MASTER  ·  MATERIAU  ·  MATERIEL  ·  MATIERE  ·  MECANIQUE  ·  MECANISME  ·  MEMBRES  ·  MENTAL  ·  MENTON  ·  MENU  ·  MESON  ·  MESURABLE  ·  MESURE  ·  MINCE  ·  MINE  ·  MIRAGE  ·  MIROIR  ·  MOBILE  ·  MODELISER  ·  MOLALITE  ·  MOLARITE  ·  MOLLET  ·  MORAL  ·  MORALE  ·  MORTEL  ·  MOYEN  ·  MUON  ·  MUR  ·  MUSCLE  ·  MUSCULEUX  ·  NARINE  ·  NATURE  ·  NATUREL  ·  NEIGE  ·  NERVEUX  ·  NET  ·  NEUTRINO  ·  NEWTON  ·  NEZ  ·  NOBEL  ·  NORME  ·  NOTION  ·  NOYAU  ·  NUCLEAIRE  ·  NUMERIQUE  ·  NUQUE  ·  OBESE  ·  OEIL  ·  OHM  ·  ONDE  ·  ONGLE  ·  OPACITE  ·  OPTIQUE  ·  OREILLE  ·  ORGANISME  ·  ORTEIL  ·  OSMOSE  ·  OSSATURE  ·  PARLANT  ·  PARTICULE  ·  PARTIES  ·  PASCAL  ·  PATEUX  ·  PAUME  ·  PEAU  ·  PEINE  ·  PERIODE  ·  PERTE  ·  PESANT  ·  PHENOMENE  ·  PHONON  ·  PHOTO  ·  PHOTON  ·  PHYSICIEN  ·  PHYSIQUE  ·  PIED  ·  PIXEL  ·  PLAIDOYER  ·  PLAN  ·  PLANCK  ·  PLANETE  ·  PLANT  ·  POIDS  ·  POIGNET  ·  POITRINE  ·  POLAIRE  ·  POLARITE  ·  POLE  ·  POLYEDRE  ·  POMPE  ·  POROSITE  ·  POSITIF  ·  POTELE  ·  POUCE  ·  POUVOIR  ·  PREON  ·  PRESENCE  ·  PRESSION  ·  PRINCIPE  ·  PRISME  ·  PRONY  ·  PROPERGOL  ·  PROPRIETE  ·  PROTON  ·  PSYCHIQUE  ·  PUISSANCE  ·  PUISSANT  ·  QUANTIQUE  ·  QUANTUM  ·  QUARK  ·  RABLE  ·  RACE  ·  RACISME  ·  RADIAN  ·  RADIANCE  ·  RAI  ·  RAIE  ·  RAMASSE  ·  RAPPORT  ·  RAYON  ·  REACTION  ·  REAGIR  ·  REALITE  ·  REEL  ·  REFLEXE  ·  REGION  ·  REGULIER  ·  RELAI  ·  RESIDU  ·  RESISTANT  ·  RESISTEUR  ·  RESISTOR  ·  RESOLU  ·  RESONANCE  ·  RESTE  ·  REVEIL  ·  RHEOSTAT  ·  ROBUSTE  ·  ROC  ·  ROTATION  ·  RUGOSITE  ·  RUSTIQUE  ·  SAIN  ·  SAVANT  ·  SCIENCE  ·  SELECTION  ·  SELF  ·  SELSYN  ·  SENSATION  ·  SENSIBLE  ·  SENTIR  ·  SEXE  ·  SEXUALITE  ·  SEXUEL  ·  SHAMPOING  ·  SHUNT  ·  SIEMENS  ·  SIGNAL  ·  SOLAIRE  ·  SOLEIL  ·  SOLIDE  ·  SOLIDITE  ·  SOLUBLE  ·  SOLUTION  ·  SOLVANT  ·  SOMATIQUE  ·  SON  ·  SONORE  ·  SOURCIL  ·  SPATIAL  ·  SPECTRAL  ·  SPECTRE  ·  SPHERE  ·  SPORT  ·  SPORTIF  ·  SQUELETTE  ·  STEREO  ·  STILB  ·  STRATON  ·  STRESS  ·  SUBLIMER  ·  SVELTE  ·  SYMETRIE  ·  SYSTEME  ·  TAILLE  ·  TALON  ·  TAU  ·  TEMPS  ·  TENACE  ·  TENSION  ·  TERRE  ·  TERRESTRE  ·  TESLA  ·  TEST  ·  TESTEUR  ·  TETE  ·  THEORIE  ·  THEORIQUE  ·  THERMIE  ·  THERMIQUE  ·  THESE  ·  THORAX  ·  TISSU  ·  TOKAMAK  ·  TONIE  ·  TONIQUE  ·  TORSE  ·  TORSION  ·  TORTURE  ·  TOUCHANT  ·  TRAIT  ·  TRAPU  ·  TRAVAIL  ·  TREMPER  ·  TRICEPS  ·  TRITON  ·  TRONC  ·  TUNGAR  ·  TYPHUS  ·  ULTRASON  ·  UNITE  ·  UNIVERS  ·  UPHOLE  ·  VAILLANT  ·  VALEUR  ·  VAPEUR  ·  VARIANCE  ·  VARIATEUR  ·  VECTEUR  ·  VEINE  ·  VENTRE  ·  VENTRU  ·  VERDET  ·  VERGENCE  ·  VERRE  ·  VERT  ·  VERTU  ·  VIE  ·  VIERGE  ·  VIF  ·  VIGUEUR  ·  VIOLENT  ·  VIRIL  ·  VIRILE  ·  VIRILITE  ·  VISAGE  ·  VISCOSITE  ·  VISIBLE  ·  VISQUEUX  ·  VISUEL  ·  VITALISME  ·  VITALITE  ·  VITESSE  ·  VIVACE  ·  VIVACITE  ·  VIVANT  ·  VOLONTE  ·  VOLTAGE  ·  VOLTAIQUE  ·  VORTEX  ·  WIEN  ·  YOGA  ·  ZEPTOHM  ·  ZOOM</w:t>
       </w:r>
     </w:p>
     <w:tbl>
@@ -12403,7 +12403,7 @@
                 <w:sz w:val="16"/>
                 <w:szCs w:val="16"/>
               </w:rPr>
-              <w:t xml:space="preserve">563 mots</w:t>
+              <w:t xml:space="preserve">607 mots</w:t>
             </w:r>
           </w:p>
         </w:tc>
@@ -12435,7 +12435,7 @@
           <w:sz w:val="15"/>
           <w:szCs w:val="15"/>
         </w:rPr>
-        <w:t xml:space="preserve">ABBAYE  ·  ABBE  ·  ABBESSE  ·  ABJURER  ·  ABLUTION  ·  ABSIDE  ·  ABSOUDRE  ·  ABSOUTE  ·  ABSTENIR  ·  ACEDIE  ·  ACHOURA  ·  ADEPTE  ·  ADHAN  ·  ADHESION  ·  ADONAI  ·  ADORATION  ·  ADORER  ·  ADULATION  ·  AFFECTION  ·  AGAPE  ·  AMBON  ·  AME  ·  AMEN  ·  AMIDA  ·  AMISH  ·  AMOUR  ·  ANAGOGIE  ·  ANCETRE  ·  ANGE  ·  ANGELOT  ·  ANGLICAN  ·  ANIMISME  ·  ANIMISTE  ·  ANNATE  ·  APOSTAT  ·  APOSTATE  ·  APOTRE  ·  ARCHE  ·  ARDEUR  ·  ASCETISME  ·  ATHEE  ·  ATHEISME  ·  ATMA  ·  ATTENTE  ·  AUMONE  ·  AUTEL  ·  AVATAR  ·  AVE  ·  AVIS  ·  BAHAI  ·  BAPTEME  ·  BAPTISER  ·  BAPTISTE  ·  BASILIEN  ·  BASILIQUE  ·  BEATIFIER  ·  BENIR  ·  BENIT  ·  BENITIER  ·  BIBLE  ·  BIBLIQUE  ·  BIGOTERIE  ·  BINAGE  ·  BLASPHEME  ·  BONZE  ·  BREVIAIRE  ·  BURQA  ·  CADI  ·  CAGOTERIE  ·  CALIFAT  ·  CANON  ·  CANONISER  ·  CAPPA  ·  CAPUCIN  ·  CAREME  ·  CARMEL  ·  CASHER  ·  CATENE  ·  CELEBRER  ·  CELESTE  ·  CELESTIN  ·  CELLE  ·  CENACLE  ·  CENE  ·  CERTITUDE  ·  CHABBAT  ·  CHAHADA  ·  CHAIRE  ·  CHAMAN  ·  CHANOINE  ·  CHANTRE  ·  CHAPELLE  ·  CHAPITRE  ·  CHARIA  ·  CHARITE  ·  CHARTREUX  ·  CHASTE  ·  CHASUBLE  ·  CHIISME  ·  CHISME  ·  CHORAL  ·  CHRETIEN  ·  CIEL  ·  CIERGE  ·  CLARISSES  ·  CLEMENCE  ·  CLERC  ·  CLERGE  ·  COMMUNION  ·  CONCILE  ·  CONCORDAT  ·  CONFIANCE  ·  CONSACRER  ·  CONVERTI  ·  CONVERTIR  ·  COPTE  ·  CORAN  ·  CORBAN  ·  CORPUS  ·  COUTUME  ·  COUVENT  ·  CREANCE  ·  CRECHE  ·  CREDO  ·  CREDULITE  ·  CROIRE  ·  CROIX  ·  CROSSE  ·  CROYANCE  ·  CROYANT  ·  CRUCIFIX  ·  CULTE  ·  CULTURE  ·  CURE  ·  CUSTODE  ·  DAMNER  ·  DATAIRE  ·  DATERIE  ·  DEISME  ·  DEISTE  ·  DEITE  ·  DEMON  ·  DEVOIR  ·  DEVOT  ·  DEVOTION  ·  DHARMA  ·  DHIKR  ·  DIABLE  ·  DIACRE  ·  DIEU  ·  DISCIPLE  ·  DIVIN  ·  DIVINITE  ·  DJIHAD  ·  DOCTEUR  ·  DOCTRINE  ·  DOGME  ·  DOM  ·  DRUIDISME  ·  DRUZE  ·  DUALISTE  ·  DULIE  ·  EBIONITE  ·  ECRITURES  ·  EDEN  ·  EDIT  ·  EGLISE  ·  ENFER  ·  ENFEU  ·  ENSEIGNER  ·  EONIEN  ·  EONITE  ·  EPITRE  ·  EPOPTE  ·  ERMITAGE  ·  ERMITE  ·  ERUDIT  ·  ESDRAS  ·  ESPERANCE  ·  ESPRIT  ·  ETAT  ·  ETHERE  ·  ETOLE  ·  EULOGIE  ·  EVANGILE  ·  EVECHE  ·  EVEQUE  ·  EXARQUE  ·  EXEGESE  ·  EXEGETE  ·  EXISTENCE  ·  EXODE  ·  EXPIATION  ·  EXPIER  ·  FANATIQUE  ·  FANATISME  ·  FATALISME  ·  FATWA  ·  FERVEUR  ·  FETE  ·  FIDELE  ·  FIQH  ·  FOI  ·  FRANC  ·  GENESE  ·  GENTIL  ·  GIAOUR  ·  GLORIA  ·  GNOSE  ·  GNOSTIQUE  ·  GOI  ·  GOMPA  ·  GOUROU  ·  GOY  ·  GRACE  ·  GUISE  ·  HADITH  ·  HADJ  ·  HALAL  ·  HARAM  ·  HEBREU  ·  HEGIRE  ·  HERESIE  ·  HERNUTE  ·  HOMELIE  ·  HONNEUR  ·  HOSTIE  ·  HUMANISTE  ·  ICONE  ·  IDEE  ·  IDOLATRIE  ·  ILLATION  ·  ILLICITE  ·  IMAM  ·  IMAMAT  ·  IMAN  ·  IMPIE  ·  IMPIETE  ·  IMPUR  ·  INCREDULE  ·  INCROYANT  ·  INTERDIT  ·  INTROIT  ·  ISLAM  ·  ISLAMIQUE  ·  ISLAMISME  ·  ISLAMISTE  ·  ISRAELITE  ·  ISTHAR  ·  JAIN  ·  JEHOVAH  ·  JESUITE  ·  JEUNE  ·  JUBE  ·  JUDAIQUE  ·  JUDAISME  ·  JUDICA  ·  JUGEMENT  ·  JUIF  ·  JUREUR  ·  JUSTICE  ·  JUVENAT  ·  KAABA  ·  KABBALE  ·  KADI  ·  KARMA  ·  KIPPA  ·  KORITE  ·  KYRIE  ·  LAI  ·  LAICARD  ·  LAICAT  ·  LAICITE  ·  LAIQUE  ·  LEGAT  ·  LEGILE  ·  LICITE  ·  LIGE  ·  LIGUEUR  ·  LITANIE  ·  LITURGIE  ·  LIVRE  ·  LUTHERIEN  ·  LUTRIN  ·  MACON  ·  MAGE  ·  MAHAYANA  ·  MANDEISME  ·  MANDIR  ·  MANICHEEN  ·  MARABOUT  ·  MARIAGE  ·  MARONITE  ·  MARTYRE  ·  MAZDEISME  ·  MECQUE  ·  MECREANT  ·  MEDITER  ·  MENORA  ·  MESSAGE  ·  MESSAGER  ·  MESSE  ·  MESSIE  ·  MIHRAB  ·  MINARET  ·  MINBAR  ·  MIRACLE  ·  MISSEL  ·  MISSION  ·  MITHRA  ·  MITRE  ·  MOINE  ·  MOINERIE  ·  MOLLAH  ·  MONACAL  ·  MONASTERE  ·  MONIAL  ·  MONITOIRE  ·  MONITUM  ·  MORAL  ·  MORALE  ·  MORALITE  ·  MOSQUE  ·  MOSQUEE  ·  MOTET  ·  MOUTIER  ·  MUEZZIN  ·  MUFTI  ·  MUSULMAN  ·  MYSTERE  ·  MYSTIQUE  ·  MYTHE  ·  NABI  ·  NAXI  ·  NEF  ·  NEGATION  ·  NIQAB  ·  NIRVANA  ·  NONCE  ·  NONNE  ·  NOVICE  ·  NOVICIAT  ·  OBIT  ·  OBLAT  ·  OFFICIER  ·  OMBRE  ·  ONCTION  ·  OPPROBRE  ·  ORACLE  ·  ORANT  ·  ORDINER  ·  ORDO  ·  ORDRE  ·  ORIENT  ·  ORTHODOXE  ·  OULEMA  ·  OUMMA  ·  OUVROIR  ·  PAGANISME  ·  PAGODE  ·  PAIEN  ·  PANTHEON  ·  PAPAL  ·  PAPAUTE  ·  PAPE  ·  PAPESSE  ·  PAPISME  ·  PARABOLE  ·  PARADIS  ·  PARDON  ·  PARSE  ·  PASTEUR  ·  PASTORAL  ·  PATENE  ·  PECHEUR  ·  PELERIN  ·  PENAILLE  ·  PENITENCE  ·  PENITENT  ·  PENTACLE  ·  PERE  ·  PERFIDIE  ·  PERSECUTE  ·  PIETE  ·  PIEUSE  ·  PIEUX  ·  PIEVE  ·  POMERANE  ·  PONTIFE  ·  POPE  ·  PRATIQUE  ·  PRATIQUER  ·  PRECEPTE  ·  PRECHE  ·  PRELAT  ·  PRETRE  ·  PRETURE  ·  PRIANT  ·  PRIER  ·  PRIERE  ·  PRIEUR  ·  PRIEURE  ·  PRIMATIE  ·  PRINCIPE  ·  PROBITE  ·  PROFANE  ·  PROFES  ·  PRONE  ·  PROPHETE  ·  PROPHETIE  ·  PROSELYTE  ·  PSALMODIE  ·  PSAUME  ·  PSAUTIER  ·  PUDEUR  ·  PUR  ·  PURETE  ·  PURIM  ·  QIBLA  ·  QUAKER  ·  QUIETISME  ·  RABBIN  ·  RASKOL  ·  RASTAFARI  ·  RECENSION  ·  RECIT  ·  RECITER  ·  REFORME  ·  REGLE  ·  RELIGIEUX  ·  RELIGION  ·  RELIQUE  ·  RENIER  ·  REPENTANT  ·  RESPECT  ·  RITE  ·  RITUEL  ·  ROMAIN  ·  ROTE  ·  SABBAT  ·  SABEEN  ·  SABISME  ·  SACERDOCE  ·  SACRAL  ·  SACRE  ·  SACREMENT  ·  SACRER  ·  SACRILEGE  ·  SAGE  ·  SAGESSE  ·  SAINT  ·  SAINTETE  ·  SALUT  ·  SALVE  ·  SANTONS  ·  SATAN  ·  SAVANT  ·  SAVOIR  ·  SCEPTIQUE  ·  SCHISME  ·  SCIENCE  ·  SECTE  ·  SECULIER  ·  SEFARADE  ·  SEMITE  ·  SENTIMENT  ·  SERMON  ·  SERVITE  ·  SEXTE  ·  SHAMAN  ·  SHINTO  ·  SIDI  ·  SIKH  ·  SIKHISME  ·  SINCERE  ·  SINDON  ·  SKIT  ·  SORCIER  ·  SORCIERE  ·  SOUFI  ·  SOUFISME  ·  SOUILLURE  ·  SOURATE  ·  SPIRITUEL  ·  STUPA  ·  STYLITE  ·  SUIVRE  ·  SUNNA  ·  SUNNITE  ·  SURPLIS  ·  SWAMI  ·  SYNAGOGUE  ·  SYNAXE  ·  SYNODE  ·  SŒUR  ·  TAFSIR  ·  TAJWID  ·  TALEB  ·  TALMUD  ·  TANAKH  ·  TANTRA  ·  TAOISME  ·  TAOISTE  ·  TARGUM  ·  TEMPLE  ·  TENDRESSE  ·  TESTAMENT  ·  TEXTE  ·  THEISME  ·  THEISTE  ·  THEOGONIE  ·  THEOLOGIE  ·  THEORIE  ·  THERAVADA  ·  THESE  ·  THORA  ·  TIBETAIN  ·  TOLERANCE  ·  TONSURE  ·  TORAH  ·  TOTEM  ·  TOTEMISME  ·  TOURIERE  ·  TRADITION  ·  TRANSE  ·  TREF  ·  TRIEF  ·  TRIN  ·  TRINE  ·  ULEMA  ·  UNIATE  ·  UNICITE  ·  UNITE  ·  UNIVERSEL  ·  URSULINE  ·  VAUDOU  ·  VEDA  ·  VEDIQUE  ·  VENERER  ·  VEPRE  ·  VERACITE  ·  VERITE  ·  VERSET  ·  VERTU  ·  VETURE  ·  VIDAME  ·  VIERGE  ·  VIGILE  ·  VIHARA  ·  VUE  ·  VULGATE  ·  VŒU  ·  WALI  ·  WAT  ·  WICCA  ·  YANTRA  ·  YESHIVA  ·  ZAKAT  ·  ZAOUIA  ·  ZELE  ·  ZEN  ·  ZIZITH  ·  ZOMBI</w:t>
+        <w:t xml:space="preserve">ABBAYE  ·  ABBE  ·  ABBESSE  ·  ABJURER  ·  ABLUTION  ·  ABSIDE  ·  ABSOUDRE  ·  ABSOUTE  ·  ABSTENIR  ·  ACEDIE  ·  ACHOURA  ·  ACOLYTE  ·  ADEPTE  ·  ADHAN  ·  ADHESION  ·  ADONAI  ·  ADORATION  ·  ADORER  ·  ADULATION  ·  AFFECTION  ·  AGAPE  ·  AMBON  ·  AME  ·  AMEN  ·  AMIDA  ·  AMISH  ·  AMOUR  ·  ANAGOGIE  ·  ANATHEME  ·  ANCETRE  ·  ANGE  ·  ANGELOT  ·  ANGLICAN  ·  ANIMISME  ·  ANIMISTE  ·  ANNATE  ·  APOSTAT  ·  APOSTATE  ·  APOTRE  ·  ARCHE  ·  ARDEUR  ·  ASCESE  ·  ASCETISME  ·  ATHEE  ·  ATHEISME  ·  ATMA  ·  ATTENTE  ·  AUMONE  ·  AUTEL  ·  AVATAR  ·  AVE  ·  AVIS  ·  BAHAI  ·  BAPTEME  ·  BAPTISER  ·  BAPTISTE  ·  BASILIEN  ·  BASILIQUE  ·  BEATIFIE  ·  BEATIFIER  ·  BEATITUDE  ·  BENIR  ·  BENIT  ·  BENITIER  ·  BIBLE  ·  BIBLIQUE  ·  BIGOTERIE  ·  BINAGE  ·  BLASPHEME  ·  BONZE  ·  BREVIAIRE  ·  BURQA  ·  CADI  ·  CAGOTERIE  ·  CALICE  ·  CALIFAT  ·  CANON  ·  CANONISE  ·  CANONISER  ·  CAPPA  ·  CAPUCIN  ·  CARDINAL  ·  CAREME  ·  CARMEL  ·  CASHER  ·  CATENE  ·  CELEBRER  ·  CELESTE  ·  CELESTIN  ·  CELLE  ·  CENACLE  ·  CENE  ·  CERTITUDE  ·  CHABBAT  ·  CHAHADA  ·  CHAIRE  ·  CHAMAN  ·  CHANOINE  ·  CHANTRE  ·  CHAPELAIN  ·  CHAPELET  ·  CHAPELLE  ·  CHAPITRE  ·  CHARIA  ·  CHARITE  ·  CHARTREUX  ·  CHASTE  ·  CHASUBLE  ·  CHIISME  ·  CHISME  ·  CHORAL  ·  CHRETIEN  ·  CIBOIRE  ·  CIEL  ·  CIERGE  ·  CLARISSES  ·  CLEMENCE  ·  CLERC  ·  CLERGE  ·  CLOITRE  ·  COMMUNION  ·  CONCILE  ·  CONCORDAT  ·  CONFESSER  ·  CONFIANCE  ·  CONFIER  ·  CONSACRER  ·  CONVERTI  ·  CONVERTIR  ·  COPTE  ·  CORAN  ·  CORBAN  ·  CORPUS  ·  COUTUME  ·  COUVENT  ·  CREANCE  ·  CRECHE  ·  CREDO  ·  CREDULITE  ·  CREMATION  ·  CROIRE  ·  CROIX  ·  CROSSE  ·  CROYANCE  ·  CROYANT  ·  CRUCIFIX  ·  CRYPTE  ·  CULTE  ·  CULTURE  ·  CURE  ·  CUSTODE  ·  DAMNATION  ·  DAMNER  ·  DATAIRE  ·  DATERIE  ·  DEISME  ·  DEISTE  ·  DEITE  ·  DEMON  ·  DEVOIR  ·  DEVOT  ·  DEVOTION  ·  DHARMA  ·  DHIKR  ·  DIABLE  ·  DIACRE  ·  DIEU  ·  DISCIPLE  ·  DIVIN  ·  DIVINITE  ·  DJIHAD  ·  DOCTEUR  ·  DOCTRINE  ·  DOGME  ·  DOM  ·  DRUIDISME  ·  DRUZE  ·  DUALISTE  ·  DULIE  ·  EBIONITE  ·  ECRITURES  ·  EDEN  ·  EDIT  ·  EGLISE  ·  ELECTION  ·  EMIR  ·  ENCENS  ·  ENFER  ·  ENFEU  ·  ENSEIGNER  ·  EONIEN  ·  EONITE  ·  EPITRE  ·  EPOPTE  ·  ERMITAGE  ·  ERMITE  ·  ERUDIT  ·  ESDRAS  ·  ESPERANCE  ·  ESPRIT  ·  ETAT  ·  ETHERE  ·  ETOLE  ·  EULOGIE  ·  EVANGILE  ·  EVECHE  ·  EVEQUE  ·  EXALTER  ·  EXARQUE  ·  EXEGESE  ·  EXEGETE  ·  EXHORTER  ·  EXISTENCE  ·  EXODE  ·  EXORCISME  ·  EXPIATION  ·  EXPIER  ·  EXTASE  ·  FANATIQUE  ·  FANATISME  ·  FATALISME  ·  FATWA  ·  FERVENT  ·  FERVER  ·  FERVEUR  ·  FETE  ·  FIDELE  ·  FIQH  ·  FOI  ·  FRANC  ·  GENESE  ·  GENTIL  ·  GIAOUR  ·  GLORIA  ·  GNOSE  ·  GNOSTIQUE  ·  GOI  ·  GOMPA  ·  GOUROU  ·  GOY  ·  GRACE  ·  GUISE  ·  HADITH  ·  HADJ  ·  HALAL  ·  HARAM  ·  HEBREU  ·  HEGIRE  ·  HERESIE  ·  HERNUTE  ·  HERÉTIQUE  ·  HOMELIE  ·  HONNEUR  ·  HOSTIE  ·  HUMANISTE  ·  HUMILITE  ·  ICONE  ·  IDEE  ·  IDOLATRIE  ·  ILLATION  ·  ILLICITE  ·  IMAM  ·  IMAMAT  ·  IMAN  ·  IMPIE  ·  IMPIETE  ·  IMPUR  ·  INCREDULE  ·  INCROYANT  ·  INSTRUIRE  ·  INTERDIT  ·  INTROIT  ·  ISLAM  ·  ISLAMIQUE  ·  ISLAMISME  ·  ISLAMISTE  ·  ISRAELITE  ·  ISTHAR  ·  JAIN  ·  JEHOVAH  ·  JESUITE  ·  JEUNE  ·  JUBE  ·  JUBILE  ·  JUDAIQUE  ·  JUDAISME  ·  JUDICA  ·  JUGEMENT  ·  JUIF  ·  JUREUR  ·  JUSTICE  ·  JUVENAT  ·  KAABA  ·  KABBALE  ·  KADI  ·  KARMA  ·  KIPPA  ·  KORITE  ·  KYRIE  ·  LAI  ·  LAICARD  ·  LAICAT  ·  LAICITE  ·  LAIQUE  ·  LEGAT  ·  LEGILE  ·  LICITE  ·  LIGE  ·  LIGUEUR  ·  LITANIE  ·  LITURGIE  ·  LIVRE  ·  LUTHERIEN  ·  LUTRIN  ·  MACON  ·  MAGE  ·  MAHAYANA  ·  MANDEISME  ·  MANDIR  ·  MANICHEEN  ·  MARABOUT  ·  MARIAGE  ·  MARONITE  ·  MARTYR  ·  MARTYRE  ·  MAUSOLEE  ·  MAZDEISME  ·  MECQUE  ·  MECREANT  ·  MEDITER  ·  MENORA  ·  MESSAGE  ·  MESSAGER  ·  MESSE  ·  MESSIE  ·  MIHRAB  ·  MINARET  ·  MINBAR  ·  MIRACLE  ·  MISSEL  ·  MISSION  ·  MITHRA  ·  MITRE  ·  MOINE  ·  MOINERIE  ·  MOLLAH  ·  MONACAL  ·  MONASTERE  ·  MONIAL  ·  MONIALE  ·  MONITOIRE  ·  MONITUM  ·  MORAL  ·  MORALE  ·  MORALITE  ·  MOSQUE  ·  MOSQUEE  ·  MOTET  ·  MOUTIER  ·  MUEZZIN  ·  MUFTI  ·  MUSULMAN  ·  MYSTERE  ·  MYSTIQUE  ·  MYTHE  ·  NABI  ·  NAXI  ·  NEF  ·  NEGATION  ·  NIQAB  ·  NIRVANA  ·  NONCE  ·  NONNE  ·  NOVICE  ·  NOVICIAT  ·  OBIT  ·  OBLAT  ·  OFFICIER  ·  OMBRE  ·  ONCTION  ·  OPPROBRE  ·  ORACLE  ·  ORAISON  ·  ORANT  ·  ORATOIRE  ·  ORDINER  ·  ORDO  ·  ORDRE  ·  ORIENT  ·  ORTHODOXE  ·  OSTENSOIR  ·  OULEMA  ·  OUMMA  ·  OUVROIR  ·  PAGANISME  ·  PAGODE  ·  PAIEN  ·  PANTHEON  ·  PAPAL  ·  PAPAUTE  ·  PAPE  ·  PAPESSE  ·  PAPISME  ·  PARABOLE  ·  PARADIS  ·  PARDON  ·  PARSE  ·  PASTEUR  ·  PASTORAL  ·  PATENE  ·  PECHEUR  ·  PELERIN  ·  PENAILLE  ·  PENITENCE  ·  PENITENT  ·  PENTACLE  ·  PERE  ·  PERFIDIE  ·  PERSECUTE  ·  PIETE  ·  PIEUSE  ·  PIEUX  ·  PIEVE  ·  POMERANE  ·  PONTIFE  ·  POPE  ·  PRATIQUE  ·  PRATIQUER  ·  PRECEPTE  ·  PRECHE  ·  PRECHER  ·  PRELAT  ·  PRETRE  ·  PRETURE  ·  PRIANT  ·  PRIER  ·  PRIERE  ·  PRIEUR  ·  PRIEURE  ·  PRIMATIE  ·  PRINCIPE  ·  PROBITE  ·  PROFANE  ·  PRONE  ·  PROPHETE  ·  PROPHETIE  ·  PROSELYTE  ·  PSALMODIE  ·  PSAUME  ·  PSAUTIER  ·  PUDEUR  ·  PUR  ·  PURETE  ·  PURIM  ·  QIBLA  ·  QUAKER  ·  QUIETISME  ·  RABBIN  ·  RASKOL  ·  RASTAFARI  ·  RECENSION  ·  RECIT  ·  RECITER  ·  REFORME  ·  REGLE  ·  RELIGIEUX  ·  RELIGION  ·  RELIQUE  ·  RENIER  ·  REPENTANT  ·  REPENTIR  ·  RESPECT  ·  RETRAITE  ·  RITE  ·  RITUEL  ·  ROMAIN  ·  ROSAIRE  ·  ROTE  ·  SABBAT  ·  SABEEN  ·  SABISME  ·  SACERDOCE  ·  SACRAL  ·  SACRE  ·  SACREMENT  ·  SACRER  ·  SACRIFICE  ·  SACRILEGE  ·  SAGE  ·  SAGESSE  ·  SAINT  ·  SAINTETE  ·  SALUT  ·  SALVE  ·  SANTONS  ·  SATAN  ·  SAUVER  ·  SAUVEUR  ·  SAVANT  ·  SAVOIR  ·  SCEPTIQUE  ·  SCHISME  ·  SCIENCE  ·  SECTE  ·  SECULIER  ·  SEFARADE  ·  SEMITE  ·  SENTIMENT  ·  SERMON  ·  SERVITE  ·  SEXTE  ·  SHAMAN  ·  SHINTO  ·  SIDI  ·  SIKH  ·  SIKHISME  ·  SINCERE  ·  SINDON  ·  SKIT  ·  SORCIER  ·  SORCIERE  ·  SOUFI  ·  SOUFISME  ·  SOUILLURE  ·  SOURATE  ·  SPIRITUEL  ·  STUPA  ·  STYLITE  ·  SUIVRE  ·  SUNNA  ·  SUNNITE  ·  SUPERIEUR  ·  SURPLIS  ·  SWAMI  ·  SYNAGOGUE  ·  SYNAXE  ·  SYNODE  ·  SŒUR  ·  TALEB  ·  TALMUD  ·  TANAKH  ·  TANTRA  ·  TAOISME  ·  TAOISTE  ·  TARGUM  ·  TEMPLE  ·  TENDRESSE  ·  TESTAMENT  ·  TEXTE  ·  THEISME  ·  THEISTE  ·  THEOGONIE  ·  THEOLOGIE  ·  THEORIE  ·  THESE  ·  THORA  ·  TIBETAIN  ·  TOLERANCE  ·  TOMBEAU  ·  TONSURE  ·  TORAH  ·  TOTEM  ·  TOTEMISME  ·  TOURIERE  ·  TRADITION  ·  TRANSE  ·  TREF  ·  TRIEF  ·  TRIN  ·  TRINE  ·  TRINITE  ·  ULEMA  ·  UNIATE  ·  UNICITE  ·  UNITE  ·  UNIVERSEL  ·  URSULINE  ·  VAUDOU  ·  VEDA  ·  VEDIQUE  ·  VEILLE  ·  VENERER  ·  VEPRE  ·  VERACITE  ·  VERITE  ·  VERSET  ·  VERTU  ·  VETURE  ·  VIDAME  ·  VIERGE  ·  VIGILE  ·  VIHARA  ·  VISION  ·  VUE  ·  VULGATE  ·  VŒU  ·  WALI  ·  WAT  ·  WICCA  ·  YANTRA  ·  YESHIVA  ·  ZAKAT  ·  ZAOUIA  ·  ZELE  ·  ZEN  ·  ZIZITH  ·  ZOMBI</w:t>
       </w:r>
     </w:p>
     <w:tbl>
@@ -12677,7 +12677,7 @@
                 <w:sz w:val="16"/>
                 <w:szCs w:val="16"/>
               </w:rPr>
-              <w:t xml:space="preserve">542 mots</w:t>
+              <w:t xml:space="preserve">633 mots</w:t>
             </w:r>
           </w:p>
         </w:tc>
@@ -12709,7 +12709,7 @@
           <w:sz w:val="15"/>
           <w:szCs w:val="15"/>
         </w:rPr>
-        <w:t xml:space="preserve">ACROBATIE  ·  ACROSPORT  ·  ACTIF  ·  ACTION  ·  ACTIVITE  ·  AEROBIC  ·  AIKIDO  ·  AILIER  ·  ALPINISME  ·  AMATEUR  ·  AMICAL  ·  AMORTI  ·  AMUSEMENT  ·  ANNEAUX  ·  APNEE  ·  APNEISTE  ·  APPROPRIE  ·  AQUAGYM  ·  AQUAPLANE  ·  ARBALETE  ·  ARBITRAL  ·  ARBITRE  ·  ARCHER  ·  ARCHERIE  ·  ARENE  ·  ARRIERE  ·  ARTISTE  ·  ATEMI  ·  ATHLETE  ·  ATTAQUANT  ·  ATTELAGE  ·  AVIATION  ·  AVIRON  ·  BALLE  ·  BALLON  ·  BAQUET  ·  BARRE  ·  BASEBALL  ·  BASKET  ·  BATON  ·  BATTANT  ·  BATTE  ·  BATTRE  ·  BIATHLON  ·  BICROSS  ·  BILLARD  ·  BIRDIE  ·  BLOC  ·  BOBSLEIGH  ·  BOCCIA  ·  BOIS  ·  BORNE  ·  BOTTE  ·  BOULE  ·  BOULISME  ·  BOWLING  ·  BOXE  ·  BOYCOTT  ·  BRASSE  ·  BRIDGE  ·  BRONCA  ·  BUDO  ·  BUNKER  ·  BUT  ·  BUTEUR  ·  CADET  ·  CADOR  ·  CAGE  ·  CAMP  ·  CANIN  ·  CANNE  ·  CANOE  ·  CANOTAGE  ·  CAPITAINE  ·  CARABINE  ·  CARPE  ·  CARRURE  ·  CASTING  ·  CATAMARAN  ·  CATCH  ·  CATEGORIE  ·  CENDREE  ·  CENTRAL  ·  CENTRE  ·  CERCEAU  ·  CEREBRAL  ·  CESTE  ·  CHALLENGE  ·  CHAMPION  ·  CHASSE  ·  CHAUSSURE  ·  CHELEM  ·  CHEVAL  ·  CHRONO  ·  CIRCUIT  ·  CLUB  ·  COACH  ·  COLLECTIF  ·  COMBAT  ·  COMBATIF  ·  COMITE  ·  CONCOURIR  ·  CONTRE  ·  CORDE  ·  CORNER  ·  COULOIR  ·  COUP  ·  COUPE  ·  COURAGEUX  ·  COUREUR  ·  COURIR  ·  COURSE  ·  COURT  ·  CRAMPON  ·  CRAWL  ·  CRICKET  ·  CRIQUET  ·  CRITERIUM  ·  CROSS  ·  CROSSE  ·  CURLING  ·  CYCLISME  ·  CYCLISTE  ·  DANSE  ·  DART  ·  DECATHLON  ·  DEFAITE  ·  DEFENSEUR  ·  DEMI  ·  DERBY  ·  DESCENTE  ·  DETENTE  ·  DIRECT  ·  DISCOBOLE  ·  DISQUE  ·  DISTANCE  ·  DOJO  ·  DOPAGE  ·  DOUBLE  ·  DRAFT  ·  DRIBBLE  ·  DRIFT  ·  DRIVE  ·  DROP  ·  DUATHLON  ·  DUEL  ·  DUNK  ·  EAU  ·  ECURIE  ·  EDUCATEUR  ·  EDUCATION  ·  EGALISER  ·  EMULATION  ·  ENDURANCE  ·  ENTRAINER  ·  ENVOI  ·  EPAULE  ·  EPEE  ·  EPEISME  ·  EPREUVE  ·  EQUESTRE  ·  EQUILIBRE  ·  EQUIN  ·  EQUIPE  ·  EQUIPER  ·  EQUIPIER  ·  ESCALADE  ·  ESCRIME  ·  ESPALIER  ·  ESPOIR  ·  ESSAI  ·  EXERCICE  ·  EXPLOIT  ·  FAN  ·  FART  ·  FAUTE  ·  FAVORI  ·  FEINTE  ·  FERME  ·  FILET  ·  FILIERE  ·  FINAL  ·  FINALE  ·  FINALISTE  ·  FITNES  ·  FLECHE  ·  FLEURET  ·  FOND  ·  FOOTBALL  ·  FOOTING  ·  FORCE  ·  FORME  ·  FORMULE  ·  FOULEE  ·  FRISBEE  ·  FUN  ·  FUTSAL  ·  GAELIQUE  ·  GALOP  ·  GAME  ·  GARDIEN  ·  GAZON  ·  GOAL  ·  GODILLE  ·  GOLF  ·  GRIMPER  ·  GRIMPEUR  ·  GYM  ·  GYMNASE  ·  GYMNASTE  ·  GYMNIQUE  ·  HAIE  ·  HAIES  ·  HALTERE  ·  HAND  ·  HANDBALL  ·  HANDICAP  ·  HAUTEUR  ·  HEBDO  ·  HERCULEEN  ·  HIPPISME  ·  HIVER  ·  HOCKEY  ·  HURLING  ·  IRIMI  ·  JAB  ·  JAVELOT  ·  JEU  ·  JEUNESSE  ·  JOGGING  ·  JOUEUR  ·  JOUTE  ·  JUDO  ·  JUDOKA  ·  JUGE  ·  JUJITSU  ·  JUMPING  ·  JUNIOR  ·  KALI  ·  KAMAE  ·  KARATE  ·  KARTING  ·  KATA  ·  KATATE  ·  KAYAC  ·  KAYAK  ·  KEIRIN  ·  KENDO  ·  KUBI  ·  KYUDO  ·  LAIDO  ·  LANCER  ·  LAUREAT  ·  LEADER  ·  LICENCE  ·  LICENCIE  ·  LIFT  ·  LIFTER  ·  LIGNE  ·  LIGUE  ·  LINKS  ·  LOB  ·  LOISIR  ·  LONGUEUR  ·  LUGE  ·  LUTTE  ·  LUTTEUR  ·  MAILLOT  ·  MANCHE  ·  MARATHON  ·  MARCHE  ·  MARQUEUR  ·  MARTEAU  ·  MARTIAL  ·  MATCH  ·  MEDAILLE  ·  MELEE  ·  MENEUR  ·  MILE  ·  MILIEU  ·  MILS  ·  MINIGOLF  ·  MINISTRE  ·  MINUTE  ·  MONITEUR  ·  MONOSKI  ·  MOTOSKI  ·  MOUCHE  ·  NAGE  ·  NAGEUR  ·  NATATION  ·  NATIONAL  ·  NAUTIQUE  ·  NAUTISME  ·  NIVEAU  ·  NOCTURNE  ·  OBSTACLE  ·  OFFICIEL  ·  OLYMPIQUE  ·  OLYMPISME  ·  OMNISPORT  ·  OMOTE  ·  OULAK  ·  OUT  ·  OUTSIDER  ·  OVALIE  ·  PACK  ·  PADDOCK  ·  PALET  ·  PALETA  ·  PALMARES  ·  PANACHE  ·  PANIER  ·  PAPILLON  ·  PARAPENTE  ·  PARC  ·  PARI  ·  PARTIE  ·  PASSE  ·  PATIN  ·  PATINAGE  ·  PATINETTE  ·  PATINEUR  ·  PATINOIRE  ·  PAUME  ·  PECHE  ·  PEDALO  ·  PELOTE  ·  PELOTON  ·  PELOUSE  ·  PENALITE  ·  PENALTY  ·  PERCEE  ·  PERCHE  ·  PERCHISTE  ·  PETANQUE  ·  PHASE  ·  PHYSIQUE  ·  PILIER  ·  PIOLET  ·  PIROGUE  ·  PISCINE  ·  PISTAGE  ·  PISTARD  ·  PISTE  ·  PISTOLET  ·  PIVOT  ·  PLAISIR  ·  PLANCHE  ·  PLANEUR  ·  PLASTRON  ·  PLAT  ·  PLATEAU  ·  PLONGEE  ·  PLONGEON  ·  PODIUM  ·  POIDS  ·  POINT  ·  POLO  ·  PONEY  ·  POPULAIRE  ·  POTEAU  ·  POULE  ·  POURSUITE  ·  POUTRE  ·  PRATIQUER  ·  PRECISION  ·  PRESSING  ·  PUGILAT  ·  PUGILISTE  ·  PUISSANT  ·  PUNCH  ·  PUNCHEUR  ·  PUTT  ·  PUTTER  ·  QUAD  ·  QUILLARD  ·  RAFT  ·  RAFTING  ·  RAID  ·  RALLYE  ·  RAMEUR  ·  RAMPE  ·  RANDONNEE  ·  RAQUETTE  ·  REACTION  ·  REBOT  ·  RECORD  ·  REFEREE  ·  REFLEXE  ·  REFUS  ·  REFUSER  ·  REGATE  ·  REGLE  ·  RELAI  ·  RELAIS  ·  RENCONTRE  ·  RING  ·  RINGUETTE  ·  RIVAL  ·  RIVALITE  ·  ROCK  ·  RODEO  ·  ROLLER  ·  ROQUE  ·  ROULETTE  ·  ROULEUR  ·  ROUND  ·  ROUTE  ·  ROUTIER  ·  ROWING  ·  RUBAN  ·  RUCK  ·  RUGBY  ·  RUMBA  ·  RUSH  ·  SABRE  ·  SAIS  ·  SAISON  ·  SALLE  ·  SALTO  ·  SAMBO  ·  SANCTION  ·  SANDA  ·  SANTE  ·  SARE  ·  SAUT  ·  SAVATE  ·  SCORE  ·  SCRATCH  ·  SCULL  ·  SEANCE  ·  SECTION  ·  SELLE  ·  SELLERIE  ·  SEMELLE  ·  SENIOR  ·  SEPTIME  ·  SERVICE  ·  SERVIR  ·  SET  ·  SHOOT  ·  SHORT  ·  SILAT  ·  SKATE  ·  SKATING  ·  SKEET  ·  SKI  ·  SKIEUR  ·  SKIF  ·  SKIING  ·  SKWAL  ·  SLALOM  ·  SOCCER  ·  SOCIETE  ·  SOFTBALL  ·  SOL  ·  SOLING  ·  SOULE  ·  SOUPLESSE  ·  SPECIALE  ·  SPECTACLE  ·  SPORT  ·  SPORTIF  ·  SPOT  ·  SPRINT  ·  SPRINTEUR  ·  SQUASH  ·  STADE  ·  STAND  ·  STAR  ·  STATION  ·  STEEPLE  ·  STEM  ·  STEP  ·  STIPLE  ·  STRATEGIE  ·  SUMO  ·  SUPPORTER  ·  SURF  ·  SURVET  ·  SWING  ·  TACHI  ·  TACLE  ·  TACTIQUE  ·  TAMIS  ·  TANDEM  ·  TANGO  ·  TATAMI  ·  TENNIS  ·  TENUE  ·  TERRAIN  ·  TIERCE  ·  TIR  ·  TITRE  ·  TOREER  ·  TORERO  ·  TOSS  ·  TOUCHE  ·  TOUR  ·  TOURNOI  ·  TRAIL  ·  TRAINEAU  ·  TRAINER  ·  TRAINING  ·  TRAPEZE  ·  TREK  ·  TRIAL  ·  TRIATHLON  ·  TRIBUNE  ·  TRINQUET  ·  TRIPLE  ·  TROPHEE  ·  TROT  ·  TSUKI  ·  TURF  ·  UKE  ·  UKEMI  ·  UPPERCUT  ·  VAINQUEUR  ·  VARAPPE  ·  VAURIEN  ·  VECTEUR  ·  VELIVOLE  ·  VELO  ·  VELOSKI  ·  VESTIAIRE  ·  VETEMENT  ·  VICTOIRE  ·  VITESSE  ·  VOILE  ·  VOLLEY  ·  VOLTER  ·  VOLTIGE  ·  WADING  ·  WELTER  ·  WUSHU  ·  XARE  ·  XYSTE  ·  YACHT  ·  YOGA  ·  ZUMBA</w:t>
+        <w:t xml:space="preserve">ACCELERER  ·  ACROBATIE  ·  ACROSPORT  ·  ACTIF  ·  ACTION  ·  ACTIVITE  ·  AEROBIC  ·  AGILITE  ·  AGRIPPER  ·  AIKIDO  ·  AILIER  ·  ALPINISME  ·  AMATEUR  ·  AMICAL  ·  AMORTI  ·  AMUSEMENT  ·  ANNEAUX  ·  APNEE  ·  APNEISTE  ·  APPROPRIE  ·  AQUAGYM  ·  AQUAPLANE  ·  ARBALETE  ·  ARBITRAL  ·  ARBITRE  ·  ARCHER  ·  ARCHERIE  ·  ARENE  ·  ARRIERE  ·  ARTISTE  ·  ATEMI  ·  ATHLETE  ·  ATTAQUANT  ·  ATTELAGE  ·  AVIATION  ·  AVIRON  ·  BALLE  ·  BALLON  ·  BANC  ·  BANDEROLE  ·  BAQUET  ·  BARRE  ·  BASEBALL  ·  BASKET  ·  BATON  ·  BATTANT  ·  BATTE  ·  BATTRE  ·  BIATHLON  ·  BICROSS  ·  BILLARD  ·  BIRDIE  ·  BLOC  ·  BOBSLEIGH  ·  BOCCIA  ·  BOIS  ·  BORNE  ·  BOTTE  ·  BOTTER  ·  BOULE  ·  BOULISME  ·  BOWLING  ·  BOXE  ·  BOXER  ·  BOYCOTT  ·  BRASSE  ·  BRIDGE  ·  BRONCA  ·  BUDO  ·  BUNKER  ·  BUT  ·  BUTEUR  ·  CABRER  ·  CADET  ·  CADOR  ·  CADRER  ·  CAGE  ·  CALER  ·  CAMP  ·  CANIN  ·  CANNE  ·  CANOE  ·  CANOTAGE  ·  CAPITAINE  ·  CARABINE  ·  CARPE  ·  CARRURE  ·  CASQUE  ·  CASTING  ·  CATAMARAN  ·  CATCH  ·  CATEGORIE  ·  CENDREE  ·  CENTRAL  ·  CENTRE  ·  CENTRER  ·  CERCEAU  ·  CEREBRAL  ·  CESTE  ·  CHALLENGE  ·  CHAMPION  ·  CHARGER  ·  CHASSE  ·  CHASUBLE  ·  CHAUSSURE  ·  CHELEM  ·  CHEVAL  ·  CHRONO  ·  CIRCUIT  ·  CLUB  ·  COACH  ·  COLLECTIF  ·  COMBAT  ·  COMBATIF  ·  COMITE  ·  CONCOURIR  ·  CONTRE  ·  CONTRER  ·  CORDE  ·  CORNER  ·  COULOIR  ·  COUP  ·  COUPE  ·  COURAGEUX  ·  COUREUR  ·  COURIR  ·  COURSE  ·  COURSER  ·  COURT  ·  CRAMPON  ·  CRAWL  ·  CRICKET  ·  CRIQUET  ·  CRITERIUM  ·  CROSS  ·  CROSSE  ·  CURLING  ·  CYCLISME  ·  CYCLISTE  ·  DANSE  ·  DART  ·  DEBORDER  ·  DECATHLON  ·  DECOCHER  ·  DEFAITE  ·  DEFENDRE  ·  DEFENSEUR  ·  DEMARQUER  ·  DEMI  ·  DEPASSER  ·  DERBY  ·  DESCENTE  ·  DETENTE  ·  DEVANCER  ·  DIRECT  ·  DISCOBOLE  ·  DISQUE  ·  DISTANCE  ·  DOJO  ·  DOPAGE  ·  DOUBLE  ·  DRAFT  ·  DRIBBLE  ·  DRIBLER  ·  DRIFT  ·  DRIVE  ·  DROP  ·  DUATHLON  ·  DUEL  ·  DUNK  ·  EAU  ·  ECARTER  ·  ECHAUFFER  ·  ECURIE  ·  ECUSSON  ·  EDUCATEUR  ·  EDUCATION  ·  EGALISER  ·  ELANCER  ·  EMULATION  ·  ENCEINTE  ·  ENCHAINER  ·  ENDURANCE  ·  ENDURANT  ·  ENTRAINER  ·  ENVOI  ·  EPAULE  ·  EPEE  ·  EPEISME  ·  EPREUVE  ·  EQUESTRE  ·  EQUILIBRE  ·  EQUIN  ·  EQUIPE  ·  EQUIPER  ·  EQUIPIER  ·  ESCALADE  ·  ESCALADER  ·  ESCRIME  ·  ESPALIER  ·  ESPOIR  ·  ESQUIVER  ·  ESSAI  ·  ESTRADE  ·  ETIRER  ·  EXERCICE  ·  EXPLOIT  ·  EXPLOSIF  ·  FAN  ·  FART  ·  FAUTE  ·  FAVORI  ·  FEINTE  ·  FEINTER  ·  FERME  ·  FILET  ·  FILIERE  ·  FINAL  ·  FINALE  ·  FINALISTE  ·  FITNES  ·  FLECHE  ·  FLEURET  ·  FONCER  ·  FOND  ·  FOOTBALL  ·  FOOTING  ·  FORCE  ·  FORME  ·  FORMULE  ·  FOULEE  ·  FRANCHIR  ·  FRISBEE  ·  FUN  ·  FUTSAL  ·  GAELIQUE  ·  GALOP  ·  GAME  ·  GARDIEN  ·  GAZON  ·  GLISSER  ·  GOAL  ·  GODILLE  ·  GOLF  ·  GRADIN  ·  GRIMPER  ·  GRIMPEUR  ·  GYM  ·  GYMNASE  ·  GYMNASTE  ·  GYMNIQUE  ·  HAIE  ·  HAIES  ·  HALTERE  ·  HAND  ·  HANDBALL  ·  HANDICAP  ·  HAUTEUR  ·  HEBDO  ·  HERCULEEN  ·  HIPPISME  ·  HIVER  ·  HOCKEY  ·  HURLING  ·  IRIMI  ·  JAB  ·  JAVELOT  ·  JEU  ·  JEUNESSE  ·  JOGGING  ·  JONGLER  ·  JOUEUR  ·  JOUTE  ·  JUDO  ·  JUDOKA  ·  JUGE  ·  JUJITSU  ·  JUMPING  ·  JUNIOR  ·  KALI  ·  KAMAE  ·  KARATE  ·  KARTING  ·  KATA  ·  KATATE  ·  KAYAC  ·  KAYAK  ·  KEIRIN  ·  KENDO  ·  KUBI  ·  KYUDO  ·  LAIDO  ·  LANCER  ·  LAUREAT  ·  LEADER  ·  LICENCE  ·  LICENCIE  ·  LIFT  ·  LIFTER  ·  LIGNE  ·  LIGUE  ·  LINKS  ·  LOB  ·  LOISIR  ·  LONGUEUR  ·  LUGE  ·  LUTTE  ·  LUTTEUR  ·  MAILLOT  ·  MANCHE  ·  MARATHON  ·  MARCHE  ·  MARQUER  ·  MARQUEUR  ·  MARTEAU  ·  MARTIAL  ·  MASSEUR  ·  MASSUE  ·  MATCH  ·  MEDAILLE  ·  MELEE  ·  MENER  ·  MENEUR  ·  MILE  ·  MILIEU  ·  MILS  ·  MINIGOLF  ·  MINISTRE  ·  MINUTE  ·  MONITEUR  ·  MONOSKI  ·  MOTOSKI  ·  MOUCHE  ·  MUSCLE  ·  MUSCLER  ·  NAGE  ·  NAGER  ·  NAGEUR  ·  NATATION  ·  NATIONAL  ·  NAUTIQUE  ·  NAUTISME  ·  NIVEAU  ·  NOCTURNE  ·  OBSTACLE  ·  OFFICIEL  ·  OLYMPIQUE  ·  OLYMPISME  ·  OMNISPORT  ·  OMOTE  ·  OULAK  ·  OUT  ·  OUTSIDER  ·  OVALIE  ·  PACK  ·  PADDOCK  ·  PALET  ·  PALETA  ·  PALMARES  ·  PANACHE  ·  PANIER  ·  PAPILLON  ·  PARAPENTE  ·  PARC  ·  PARER  ·  PARI  ·  PARTIE  ·  PASSE  ·  PASSER  ·  PATIN  ·  PATINAGE  ·  PATINETTE  ·  PATINEUR  ·  PATINOIRE  ·  PAUME  ·  PECHE  ·  PEDALER  ·  PEDALO  ·  PELOTE  ·  PELOTON  ·  PELOUSE  ·  PENALITE  ·  PENALTY  ·  PERCEE  ·  PERCHE  ·  PERCHISTE  ·  PERCUTER  ·  PETANQUE  ·  PHASE  ·  PHYSIQUE  ·  PILIER  ·  PIOLET  ·  PIROGUE  ·  PISCINE  ·  PISTAGE  ·  PISTARD  ·  PISTE  ·  PISTOLET  ·  PIVOT  ·  PIVOTER  ·  PLAISIR  ·  PLANCHE  ·  PLANEUR  ·  PLAQUER  ·  PLASTRON  ·  PLAT  ·  PLATEAU  ·  PLONGEE  ·  PLONGEON  ·  PLONGER  ·  PODIUM  ·  POIDS  ·  POINT  ·  POLO  ·  PONEY  ·  POPULAIRE  ·  POTEAU  ·  POULE  ·  POURSUITE  ·  POUSSER  ·  POUTRE  ·  PRATIQUER  ·  PRECISION  ·  PRESSING  ·  PROPULSER  ·  PROTEGE  ·  PUGILAT  ·  PUGILISTE  ·  PUISSANCE  ·  PUISSANT  ·  PUNCH  ·  PUNCHEUR  ·  PUTT  ·  PUTTER  ·  QUAD  ·  QUILLARD  ·  RAFT  ·  RAFTING  ·  RAID  ·  RALLYE  ·  RAMEUR  ·  RAMPE  ·  RANDONNEE  ·  RAPIDITE  ·  RAQUETTE  ·  RATTRAPER  ·  REACTION  ·  REBOT  ·  RECORD  ·  RECUPERER  ·  REFEREE  ·  REFLEXE  ·  REFUS  ·  REFUSER  ·  REGATE  ·  REGLE  ·  RELAI  ·  RELAIS  ·  RELANCER  ·  RELAYER  ·  REMONTER  ·  RENCONTRE  ·  RESULTAT  ·  RETOURNER  ·  RING  ·  RINGUETTE  ·  RIPOSTER  ·  RIVAL  ·  RIVALISER  ·  RIVALITE  ·  ROBUSTE  ·  ROCK  ·  RODEO  ·  ROLLER  ·  ROQUE  ·  ROULETTE  ·  ROULEUR  ·  ROUND  ·  ROUTE  ·  ROUTIER  ·  ROWING  ·  RUBAN  ·  RUCK  ·  RUER  ·  RUGBY  ·  RUMBA  ·  RUSH  ·  SABRE  ·  SAIS  ·  SAISON  ·  SALLE  ·  SALTO  ·  SAMBO  ·  SANCTION  ·  SANDA  ·  SANTE  ·  SARE  ·  SAUT  ·  SAUTER  ·  SAVATE  ·  SCORE  ·  SCRATCH  ·  SCULL  ·  SEANCE  ·  SECTION  ·  SELLE  ·  SELLERIE  ·  SEMELLE  ·  SENIOR  ·  SEPTIME  ·  SERVICE  ·  SERVIR  ·  SET  ·  SHOOT  ·  SHOOTER  ·  SHORT  ·  SILAT  ·  SKATE  ·  SKATING  ·  SKEET  ·  SKI  ·  SKIEUR  ·  SKIF  ·  SKIING  ·  SKWAL  ·  SLALOM  ·  SMASHER  ·  SOCCER  ·  SOCIETE  ·  SOFTBALL  ·  SOIGNEUR  ·  SOL  ·  SOLING  ·  SOULE  ·  SOULEVER  ·  SOUPLESSE  ·  SPECIALE  ·  SPECTACLE  ·  SPORT  ·  SPORTIF  ·  SPOT  ·  SPRINT  ·  SPRINTER  ·  SPRINTEUR  ·  SQUASH  ·  STADE  ·  STAND  ·  STAR  ·  STATION  ·  STEEPLE  ·  STEM  ·  STEP  ·  STIPLE  ·  STOPPER  ·  STRATEGIE  ·  STRUCTURE  ·  SUER  ·  SUMO  ·  SUPPORTER  ·  SURF  ·  SURVET  ·  SWING  ·  TACHI  ·  TACLE  ·  TACLER  ·  TACTIQUE  ·  TAMIS  ·  TANDEM  ·  TANGO  ·  TAPIS  ·  TATAMI  ·  TENNIS  ·  TENUE  ·  TERRAIN  ·  TIERCE  ·  TIR  ·  TIRER  ·  TITRE  ·  TONIQUE  ·  TOREER  ·  TORERO  ·  TOSS  ·  TOUCHE  ·  TOUR  ·  TOURNOI  ·  TRAIL  ·  TRAINEAU  ·  TRAINER  ·  TRAINING  ·  TRAPEZE  ·  TREK  ·  TRIAL  ·  TRIATHLON  ·  TRIBUNE  ·  TRINQUET  ·  TRIPLE  ·  TROPHEE  ·  TROT  ·  TSUKI  ·  TURF  ·  TUYAU  ·  UKE  ·  UKEMI  ·  UPPERCUT  ·  VAILLANT  ·  VAINCRE  ·  VAINQUEUR  ·  VARAPPE  ·  VAURIEN  ·  VECTEUR  ·  VELIVOLE  ·  VELO  ·  VELOSKI  ·  VESTIAIRE  ·  VETEMENT  ·  VICTOIRE  ·  VIF  ·  VIGUEUR  ·  VISER  ·  VITESSE  ·  VOILE  ·  VOLLEY  ·  VOLTER  ·  VOLTIGE  ·  VOLTIGER  ·  WADING  ·  WELTER  ·  WUSHU  ·  XARE  ·  XYSTE  ·  YACHT  ·  YOGA  ·  ZUMBA</w:t>
       </w:r>
     </w:p>
     <w:tbl>
@@ -13499,7 +13499,7 @@
                 <w:sz w:val="16"/>
                 <w:szCs w:val="16"/>
               </w:rPr>
-              <w:t xml:space="preserve">295 mots</w:t>
+              <w:t xml:space="preserve">481 mots</w:t>
             </w:r>
           </w:p>
         </w:tc>
@@ -13531,7 +13531,7 @@
           <w:sz w:val="15"/>
           <w:szCs w:val="15"/>
         </w:rPr>
-        <w:t xml:space="preserve">ABRI  ·  ACCUEIL  ·  AEROPORT  ·  AFFLUENT  ·  AFFLUX  ·  AGENCE  ·  AGREMENT  ·  AIR  ·  ALBUM  ·  ALLER  ·  ALPINISME  ·  AMBULANT  ·  ANIMATION  ·  AOUTIEN  ·  ARRET  ·  ARRIVE  ·  ARRIVEE  ·  ARRIVER  ·  ARTISANAT  ·  ASCENSION  ·  ATOUT  ·  ATTIRE  ·  ATTRACTIF  ·  ATTRAIT  ·  AUBERGE  ·  AUTOCAR  ·  AUTORAIL  ·  AVENTURE  ·  AVENTURIE  ·  BADAUD  ·  BAGAGE  ·  BAIGNEUR  ·  BAIN  ·  BALADE  ·  BALNEAIRE  ·  BALNEARE  ·  BATEAU  ·  BEDOUIN  ·  BERLINE  ·  BILLET  ·  BOHEMIEN  ·  BONDE  ·  BORD  ·  BOUTIQUE  ·  BRONZER  ·  BRUME  ·  BUFFET  ·  BUNGALOW  ·  CABINE  ·  CAMPAGNE  ·  CAMPER  ·  CAMPEUR  ·  CAMPING  ·  CANTINE  ·  CARAVANE  ·  CARNET  ·  CARTE  ·  CASINO  ·  CHALET  ·  CHALEUR  ·  CHARTER  ·  CHATEAU  ·  CHEMIN  ·  CHEMINEE  ·  CHEQUE  ·  CHERCHEUR  ·  CIEL  ·  CIRCUIT  ·  CITADELLE  ·  CLASSE  ·  CLIENTELE  ·  COFFRE  ·  COMMUNE  ·  COMPAGNIE  ·  COMPAGNON  ·  CONFORT  ·  CONVOI  ·  COTE  ·  CROISIERE  ·  CULTURE  ·  CULTUREL  ·  CURIEUX  ·  CURISTE  ·  DEAMBULER  ·  DEBARQUER  ·  DECOUVRIR  ·  DEFRAYER  ·  DEGUSTER  ·  DEPART  ·  DILIGENCE  ·  DOUANE  ·  EAU  ·  ECONOMIE  ·  EGARE  ·  ELEVAGE  ·  EMBARQUER  ·  EMMENER  ·  EMPLOI  ·  ENSEIGNE  ·  ENTREE  ·  EPHEMERE  ·  ERRANCE  ·  ERRANT  ·  ERRER  ·  ESCALE  ·  ESCAPADE  ·  ESSOR  ·  ESTIVAL  ·  ESTIVANT  ·  ETAPE  ·  ETOILE  ·  ETRANGER  ·  EXCURSION  ·  EXOTISME  ·  EXPLORER  ·  EXPRESS  ·  FARNIENTE  ·  FESTIVAL  ·  FLANER  ·  FLANEUR  ·  FLEUVE  ·  FORFAIT  ·  FRET  ·  FROID  ·  FRONT  ·  FUGITIF  ·  GITE  ·  GOLF  ·  GROTTE  ·  GUIDE  ·  HALTE  ·  HAMEAU  ·  HERITAGE  ·  HIVERNAL  ·  HOSPICE  ·  HOSTEL  ·  HOTE  ·  HOTEL  ·  HOTELIER  ·  HOTELIERE  ·  ILE  ·  INCOGNITO  ·  INDUSTRIE  ·  ITINERANT  ·  KAYAK  ·  KILOMETRE  ·  LAC  ·  LIEU  ·  LITTORAL  ·  LOCATION  ·  LOISIR  ·  LUNE  ·  LUXE  ·  MALAISES  ·  MALLE  ·  MARCHE  ·  MER  ·  METRO  ·  MIGRATEUR  ·  MINIBUS  ·  MINISTRE  ·  MOMENTANE  ·  MONTAGNE  ·  MONUMENT  ·  MOUVANT  ·  MUSEE  ·  NATURE  ·  NAUFRAGE  ·  NAVETTE  ·  NEIGE  ·  NOCE  ·  NOCTURNE  ·  NOMADE  ·  NUAGE  ·  OASIS  ·  OCEAN  ·  ODYSSEE  ·  OFFICE  ·  OMNIBUS  ·  ORGANISER  ·  PANORAMA  ·  PARC  ·  PARCOURS  ·  PARISIENS  ·  PARTIR  ·  PASSAGE  ·  PASSAGER  ·  PASSANT  ·  PASSEPORT  ·  PASSPORT  ·  PAYS  ·  PAYSAGE  ·  PECHE  ·  PELERIN  ·  PENSION  ·  PIETON  ·  PISCINE  ·  PISTE  ·  PLACIER  ·  PLAGE  ·  PLAISANCE  ·  PLONGEE  ·  PLONGER  ·  PLUIE  ·  PRISEE  ·  PROFITER  ·  PROMENADE  ·  PROMENEUR  ·  PROMOTION  ·  PROXIMITE  ·  PUBLIC  ·  QUARTIER  ·  RAIL  ·  RAME  ·  RANDO  ·  RANDONNEE  ·  RANDONNER  ·  RECIT  ·  REFUGE  ·  REGIONAL  ·  RELAIS  ·  RELATION  ·  RESEAU  ·  RESERVER  ·  RESIDENT  ·  RESORT  ·  RESSOURCE  ·  RETARD  ·  RETOUR  ·  REVENIR  ·  RIVIERE  ·  ROUTARD  ·  ROUTE  ·  RURAL  ·  SAFARI  ·  SAISON  ·  SECTEUR  ·  SEJOUR  ·  SEJOURNER  ·  SENTIER  ·  SERVICE  ·  SITE  ·  SKI  ·  SOLEIL  ·  SOURCE  ·  SOUVENIR  ·  SPATIAL  ·  STATION  ·  SURF  ·  TARIF  ·  TAXE  ·  TEMPOREL  ·  TERMINAL  ·  TERMINUS  ·  TERRASSE  ·  TERTIAIRE  ·  THERMES  ·  TOURISM  ·  TOURISME  ·  TOURISTE  ·  TOURNEE  ·  TRACTION  ·  TRAIN  ·  TRAITE  ·  TRAJET  ·  TRAMWAY  ·  TRANSIT  ·  TRANSPORT  ·  TRAVERSEE  ·  TREK  ·  TRIAGE  ·  TROPIC  ·  TROUSSE  ·  TUNNEL  ·  VACANCE  ·  VACANCIER  ·  VAGABOND  ·  VALISE  ·  VALLEE  ·  VEHICULE  ·  VENT  ·  VIATIQUE  ·  VILLA  ·  VILLE  ·  VISA  ·  VISITE  ·  VISITER  ·  VISITEUR  ·  VIVANT  ·  VOIR  ·  VOITURE  ·  VOYAGE  ·  VOYAGER  ·  VOYAGEUR  ·  VOYAGISTE</w:t>
+        <w:t xml:space="preserve">ABRI  ·  ACCUEIL  ·  ACCUEILS  ·  AEROPORT  ·  AFFLUENT  ·  AFFLUT  ·  AFFLUX  ·  AGENCE  ·  AGREABLE  ·  AGREMENT  ·  AIR  ·  ALBUM  ·  ALLER  ·  ALPIN  ·  ALPINISME  ·  AMBULANT  ·  AMI  ·  AMIE  ·  AMIS  ·  AMITIE  ·  ANIMATION  ·  AOUTIEN  ·  ARCHIPEL  ·  ARRET  ·  ARRIVE  ·  ARRIVEE  ·  ARRIVER  ·  ARRIVÉE  ·  ART  ·  ARTISANAT  ·  ATOUT  ·  ATTIRE  ·  ATTRACTIF  ·  ATTRAIT  ·  AUBERGE  ·  AUTO  ·  AUTOBUS  ·  AUTOCAR  ·  AUTORAIL  ·  AUTOTOUR  ·  AVENTURE  ·  AVENTURIE  ·  AZUR  ·  AÉROPORT  ·  BADAUD  ·  BAGAGE  ·  BAGAGES  ·  BAIE  ·  BAIGNADE  ·  BAIGNEUR  ·  BAIN  ·  BALADE  ·  BALLADE  ·  BALNEAIRE  ·  BALNÉAIRE  ·  BANQUET  ·  BARBECUE  ·  BARQUE  ·  BATEAU  ·  BERLINE  ·  BILLET  ·  BISTROT  ·  BONDE  ·  BORD  ·  BOUSSOLE  ·  BOUTIQUE  ·  BROCHURE  ·  BRONZER  ·  BRUME  ·  BUFFET  ·  BUNGALOW  ·  BUS  ·  CABANE  ·  CABINE  ·  CAFE  ·  CALME  ·  CAMPAGNE  ·  CAMPER  ·  CAMPEUR  ·  CAMPING  ·  CANOE  ·  CANOT  ·  CANTINE  ·  CAP  ·  CAR  ·  CARAVANE  ·  CARNET  ·  CARTE  ·  CASCADE  ·  CASINO  ·  CAVERNE  ·  CHALET  ·  CHALEUR  ·  CHAMBRE  ·  CHANGE  ·  CHANGER  ·  CHARMANT  ·  CHARTER  ·  CHATEAU  ·  CHEF  ·  CHEMIN  ·  CHEMINEE  ·  CHEQUE  ·  CHERCHEUR  ·  CHIMERE  ·  CHÂTEAUX  ·  CIEL  ·  CIRCUIT  ·  CITADELLE  ·  CITÉ  ·  CLASSE  ·  CLIENT  ·  CLIENTELE  ·  CLUB  ·  COFFRE  ·  COMMUNE  ·  COMPAGNIE  ·  COMPAGNON  ·  CONFORT  ·  CONSULAT  ·  CONVOI  ·  COQUE  ·  COTE  ·  CROIS  ·  CROISEUR  ·  CROISIERE  ·  CROISIÈRE  ·  CUISINE  ·  CULTURE  ·  CULTUREL  ·  CURIEUX  ·  CURISTE  ·  DEAMBULER  ·  DEBARQUER  ·  DECOUVRIR  ·  DEFRAYER  ·  DEGUSTER  ·  DELTA  ·  DEPART  ·  DEPAYSER  ·  DEPLACER  ·  DESSERT  ·  DETENTE  ·  DILIGENCE  ·  DINER  ·  DORURE  ·  DOUANE  ·  DUNE  ·  DÉPART  ·  EAU  ·  ECOLE  ·  ECONOMIE  ·  EGARE  ·  ELEVAGE  ·  EMBARQUER  ·  EMMENER  ·  EMPLOI  ·  ENCHANTE  ·  ENSEIGNE  ·  ENTREE  ·  EPHEMERE  ·  EPOPEE  ·  EQUIPE  ·  EQUIPER  ·  ERRANCE  ·  ERRANT  ·  ERRER  ·  ESCALADE  ·  ESCALE  ·  ESCAPADE  ·  ESSOR  ·  ESTIVAL  ·  ESTIVANT  ·  ETAPE  ·  ETOILE  ·  ETRANGER  ·  ETUDE  ·  EVASION  ·  EXCURSION  ·  EXOTIQUE  ·  EXOTISME  ·  EXPLORER  ·  EXPRESS  ·  FALAISE  ·  FARNIENTE  ·  FER  ·  FERRY  ·  FESTIN  ·  FESTIVAL  ·  FJORD  ·  FLANER  ·  FLANERIE  ·  FLANEUR  ·  FLEUVE  ·  FLÂNER  ·  FLÂNERIE  ·  FORET  ·  FORFAIT  ·  FORMATION  ·  FORMER  ·  FORÊT  ·  FRET  ·  FROID  ·  FRONT  ·  FUGITIF  ·  FUIR  ·  FUITE  ·  GARE  ·  GESTION  ·  GITE  ·  GLACE  ·  GOELETTE  ·  GOLF  ·  GORGE  ·  GRILLADE  ·  GROTTE  ·  GUIDE  ·  GUIDER  ·  GÎTE  ·  HALTE  ·  HAMAC  ·  HAMAM  ·  HAMEAU  ·  HEBERGER  ·  HIVERNAL  ·  HOSPICE  ·  HOSTEL  ·  HOTE  ·  HOTEL  ·  HOTELIER  ·  HOTELIERE  ·  HÉBERGER  ·  HÔTEL  ·  ILE  ·  INDUSTRIE  ·  INSOLITE  ·  INSTITUT  ·  INVITER  ·  ITINERANT  ·  ITINÉRER  ·  JACUZZI  ·  JUNGLE  ·  KAYAK  ·  KILOMETRE  ·  LAC  ·  LAGUNE  ·  LIEU  ·  LITTORAL  ·  LOCATION  ·  LODGE  ·  LOGEMENT  ·  LOGIS  ·  LOISIR  ·  LUNE  ·  LUXE  ·  LUXUEUX  ·  MAGIQUE  ·  MALLE  ·  MARCHE  ·  MASSE  ·  MASSEUR  ·  MENU  ·  MER  ·  METRO  ·  MIGRATEUR  ·  MINIBUS  ·  MINISTRE  ·  MONTAGNE  ·  MONUMENT  ·  MOTEL  ·  MOTO  ·  MOUVANT  ·  MUSEE  ·  MUSÉES  ·  NAGER  ·  NATURE  ·  NAUFRAGE  ·  NAUTIQUE  ·  NAVETTE  ·  NAVIRE  ·  NEIGE  ·  NOCE  ·  NOCTURNE  ·  NOMADE  ·  NUAGE  ·  NUITEE  ·  OASIS  ·  OCEAN  ·  ODYSEE  ·  ODYSSEE  ·  OFFICE  ·  OMNIBUS  ·  ORGANISER  ·  PAISIBLE  ·  PALACE  ·  PANORAMA  ·  PAQUEBOT  ·  PARC  ·  PARCOURS  ·  PARISIENS  ·  PARTIR  ·  PASSAGE  ·  PASSAGER  ·  PASSANT  ·  PASSEPORT  ·  PASSPORT  ·  PAUSE  ·  PAYS  ·  PAYSAGE  ·  PECHE  ·  PEDALO  ·  PELERIN  ·  PENSION  ·  PERIPLE  ·  PHOTO  ·  PIETON  ·  PIQUE  ·  PIROGUE  ·  PISCINE  ·  PISTE  ·  PLACIER  ·  PLAGE  ·  PLAINE  ·  PLAISANCE  ·  PLAN  ·  PLANIFIER  ·  PLANS  ·  PLAT  ·  PLONGEE  ·  PLONGEON  ·  PLONGER  ·  PLUIE  ·  PORT  ·  PRAIRIE  ·  PRISEE  ·  PROFITER  ·  PROMENADE  ·  PROMENER  ·  PROMENEUR  ·  PROMOTION  ·  PROXIMITE  ·  PUBLIC  ·  QUAI  ·  QUARTIER  ·  QUETE  ·  RAFFINE  ·  RAIL  ·  RAME  ·  RANDO  ·  RANDONNEE  ·  RANDONNER  ·  RECIF  ·  RECIT  ·  REFUGE  ·  REGIONAL  ·  RELAIS  ·  RELATION  ·  RELAXANT  ·  RELAXE  ·  REPAS  ·  REPOSANT  ·  REPOSER  ·  RESEAU  ·  RESERVER  ·  RESIDENT  ·  RESIDER  ·  RESORT  ·  RESSOURCE  ·  RESTO  ·  RETARD  ·  RETOUR  ·  REVENIR  ·  REVERIE  ·  RIVIERE  ·  ROUTARD  ·  ROUTE  ·  RURAL  ·  RÉCEPTION  ·  RÉSERVER  ·  SABLE  ·  SAC  ·  SAFARI  ·  SAISON  ·  SAUNA  ·  SAUVAGE  ·  SAVEUR  ·  SCOOTER  ·  SECTEUR  ·  SEJOUR  ·  SEJOURNER  ·  SENTIER  ·  SERVICE  ·  SIESTE  ·  SITE  ·  SKI  ·  SKIEUR  ·  SKIPPER  ·  SOLEIL  ·  SORTIE  ·  SORTIR  ·  SOUPER  ·  SOURCE  ·  SOUVENIR  ·  SPATIAL  ·  STANDING  ·  STATION  ·  STUDIO  ·  SUITE  ·  SURF  ·  SURFEUR  ·  SÉJOUR  ·  TARIF  ·  TAXE  ·  TEMPOREL  ·  TENTE  ·  TENUE  ·  TERMINAL  ·  TERMINUS  ·  TERRASSE  ·  TERROIR  ·  TERTIAIRE  ·  THERMES  ·  TICKET  ·  TONG  ·  TONGS  ·  TOUR  ·  TOURISME  ·  TOURISTE  ·  TOURNEE  ·  TRACTION  ·  TRAIN  ·  TRAITE  ·  TRAJET  ·  TRAM  ·  TRAMWAY  ·  TRANSAT  ·  TRANSIT  ·  TRANSPORT  ·  TRAVERSEE  ·  TRAVERSER  ·  TRAVERSÉE  ·  TREK  ·  TREMPER  ·  TRIAGE  ·  TROPIC  ·  TROPICAL  ·  TROUSSE  ·  TUNNEL  ·  VACANCE  ·  VACANCES  ·  VACANCIER  ·  VAGABOND  ·  VALISE  ·  VALLEE  ·  VEHICULE  ·  VELO  ·  VENT  ·  VIATIQUE  ·  VILLA  ·  VILLE  ·  VISA  ·  VISITE  ·  VISITER  ·  VISITEUR  ·  VIVANT  ·  VOILE  ·  VOILIER  ·  VOIR  ·  VOITURE  ·  VOL  ·  VOLCAN  ·  VOLER  ·  VOYAGE  ·  VOYAGER  ·  VOYAGEUR  ·  VOYAGISTE  ·  VUE  ·  YACHT  ·  ZONE  ·  ÉTAPE  ·  ÎLE</w:t>
       </w:r>
     </w:p>
     <w:tbl>
@@ -13773,7 +13773,7 @@
                 <w:sz w:val="16"/>
                 <w:szCs w:val="16"/>
               </w:rPr>
-              <w:t xml:space="preserve">515 mots</w:t>
+              <w:t xml:space="preserve">516 mots</w:t>
             </w:r>
           </w:p>
         </w:tc>
@@ -13805,7 +13805,7 @@
           <w:sz w:val="15"/>
           <w:szCs w:val="15"/>
         </w:rPr>
-        <w:t xml:space="preserve">ABRI  ·  ABRIBUS  ·  ABSIDE  ·  ACIER  ·  ACROPOLE  ·  AEROPORT  ·  AGGLOMERE  ·  AGORA  ·  AIR  ·  ALEM  ·  ALFIZ  ·  ALLEE  ·  AMENAGER  ·  ANNEXION  ·  AQUEDUC  ·  ARC  ·  ARCADE  ·  ARCATURE  ·  ARCEAU  ·  ARCOLOGIE  ·  AREA  ·  ART  ·  ARTERE  ·  ARTISTE  ·  ASPECT  ·  ASPHALTE  ·  ASSIEGEE  ·  ATRIUM  ·  ATTIQUE  ·  AUTOBUS  ·  AUTOCAR  ·  AUTOPONT  ·  AUTOROUTE  ·  AUVENT  ·  AVAL  ·  AVENUE  ·  BALCON  ·  BALNEAIRE  ·  BALUSTRE  ·  BANC  ·  BANDITE  ·  BANLIEUE  ·  BAR  ·  BARDAGE  ·  BARRAGE  ·  BARRIERE  ·  BASSIN  ·  BASTIDE  ·  BASTION  ·  BATI  ·  BATIERE  ·  BATIMENT  ·  BATISSE  ·  BAZAR  ·  BEFFROI  ·  BERME  ·  BETON  ·  BILLETTE  ·  BITUME  ·  BLED  ·  BLOC  ·  BOIS  ·  BOISEMENT  ·  BORDEE  ·  BORDJ  ·  BORDURE  ·  BORNE  ·  BOULEVARD  ·  BOURG  ·  BOURGADE  ·  BOURGEOIS  ·  BOVIDUC  ·  BRANCHE  ·  BRASSERIE  ·  BRECHE  ·  BRIQUE  ·  BRUIT  ·  CADASTRE  ·  CADRE  ·  CAFE  ·  CALIDUC  ·  CALME  ·  CAMARIN  ·  CAMPANE  ·  CAMPO  ·  CAMPUS  ·  CANAL  ·  CANISAC  ·  CANIVEAU  ·  CANTON  ·  CAPITOLE  ·  CAROLE  ·  CARREFOUR  ·  CASBAH  ·  CASERNE  ·  CASINO  ·  CASTEL  ·  CENTRALE  ·  CENTRE  ·  CENTRES  ·  CHALET  ·  CHALEUR  ·  CHANTIER  ·  CHAPELLE  ·  CHARRIERE  ·  CHATEAU  ·  CHAUFFAGE  ·  CHAUSSEE  ·  CHEFLIEU  ·  CHEMIN  ·  CHEVET  ·  CHIC  ·  CIMENT  ·  CIMETIERE  ·  CINEMA  ·  CITADELLE  ·  CITADIN  ·  CITE  ·  CIVILITE  ·  CLOCHER  ·  CLOTURE  ·  CODE  ·  COEUR  ·  COFFRAGE  ·  COHERENCE  ·  COLLINE  ·  COLONNE  ·  COMMUNAL  ·  COMMUNE  ·  CONE  ·  CORNICHE  ·  CORRIDORS  ·  CORSO  ·  COTE  ·  COTEAU  ·  COULOIR  ·  COUPOLE  ·  COUR  ·  COURETTE  ·  COURS  ·  COURTINE  ·  COURTOIS  ·  CREATION  ·  CREPIS  ·  CROISSANT  ·  CYCLABLE  ·  DALLAGE  ·  DALLE  ·  DAMIER  ·  DATATION  ·  DECHARGE  ·  DECISION  ·  DECOR  ·  DECORER  ·  DEDALE  ·  DEMEURE  ·  DENSE  ·  DENSITE  ·  DEROBE  ·  DESIGN  ·  DESSERTE  ·  DESSERVI  ·  DIGUE  ·  DIPLOME  ·  DISTRICT  ·  DOCUMENT  ·  DOMAINE  ·  DOMAL  ·  DOME  ·  DOMICILE  ·  DONJON  ·  DORIQUE  ·  DOUVE  ·  DRAINAGE  ·  DROMOS  ·  DUPLEX  ·  DURABLE  ·  EAU  ·  ECHANGEUR  ·  ECHEVIN  ·  ECHIFFE  ·  ECLAIRAGE  ·  ECOINCON  ·  ECOLE  ·  ECOVILLE  ·  EDIFICE  ·  EGOUT  ·  ELEGANCE  ·  ENDROIT  ·  ENSEIGNE  ·  ENTREPOT  ·  ENTRESOL  ·  ENTRETIEN  ·  EPICERIE  ·  ESCALIER  ·  ESCARPE  ·  ESPACE  ·  ESPACES  ·  ETAGE  ·  ETALEMENT  ·  ETUDE  ·  EVECHE  ·  EXCENTRE  ·  EXODE  ·  EXTENSION  ·  FACADE  ·  FACE  ·  FAISSE  ·  FAUBOURG  ·  FAVELA  ·  FEDERALE  ·  FENETRE  ·  FLANC  ·  FONCIER  ·  FONCTIONS  ·  FONDATION  ·  FONTAINE  ·  FORMATION  ·  FORUM  ·  FOSSE  ·  FOYER  ·  FREQUENTE  ·  FRESQUE  ·  FRICHE  ·  FRISE  ·  FROID  ·  FRONTAGE  ·  FRONTEAU  ·  FRONTIERE  ·  FRONTON  ·  GALERIE  ·  GAZ  ·  GAZEBO  ·  GAZON  ·  GEISON  ·  GESTION  ·  GHETTO  ·  GITE  ·  GLACIS  ·  GOUDRON  ·  GRAFFITI  ·  GRANITE  ·  GRAVILLON  ·  GYMNASE  ·  HABITANT  ·  HABITAT  ·  HABITER  ·  HALL  ·  HALLE  ·  HAMEAU  ·  HAVRE  ·  HOTEL  ·  HUTONG  ·  ILOT  ·  IMMEUBLE  ·  IMPASSE  ·  IMPOSTE  ·  INAUGURE  ·  INSTITUT  ·  INTERIEUR  ·  IWAN  ·  JARDIN  ·  JOGLO  ·  JUMELAGE  ·  KAPIA  ·  KIOSQUE  ·  KONAK  ·  KRAK  ·  LANCIS  ·  LATRINES  ·  LAVOIR  ·  LIAISON  ·  LICE  ·  LIFTIER  ·  LIGNE  ·  LIMITE  ·  LISTEL  ·  LITTORAL  ·  LOCAL  ·  LOCALITE  ·  LOGEMENT  ·  LOGGIA  ·  LOGIS  ·  LOT  ·  LUCARNE  ·  LUMIERE  ·  MAIDAN  ·  MAILLAGE  ·  MAIRE  ·  MAIRIE  ·  MAISON  ·  MANEGE  ·  MANOIR  ·  MARAIS  ·  MARCHE  ·  MARINA  ·  MARITIME  ·  MEDINA  ·  MEGAPOLE  ·  METOPE  ·  METRO  ·  METROPOLE  ·  MICRORUE  ·  MICROSITE  ·  MILIEU  ·  MINARET  ·  MINISTERE  ·  MINISTRE  ·  MITAGE  ·  MIXITE  ·  MOBILIER  ·  MOBILITE  ·  MODELE  ·  MODERNE  ·  MONADE  ·  MONASTERE  ·  MONDAIN  ·  MONUMENT  ·  MORTIER  ·  MOSQUEE  ·  MUNICIPAL  ·  MUR  ·  MURAILLE  ·  MURE  ·  MURET  ·  MUSEE  ·  NATALE  ·  NATUREL  ·  NAVETTE  ·  NECROPOLE  ·  NEF  ·  NORMES  ·  NOUVEAU  ·  ODEUR  ·  ORNEMENT  ·  ORNER  ·  OUVRAGE  ·  OVE  ·  PAGODE  ·  PALAIS  ·  PARAPET  ·  PARC  ·  PARISIEN  ·  PARK  ·  PARKING  ·  PARVIS  ·  PASSAGE  ·  PATE  ·  PATIO  ·  PAVAGE  ·  PAVE  ·  PAVER  ·  PAYSAGE  ·  PELOUSE  ·  PENATES  ·  PERIMETRE  ·  PERRON  ·  PHARE  ·  PIERRE  ·  PIETON  ·  PIETONNE  ·  PILASTRE  ·  PILIER  ·  PINACLE  ·  PISCINE  ·  PISTE  ·  PLACE  ·  PLACETTE  ·  PLAISANCE  ·  PLAN  ·  PLASTIQUE  ·  PLU  ·  POLE  ·  POLI  ·  POLITESSE  ·  POLLUTION  ·  PONCEAU  ·  PONT  ·  POPULEUX  ·  PORT  ·  PORTE  ·  PORTION  ·  POS  ·  POTEAU  ·  POTELET  ·  POTERNE  ·  PROCESSUS  ·  PROJET  ·  PROMENADE  ·  PROMOTEUR  ·  PROPRIETE  ·  PUBLIC  ·  PUTTI  ·  PYRAMIDE  ·  QUAI  ·  QUARTIER  ·  RAFFINE  ·  RAIL  ·  RAMPE  ·  RAVELIN  ·  REGARD  ·  REGIONAL  ·  REGLEMENT  ·  REMPART  ·  RESEAU  ·  RESIDENCE  ·  RIBOUL  ·  RIFT  ·  RIVE  ·  ROCADE  ·  ROUTE  ·  ROUTIER  ·  ROUTIN  ·  RUBAN  ·  RUCHE  ·  RUE  ·  RUELLE  ·  RUETTE  ·  RURAL  ·  RURALITE  ·  SABLON  ·  SAGE  ·  SAILLIE  ·  SALLE  ·  SALON  ·  SANISETTE  ·  SCHEMA  ·  SCIENCE  ·  SECTEUR  ·  SECURITE  ·  SEMAPHORE  ·  SENTIER  ·  SERVICE  ·  SERVITUDE  ·  SIGNAL  ·  SILENCE  ·  SIMAISE  ·  SINISTRE  ·  SIPHON  ·  SITE  ·  SITOLOGIE  ·  SITUE  ·  SOI  ·  SOUS  ·  SQUARE  ·  STRATEGIE  ·  STRUCTURE  ·  STYLE  ·  SURFACE  ·  SYNDICAT  ·  TACHE  ·  TAUDIS  ·  TECHNIQUE  ·  TEMPLE  ·  TENDANCE  ·  TERMINAL  ·  TERRAIN  ·  TERRASSE  ·  TERRE  ·  TERZIER  ·  THANON  ·  THEATRE  ·  TISSU  ·  TOIT  ·  TOMETTE  ·  TOUR  ·  TRAFIC  ·  TRAIN  ·  TRAJET  ·  TRAM  ·  TRAMWAY  ·  TRANSPORT  ·  TRAVAUX  ·  TRAVEE  ·  TREVE  ·  TRIBUNE  ·  TRIGLYPHE  ·  TRONCON  ·  TROTTOIR  ·  TUILE  ·  TUNNEL  ·  TUYAU  ·  URBAIN  ·  URBANISER  ·  URBANISME  ·  URBANISTE  ·  URBANITE  ·  USAGE  ·  VELO  ·  VENELLE  ·  VERRE  ·  VERT  ·  VETAGE  ·  VIABILITE  ·  VIADUC  ·  VIAIRE  ·  VIE  ·  VILLA  ·  VILLAGE  ·  VILLE  ·  VIOL  ·  VISITE  ·  VOIE  ·  VOIRIE  ·  VOISINAGE  ·  VOLUTE  ·  VOUTE  ·  YOURTE  ·  ZONAGE  ·  ZONARD  ·  ZONE  ·  ZONER  ·  ZONIER  ·  ZONING  ·  ŒUVRE</w:t>
+        <w:t xml:space="preserve">ABRI  ·  ABRIBUS  ·  ABSIDE  ·  ACIER  ·  ACROPOLE  ·  AEROPORT  ·  AGGLOMERE  ·  AGORA  ·  AIR  ·  ALEM  ·  ALFIZ  ·  ALLEE  ·  AMENAGER  ·  AMEUBLEME  ·  ANNEXION  ·  AQUEDUC  ·  ARC  ·  ARCADE  ·  ARCATURE  ·  ARCEAU  ·  ARCOLOGIE  ·  AREA  ·  ART  ·  ARTERE  ·  ARTISTE  ·  ASPECT  ·  ASPHALTE  ·  ASSIEGEE  ·  ATRIUM  ·  ATTIQUE  ·  AUTOBUS  ·  AUTOCAR  ·  AUTOPONT  ·  AUTOROUTE  ·  AUVENT  ·  AVAL  ·  AVENUE  ·  BALCON  ·  BALNEAIRE  ·  BALUSTRE  ·  BANC  ·  BANDITE  ·  BANLIEUE  ·  BAR  ·  BARDAGE  ·  BARRAGE  ·  BARRIERE  ·  BASSIN  ·  BASTIDE  ·  BASTION  ·  BATI  ·  BATIERE  ·  BATIMENT  ·  BATISSE  ·  BAZAR  ·  BEFFROI  ·  BERME  ·  BETON  ·  BILLETTE  ·  BITUME  ·  BLED  ·  BLOC  ·  BOIS  ·  BOISEMENT  ·  BORDEE  ·  BORDJ  ·  BORDURE  ·  BORNE  ·  BOULEVARD  ·  BOURG  ·  BOURGADE  ·  BOURGEOIS  ·  BOVIDUC  ·  BRANCHE  ·  BRASSERIE  ·  BRECHE  ·  BRIQUE  ·  BRUIT  ·  CADASTRE  ·  CADRE  ·  CAFE  ·  CALIDUC  ·  CALME  ·  CAMARIN  ·  CAMPANE  ·  CAMPO  ·  CAMPUS  ·  CANAL  ·  CANISAC  ·  CANIVEAU  ·  CANTON  ·  CAPITOLE  ·  CAROLE  ·  CARREFOUR  ·  CASBAH  ·  CASERNE  ·  CASINO  ·  CASTEL  ·  CENTRALE  ·  CENTRE  ·  CENTRES  ·  CHALET  ·  CHALEUR  ·  CHANTIER  ·  CHAPELLE  ·  CHARRIERE  ·  CHATEAU  ·  CHAUFFAGE  ·  CHAUSSEE  ·  CHEFLIEU  ·  CHEMIN  ·  CHEVET  ·  CHIC  ·  CIMENT  ·  CIMETIERE  ·  CINEMA  ·  CITADELLE  ·  CITADIN  ·  CITE  ·  CIVILITE  ·  CLOCHER  ·  CLOTURE  ·  CODE  ·  COEUR  ·  COFFRAGE  ·  COHERENCE  ·  COLLINE  ·  COLONNE  ·  COMMUNAL  ·  COMMUNE  ·  CONE  ·  CORNICHE  ·  CORRIDORS  ·  CORSO  ·  COTE  ·  COTEAU  ·  COULOIR  ·  COUPOLE  ·  COUR  ·  COURETTE  ·  COURS  ·  COURTINE  ·  COURTOIS  ·  CREATION  ·  CREPIS  ·  CROISSANT  ·  CYCLABLE  ·  DALLAGE  ·  DALLE  ·  DAMIER  ·  DATATION  ·  DECHARGE  ·  DECISION  ·  DECOR  ·  DECORER  ·  DEDALE  ·  DEMEURE  ·  DENSE  ·  DENSITE  ·  DEROBE  ·  DESIGN  ·  DESSERTE  ·  DESSERVI  ·  DIGUE  ·  DIPLOME  ·  DISTRICT  ·  DOCUMENT  ·  DOMAINE  ·  DOMAL  ·  DOME  ·  DOMICILE  ·  DONJON  ·  DORIQUE  ·  DOUVE  ·  DRAINAGE  ·  DROMOS  ·  DUPLEX  ·  DURABLE  ·  EAU  ·  ECHANGEUR  ·  ECHEVIN  ·  ECHIFFE  ·  ECLAIRAGE  ·  ECOINCON  ·  ECOLE  ·  ECOVILLE  ·  EDIFICE  ·  EGOUT  ·  ELEGANCE  ·  ENDROIT  ·  ENSEIGNE  ·  ENTREPOT  ·  ENTRESOL  ·  ENTRETIEN  ·  EPICERIE  ·  ESCALIER  ·  ESCARPE  ·  ESPACE  ·  ESPACES  ·  ETAGE  ·  ETALEMENT  ·  ETUDE  ·  EVECHE  ·  EXCENTRE  ·  EXODE  ·  EXTENSION  ·  FACADE  ·  FACE  ·  FAISSE  ·  FAUBOURG  ·  FAVELA  ·  FEDERALE  ·  FENETRE  ·  FLANC  ·  FONCIER  ·  FONCTIONS  ·  FONDATION  ·  FONTAINE  ·  FORMATION  ·  FORUM  ·  FOSSE  ·  FOYER  ·  FREQUENTE  ·  FRESQUE  ·  FRICHE  ·  FRISE  ·  FROID  ·  FRONTAGE  ·  FRONTEAU  ·  FRONTIERE  ·  FRONTON  ·  GALERIE  ·  GAZ  ·  GAZEBO  ·  GAZON  ·  GEISON  ·  GESTION  ·  GHETTO  ·  GITE  ·  GLACIS  ·  GOUDRON  ·  GRAFFITI  ·  GRANITE  ·  GRAVILLON  ·  GYMNASE  ·  HABITANT  ·  HABITAT  ·  HABITER  ·  HALL  ·  HALLE  ·  HAMEAU  ·  HAVRE  ·  HOTEL  ·  HUTONG  ·  ILOT  ·  IMMEUBLE  ·  IMPASSE  ·  IMPOSTE  ·  INAUGURE  ·  INSTITUT  ·  INTERIEUR  ·  IWAN  ·  JARDIN  ·  JOGLO  ·  JUMELAGE  ·  KAPIA  ·  KIOSQUE  ·  KONAK  ·  KRAK  ·  LANCIS  ·  LATRINES  ·  LAVOIR  ·  LIAISON  ·  LICE  ·  LIFTIER  ·  LIGNE  ·  LIMITE  ·  LISTEL  ·  LITTORAL  ·  LOCAL  ·  LOCALITE  ·  LOGEMENT  ·  LOGGIA  ·  LOGIS  ·  LOT  ·  LUCARNE  ·  LUMIERE  ·  MAIDAN  ·  MAILLAGE  ·  MAIRE  ·  MAIRIE  ·  MAISON  ·  MANEGE  ·  MANOIR  ·  MARAIS  ·  MARCHE  ·  MARINA  ·  MARITIME  ·  MEDINA  ·  MEGAPOLE  ·  METOPE  ·  METRO  ·  METROPOLE  ·  MICRORUE  ·  MICROSITE  ·  MILIEU  ·  MINARET  ·  MINISTERE  ·  MINISTRE  ·  MITAGE  ·  MIXITE  ·  MOBILIER  ·  MOBILITE  ·  MODELE  ·  MODERNE  ·  MONADE  ·  MONASTERE  ·  MONDAIN  ·  MONUMENT  ·  MORTIER  ·  MOSQUEE  ·  MUNICIPAL  ·  MUR  ·  MURAILLE  ·  MURE  ·  MURET  ·  MUSEE  ·  NATALE  ·  NATUREL  ·  NAVETTE  ·  NECROPOLE  ·  NEF  ·  NORMES  ·  NOUVEAU  ·  ODEUR  ·  ORNEMENT  ·  ORNER  ·  OUVRAGE  ·  OVE  ·  PAGODE  ·  PALAIS  ·  PARAPET  ·  PARC  ·  PARISIEN  ·  PARK  ·  PARKING  ·  PARVIS  ·  PASSAGE  ·  PATE  ·  PATIO  ·  PAVAGE  ·  PAVE  ·  PAVER  ·  PAYSAGE  ·  PELOUSE  ·  PENATES  ·  PERIMETRE  ·  PERRON  ·  PHARE  ·  PIERRE  ·  PIETON  ·  PIETONNE  ·  PILASTRE  ·  PILIER  ·  PINACLE  ·  PISCINE  ·  PISTE  ·  PLACE  ·  PLACETTE  ·  PLAISANCE  ·  PLAN  ·  PLASTIQUE  ·  PLU  ·  POLE  ·  POLI  ·  POLITESSE  ·  POLLUTION  ·  PONCEAU  ·  PONT  ·  POPULEUX  ·  PORT  ·  PORTE  ·  PORTION  ·  POS  ·  POTEAU  ·  POTELET  ·  POTERNE  ·  PROCESSUS  ·  PROJET  ·  PROMENADE  ·  PROMOTEUR  ·  PROPRIETE  ·  PUBLIC  ·  PUTTI  ·  PYRAMIDE  ·  QUAI  ·  QUARTIER  ·  RAFFINE  ·  RAIL  ·  RAMPE  ·  RAVELIN  ·  REGARD  ·  REGIONAL  ·  REGLEMENT  ·  REMPART  ·  RESEAU  ·  RESIDENCE  ·  RIBOUL  ·  RIFT  ·  RIVE  ·  ROCADE  ·  ROUTE  ·  ROUTIER  ·  ROUTIN  ·  RUBAN  ·  RUCHE  ·  RUE  ·  RUELLE  ·  RUETTE  ·  RURAL  ·  RURALITE  ·  SABLON  ·  SAGE  ·  SAILLIE  ·  SALLE  ·  SALON  ·  SANISETTE  ·  SCHEMA  ·  SCIENCE  ·  SECTEUR  ·  SECURITE  ·  SEMAPHORE  ·  SENTIER  ·  SERVICE  ·  SERVITUDE  ·  SIGNAL  ·  SILENCE  ·  SIMAISE  ·  SINISTRE  ·  SIPHON  ·  SITE  ·  SITOLOGIE  ·  SITUE  ·  SOI  ·  SOUS  ·  SQUARE  ·  STRATEGIE  ·  STRUCTURE  ·  STYLE  ·  SURFACE  ·  SYNDICAT  ·  TACHE  ·  TAUDIS  ·  TECHNIQUE  ·  TEMPLE  ·  TENDANCE  ·  TERMINAL  ·  TERRAIN  ·  TERRASSE  ·  TERRE  ·  TERZIER  ·  THANON  ·  THEATRE  ·  TISSU  ·  TOIT  ·  TOMETTE  ·  TOUR  ·  TRAFIC  ·  TRAIN  ·  TRAJET  ·  TRAM  ·  TRAMWAY  ·  TRANSPORT  ·  TRAVAUX  ·  TRAVEE  ·  TREVE  ·  TRIBUNE  ·  TRIGLYPHE  ·  TRONCON  ·  TROTTOIR  ·  TUILE  ·  TUNNEL  ·  TUYAU  ·  URBAIN  ·  URBANISER  ·  URBANISME  ·  URBANISTE  ·  URBANITE  ·  USAGE  ·  VELO  ·  VENELLE  ·  VERRE  ·  VERT  ·  VETAGE  ·  VIABILITE  ·  VIADUC  ·  VIAIRE  ·  VIE  ·  VILLA  ·  VILLAGE  ·  VILLE  ·  VIOL  ·  VISITE  ·  VOIE  ·  VOIRIE  ·  VOISINAGE  ·  VOLUTE  ·  VOUTE  ·  YOURTE  ·  ZONAGE  ·  ZONARD  ·  ZONE  ·  ZONER  ·  ZONIER  ·  ZONING  ·  ŒUVRE</w:t>
       </w:r>
     </w:p>
     <w:tbl>
@@ -14458,7 +14458,7 @@
                 <w:sz w:val="16"/>
                 <w:szCs w:val="16"/>
               </w:rPr>
-              <w:t xml:space="preserve">579 mots</w:t>
+              <w:t xml:space="preserve">602 mots</w:t>
             </w:r>
           </w:p>
         </w:tc>
@@ -14490,7 +14490,7 @@
           <w:sz w:val="15"/>
           <w:szCs w:val="15"/>
         </w:rPr>
-        <w:t xml:space="preserve">ACCUMULER  ·  ACHAT  ·  ACQUISE  ·  ACQUIT  ·  ACTIF  ·  ACTION  ·  AFFAIRE  ·  AGENCE  ·  AGENT  ·  AGIO  ·  AGIOTAGE  ·  AGNEL  ·  AGRICOLE  ·  AIDE  ·  AISANCE  ·  ALENA  ·  ALOI  ·  AMENDE  ·  AMENDER  ·  AMORTIR  ·  AMPLEUR  ·  ANALYSE  ·  ANALYSTE  ·  ANNALITE  ·  ANNUEL  ·  ANNUITE  ·  APPOINT  ·  APPORT  ·  APPORTEUR  ·  ARGENT  ·  ARGENTIER  ·  ARRERAGES  ·  ARRIERE  ·  ARRIMAGE  ·  ASSAINIR  ·  ASSIETTE  ·  ASSIGNAT  ·  ASSOCIE  ·  ASSURANCE  ·  ATELIER  ·  AUMONE  ·  AUREUS  ·  AUSTERITE  ·  AVARE  ·  AVARICE  ·  AVERS  ·  AVOIR  ·  BAIL  ·  BAISSE  ·  BALANCE  ·  BALANCIER  ·  BANCAIRE  ·  BANCO  ·  BANQUE  ·  BANQUIER  ·  BARATTAGE  ·  BAREME  ·  BARON  ·  BCE  ·  BEAUTE  ·  BENEFICE  ·  BESANT  ·  BESOIN  ·  BIEN  ·  BIENS  ·  BIFFAGE  ·  BIFFETON  ·  BIGAILLE  ·  BIJOUX  ·  BILAN  ·  BILLET  ·  BILLON  ·  BLANC  ·  BLASON  ·  BLOCUS  ·  BONHEUR  ·  BONI  ·  BOOM  ·  BOURGEOIS  ·  BOURSE  ·  BRANCHE  ·  BRIQUE  ·  BRONZE  ·  BRUT  ·  BUDGET  ·  BURSAL  ·  BUTIN  ·  CADRE  ·  CAGNOTTE  ·  CAISSE  ·  CAISSIER  ·  CALCUL  ·  CAPITAL  ·  CARTEL  ·  CASH  ·  CAURIS  ·  CAUTION  ·  CAVALERIE  ·  CENS  ·  CENTIME  ·  CENTRALE  ·  CHANGE  ·  CHANGER  ·  CHANGEUR  ·  CHARGE  ·  CHEQUE  ·  CHEQUIER  ·  CHER  ·  CHERTE  ·  CHOMAGE  ·  CHUTE  ·  CIRCUIT  ·  CIRCULANT  ·  CLAUSE  ·  CLIENT  ·  CLOTURE  ·  COFFRE  ·  COMMERCE  ·  COMPTABLE  ·  COMPTE  ·  CONFIANCE  ·  CONSEIL  ·  CONSERVER  ·  CONSOMMER  ·  CONTROLE  ·  COTATION  ·  COTE  ·  COTEUR  ·  COTISER  ·  COUPON  ·  COURANT  ·  COURANTE  ·  COURONNE  ·  COURS  ·  COURTAGE  ·  COURTIER  ·  COUT  ·  CREANCE  ·  CREDIT  ·  CREDITER  ·  CREEE  ·  CRISE  ·  CUIVRE  ·  CUPIDITE  ·  DEBET  ·  DEBITER  ·  DECOTE  ·  DECOTER  ·  DEFICIT  ·  DEFLATER  ·  DEFLATION  ·  DELAI  ·  DEMANDE  ·  DEMI  ·  DENIER  ·  DENREE  ·  DEPENSE  ·  DEPOSE  ·  DEPOSIT  ·  DEPOT  ·  DETTE  ·  DETTEUR  ·  DEVALUE  ·  DEVALUER  ·  DEVISE  ·  DEVOIR  ·  DIGRAPHIE  ·  DIMABLE  ·  DIME  ·  DINAR  ·  DIRHAM  ·  DIVERSITE  ·  DIVIDENDE  ·  DIVISION  ·  DOLLAR  ·  DOUANE  ·  DRACHME  ·  DROIT  ·  DUCAT  ·  DURABLE  ·  DUREE  ·  ECART  ·  ECHANGE  ·  ECHANGER  ·  ECHEANCE  ·  ECHIQUIER  ·  ECLAT  ·  ECOLOGIE  ·  ECONOME  ·  ECONOMIE  ·  ECORAGE  ·  ECOT  ·  ECOTAXE  ·  ECU  ·  EMBARGO  ·  EMETTEUR  ·  EMISSION  ·  EMPLOI  ·  EMPLOYE  ·  EMPRUNT  ·  EMPRUNTER  ·  ENCOURS  ·  ENERGIE  ·  ENJEU  ·  ENTITE  ·  ENTREE  ·  EONIA  ·  EPARGNE  ·  EPARGNER  ·  EQUILIBRE  ·  ESCUDO  ·  ESPECE  ·  ESSOR  ·  ESTIMER  ·  ETALON  ·  ETAT  ·  ETATIQUE  ·  ETF  ·  ETHIQUE  ·  EURO  ·  EVALUER  ·  EXCEDENT  ·  EXEMPTION  ·  EXPANSION  ·  EXPLOITE  ·  EXPLOITER  ·  EXTOURNE  ·  EXTRANT  ·  FACILITE  ·  FACTEUR  ·  FACTURE  ·  FAFFE  ·  FAILLITE  ·  FASCISME  ·  FASTE  ·  FECONDITE  ·  FERTILITE  ·  FIASCO  ·  FIDUCIE  ·  FILIALE  ·  FINANCE  ·  FINANCER  ·  FINANCIER  ·  FIRME  ·  FISC  ·  FISCAL  ·  FISCALITE  ·  FIXING  ·  FLAN  ·  FLORIN  ·  FLOUZE  ·  FLUX  ·  FONCIER  ·  FONCTION  ·  FOND  ·  FONDS  ·  FORTUNE  ·  FRAIS  ·  FRANC  ·  FRAPPER  ·  FRIC  ·  FRUGALITE  ·  FRUIT  ·  GAGE  ·  GAIN  ·  GARANIE  ·  GARANT  ·  GARANTIE  ·  GARANTIR  ·  GEL  ·  GESTION  ·  GISEMENT  ·  GLOIRE  ·  GOGO  ·  GRAMME  ·  GRANDE  ·  GRATIS  ·  GRATUIT  ·  GRAVER  ·  GRILLE  ·  GRISBI  ·  GUICHET  ·  HAUSSE  ·  HAUTE  ·  HEDGE  ·  IDH  ·  IMMENSES  ·  IMPACT  ·  IMPOT  ·  INDEXER  ·  INDICE  ·  INDUSTRIE  ·  INEGALITE  ·  INFLATION  ·  INTENDANT  ·  INTERET  ·  INTRANT  ·  INVESTIR  ·  JETON  ·  JOURNAL  ·  KIP  ·  KRACH  ·  KRASH  ·  LEGAL  ·  LEGS  ·  LESINE  ·  LESSOR  ·  LIARD  ·  LIBELLE  ·  LIBERAL  ·  LICORNE  ·  LINGOT  ·  LIQUIDE  ·  LIQUIDITE  ·  LIRE  ·  LITAS  ·  LIVRE  ·  LOUIS  ·  LOYER  ·  MAGNAT  ·  MAGOT  ·  MAJORER  ·  MANAGER  ·  MANIEMENT  ·  MARASME  ·  MARCHE  ·  MARGE  ·  MARK  ·  MARXISME  ·  MECOMPTE  ·  MEDAILLE  ·  MENAGE  ·  MESQUIN  ·  MESURE  ·  MILLESIME  ·  MINISTERE  ·  MINISTRE  ·  MODELE  ·  MODICITE  ·  MONETAIRE  ·  MONNAIE  ·  MONNAYER  ·  MONNAYEUR  ·  MONOPOLE  ·  MONTANT  ·  MOYEN  ·  MOYENNANT  ·  MUTUEL  ·  NAIRA  ·  NATIONALE  ·  NATURE  ·  NATURELLE  ·  NEGOCE  ·  NET  ·  NICKEL  ·  NOMINAL  ·  OBERER  ·  OBOLE  ·  OCDE  ·  OFFRE  ·  OMC  ·  ONCE  ·  OPULENCE  ·  ORDONNER  ·  ORDRE  ·  OSEILLE  ·  OUVRIER  ·  PACTOLE  ·  PAIE  ·  PAIEMENT  ·  PAIERIE  ·  PAPIER  ·  PARITE  ·  PARLEMENT  ·  PARURE  ·  PASSIF  ·  PAUVRE  ·  PAUVRETE  ·  PAYEMENT  ·  PAYER  ·  PECULE  ·  PECUNIER  ·  PENCE  ·  PENNY  ·  PENSION  ·  PERTE  ·  PESETA  ·  PESETAS  ·  PESO  ·  PEZE  ·  PIASTRE  ·  PIECE  ·  PIECETTE  ·  PILE  ·  PILLAGE  ·  PISTAGE  ·  PISTOLE  ·  PLACEMENT  ·  PLACER  ·  PLAN  ·  PLENITUDE  ·  POCHE  ·  POGNON  ·  POLITIQUE  ·  PONDAGE  ·  PONTE  ·  PORTEUR  ·  POSSEDANT  ·  POSSEDER  ·  POTIN  ·  POURBOIRE  ·  POURCENT  ·  PRECIEUX  ·  PRET  ·  PRETER  ·  PRETEUR  ·  PREVOIR  ·  PRIME  ·  PRIORITE  ·  PRISEE  ·  PRISEUR  ·  PRIVE  ·  PRIX  ·  PRODUCTIF  ·  PRODUIRE  ·  PRODUIT  ·  PROFIT  ·  PROFUSION  ·  PROJET  ·  PROMOTEUR  ·  PROPRIETE  ·  PROTET  ·  PUISSANCE  ·  QUANTITE  ·  QUAYAGE  ·  QUESTEUR  ·  QUINAIRE  ·  QUITTANCE  ·  QUITUS  ·  QUOTA  ·  QUOTITE  ·  RANCON  ·  RARETE  ·  RASSIETTE  ·  RATIO  ·  REAL  ·  RECESSION  ·  RECETTE  ·  RECEVEUR  ·  RECU  ·  REDUCTION  ·  REFONTE  ·  REGIE  ·  REGLER  ·  REGRESSIF  ·  REJET  ·  RELANCE  ·  REMISE  ·  REMISIER  ·  RENTABLE  ·  RENTE  ·  RENTIER  ·  RENTREE  ·  REPARTIR  ·  REPRICER  ·  REPRISE  ·  REQUIN  ·  RESERVE  ·  RESSOURCE  ·  RESTE  ·  RESTORNER  ·  RETARD  ·  RETENUE  ·  RETRAIT  ·  RETRAITE  ·  REVENU  ·  REVERSER  ·  REVERSION  ·  REVIENT  ·  RIAL  ·  RICHE  ·  RICHESSE  ·  RISQUE  ·  RONDS  ·  ROUBLE  ·  ROUPIE  ·  RUINE  ·  SALAIRE  ·  SALARIAT  ·  SCHILLING  ·  SCIENCE  ·  SECTEUR  ·  SERVICE  ·  SESTERCE  ·  SEUIL  ·  SHEKEL  ·  SICAV  ·  SICLE  ·  SOBRIETE  ·  SOCIAL  ·  SOIN  ·  SOLDE  ·  SOLDER  ·  SOLIDAIRE  ·  SOLVABLE  ·  SOMME  ·  SORT  ·  SOU  ·  SPECULER  ·  SPLENDEUR  ·  SPONSOR  ·  STABILITE  ·  STABLE  ·  STARTUP  ·  STATUT  ·  STERLING  ·  STRATEGIE  ·  STRUCTURE  ·  SUBSIDE  ·  SURCOTE  ·  SURFAIRE  ·  SURGEL  ·  SURPAYE  ·  SURPLUS  ·  SURTAXE  ·  SURVALEUR  ·  SWAP  ·  TALON  ·  TARIF  ·  TAUX  ·  TAXATION  ·  TAXE  ·  TERME  ·  TERTIAIRE  ·  TESTON  ·  THUNE  ·  TIERS  ·  TIRELIRE  ·  TITRE  ·  TITRISER  ·  TONTINE  ·  TOUCHER  ·  TRACKER  ·  TRADER  ·  TRADEUR  ·  TRAFIC  ·  TRAITE  ·  TRANCHE  ·  TRANSFERT  ·  TRAVAIL  ·  TRESOR  ·  TRESORIER  ·  TRIBUT  ·  TROC  ·  TROQUEUR  ·  TRUST  ·  UNION  ·  UNITE  ·  URGENCE  ·  USAGE  ·  USANCE  ·  USUFRUIT  ·  USURAIRE  ·  USURE  ·  USURIER  ·  UTILITE  ·  VALANT  ·  VALEUR  ·  VARIETE  ·  VENTE  ·  VENTURE  ·  VIAGER  ·  VIATIQUE  ·  VIREMENT  ·  VIRER  ·  WORGL  ·  YEN  ·  YUAN  ·  ZINZIN</w:t>
+        <w:t xml:space="preserve">ACCUMULER  ·  ACHAT  ·  ACQUISE  ·  ACQUIT  ·  ACTIF  ·  ACTION  ·  AFFAIRE  ·  AGENCE  ·  AGENT  ·  AGIO  ·  AGIOTAGE  ·  AGNEL  ·  AGREGAT  ·  AGRICOLE  ·  AIDE  ·  AISANCE  ·  ALENA  ·  ALOI  ·  AMENDE  ·  AMENDER  ·  AMORTIR  ·  AMPLEUR  ·  ANALYSE  ·  ANALYSTE  ·  ANNALITE  ·  ANNUEL  ·  ANNUITE  ·  APPOINT  ·  APPORT  ·  APPORTEUR  ·  ARGENT  ·  ARGENTIER  ·  ARRERAGES  ·  ARRIERE  ·  ARRIMAGE  ·  ASSAINIR  ·  ASSIETTE  ·  ASSIGNAT  ·  ASSOCIE  ·  ASSURANCE  ·  ATELIER  ·  AUMONE  ·  AUREUS  ·  AUSTERITE  ·  AVARE  ·  AVARICE  ·  AVERS  ·  AVOIR  ·  BAIL  ·  BAISSE  ·  BALANCE  ·  BALANCIER  ·  BANCAIRE  ·  BANCO  ·  BANQUE  ·  BANQUIER  ·  BARATTAGE  ·  BAREME  ·  BAREMES  ·  BARON  ·  BENEFICE  ·  BENEFIQUE  ·  BESANT  ·  BESOIN  ·  BESOINS  ·  BIEN  ·  BIENS  ·  BIFFAGE  ·  BIFFETON  ·  BIGAILLE  ·  BIJOUX  ·  BILAN  ·  BILLET  ·  BILLON  ·  BLANC  ·  BLASON  ·  BLOCUS  ·  BONHEUR  ·  BONI  ·  BOOM  ·  BOURGEOIS  ·  BOURSE  ·  BRANCHE  ·  BRIQUE  ·  BRONZE  ·  BRUT  ·  BUDGET  ·  BUDGETER  ·  BURSAL  ·  BUTIN  ·  BUTINS  ·  CADRE  ·  CAGNOTTE  ·  CAISSE  ·  CAISSIER  ·  CALCUL  ·  CAPITAL  ·  CARTEL  ·  CASH  ·  CAURIS  ·  CAUTION  ·  CAVALERIE  ·  CENS  ·  CENTIME  ·  CENTRALE  ·  CHANGE  ·  CHANGER  ·  CHANGEUR  ·  CHARGE  ·  CHEQUE  ·  CHEQUIER  ·  CHER  ·  CHERTE  ·  CHOMAGE  ·  CHUTE  ·  CIRCUIT  ·  CIRCULANT  ·  CLAUSE  ·  CLIENT  ·  CLOTURE  ·  COFFRE  ·  COMMERCE  ·  COMPTABLE  ·  COMPTE  ·  CONFIANCE  ·  CONSEIL  ·  CONSERVER  ·  CONSOMMER  ·  CONTRAT  ·  CONTROLE  ·  COTATION  ·  COTE  ·  COTEUR  ·  COTISER  ·  COUPON  ·  COURANT  ·  COURANTE  ·  COURONNE  ·  COURS  ·  COURTAGE  ·  COURTIER  ·  COUT  ·  CREANCE  ·  CREANCIER  ·  CREDIT  ·  CREDITER  ·  CREEE  ·  CRISE  ·  CUIVRE  ·  CUPIDITE  ·  DEBET  ·  DEBITER  ·  DEBITEUR  ·  DECOTE  ·  DECOTER  ·  DEFICIT  ·  DEFLATER  ·  DEFLATION  ·  DELAI  ·  DEMANDE  ·  DEMI  ·  DENIER  ·  DENREE  ·  DEPENSE  ·  DEPOSE  ·  DEPOSIT  ·  DEPOT  ·  DETTE  ·  DETTEUR  ·  DEVALUE  ·  DEVALUER  ·  DEVISE  ·  DEVOIR  ·  DIGRAPHIE  ·  DIMABLE  ·  DIME  ·  DINAR  ·  DIRHAM  ·  DIRIGEANT  ·  DIVERSITE  ·  DIVIDENDE  ·  DIVISION  ·  DOLLAR  ·  DOUANE  ·  DRACHME  ·  DROIT  ·  DUCAT  ·  DURABLE  ·  DUREE  ·  ECART  ·  ECHANGE  ·  ECHANGER  ·  ECHEANCE  ·  ECHIQUIER  ·  ECLAT  ·  ECOLOGIE  ·  ECONOME  ·  ECONOMIE  ·  ECORAGE  ·  ECOT  ·  ECOTAXE  ·  ECU  ·  EMBARGO  ·  EMETTEUR  ·  EMISSION  ·  EMPLOI  ·  EMPLOYE  ·  EMPLOYEUR  ·  EMPRUNT  ·  EMPRUNTER  ·  ENCOURS  ·  ENERGIE  ·  ENJEU  ·  ENTITE  ·  ENTREE  ·  EONIA  ·  EPARGNE  ·  EPARGNER  ·  EQUILIBRE  ·  ESCUDO  ·  ESPECE  ·  ESSOR  ·  ESTIMER  ·  ETALON  ·  ETAT  ·  ETATIQUE  ·  ETF  ·  ETHIQUE  ·  EURO  ·  EVALUER  ·  EXCEDENT  ·  EXEMPTION  ·  EXPANSION  ·  EXPLOITE  ·  EXPLOITER  ·  EXTOURNE  ·  EXTRANT  ·  FACILITE  ·  FACTEUR  ·  FACTURE  ·  FAFFE  ·  FAILLITE  ·  FASCISME  ·  FASTE  ·  FECONDITE  ·  FERTILITE  ·  FIASCO  ·  FIDUCIE  ·  FILIALE  ·  FINANCE  ·  FINANCER  ·  FINANCIER  ·  FIRME  ·  FISC  ·  FISCAL  ·  FISCALITE  ·  FIXING  ·  FLAN  ·  FLORIN  ·  FLOUZE  ·  FLUX  ·  FONCIER  ·  FONCTION  ·  FOND  ·  FONDS  ·  FORTUNE  ·  FRAIS  ·  FRANC  ·  FRAPPER  ·  FRAUDE  ·  FRIC  ·  FRUGALITE  ·  FRUIT  ·  GAGE  ·  GAIN  ·  GARANIE  ·  GARANT  ·  GARANTIE  ·  GARANTIR  ·  GEL  ·  GERANT  ·  GESTION  ·  GISEMENT  ·  GLOIRE  ·  GOGO  ·  GRAMME  ·  GRANDE  ·  GRATIS  ·  GRATUIT  ·  GRAVER  ·  GRILLE  ·  GRISBI  ·  GUICHET  ·  HAUSSE  ·  HAUTE  ·  HEDGE  ·  IMPACT  ·  IMPOSER  ·  IMPOT  ·  IMPOTS  ·  INDEXER  ·  INDICE  ·  INDUSTRIE  ·  INEGALITE  ·  INFLATION  ·  INTENDANT  ·  INTERET  ·  INTRANT  ·  INVESTIR  ·  JETON  ·  JOURNAL  ·  KRACH  ·  KRASH  ·  LEG  ·  LEGAL  ·  LEGS  ·  LESINE  ·  LESSOR  ·  LIARD  ·  LIBELLE  ·  LIBERAL  ·  LICORNE  ·  LINGOT  ·  LIQUIDE  ·  LIQUIDITE  ·  LIRE  ·  LITAS  ·  LIVRE  ·  LOUIS  ·  LOYER  ·  MAGNAT  ·  MAGOT  ·  MAJORER  ·  MANAGER  ·  MANIEMENT  ·  MARASME  ·  MARCHE  ·  MARGE  ·  MARK  ·  MASSE  ·  MECOMPTE  ·  MEDAILLE  ·  MENAGE  ·  MESQUIN  ·  MESURE  ·  MILLESIME  ·  MINISTERE  ·  MINISTRE  ·  MODELE  ·  MODICITE  ·  MONETAIRE  ·  MONNAIE  ·  MONNAYER  ·  MONNAYEUR  ·  MONOPOLE  ·  MONTANT  ·  MOYEN  ·  MOYENNANT  ·  MUTUEL  ·  NAIRA  ·  NATIONALE  ·  NATURE  ·  NATURELLE  ·  NEGOCE  ·  NEGOCIANT  ·  NET  ·  NICKEL  ·  NOMINAL  ·  OBERER  ·  OBOLE  ·  OCDE  ·  OFFRE  ·  ONCE  ·  OPULENCE  ·  ORDONNER  ·  ORDRE  ·  OSEILLE  ·  OUVRIER  ·  PACTOLE  ·  PAIE  ·  PAIEMENT  ·  PAIERIE  ·  PAPIER  ·  PARITE  ·  PARLEMENT  ·  PARURE  ·  PASSIF  ·  PATRON  ·  PAUVRE  ·  PAUVRETE  ·  PAYEMENT  ·  PAYER  ·  PECULE  ·  PECUNIER  ·  PENCE  ·  PENNY  ·  PENSION  ·  PERTE  ·  PESETA  ·  PESETAS  ·  PESO  ·  PEZE  ·  PIASTRE  ·  PIB  ·  PIECE  ·  PIECETTE  ·  PILE  ·  PILLAGE  ·  PISTAGE  ·  PISTOLE  ·  PLACEMENT  ·  PLACER  ·  PLAN  ·  PLANIFIER  ·  PLENITUDE  ·  POCHE  ·  POGNON  ·  POLITIQUE  ·  PONDAGE  ·  PONTE  ·  PORTEUR  ·  POSSEDANT  ·  POSSEDER  ·  POTIN  ·  POURBOIRE  ·  POURCENT  ·  PRECIEUX  ·  PRET  ·  PRETER  ·  PRETEUR  ·  PREVOIR  ·  PRIME  ·  PRIORITE  ·  PRISEE  ·  PRISEUR  ·  PRIVE  ·  PRIX  ·  PRODUCTIF  ·  PRODUIRE  ·  PRODUIT  ·  PROFIT  ·  PROFUSION  ·  PROJET  ·  PROMOTEUR  ·  PROPRIETE  ·  PROTET  ·  PUISSANCE  ·  QUANTITE  ·  QUAYAGE  ·  QUESTEUR  ·  QUINAIRE  ·  QUITTANCE  ·  QUITUS  ·  QUOTA  ·  QUOTITE  ·  RANCON  ·  RARETE  ·  RASSIETTE  ·  RATIO  ·  REAL  ·  RECESSION  ·  RECETTE  ·  RECEVEUR  ·  RECU  ·  REDUCTION  ·  REFONTE  ·  REFORM  ·  REGIE  ·  REGLER  ·  REGRESSIF  ·  REJET  ·  RELANCE  ·  REMISE  ·  REMISIER  ·  REMUNERER  ·  RENTABLE  ·  RENTE  ·  RENTIER  ·  RENTREE  ·  REPARTIR  ·  REPRICER  ·  REPRISE  ·  REQUIN  ·  RESERVE  ·  RESSOURCE  ·  RESTE  ·  RESTORNER  ·  RETARD  ·  RETENUE  ·  RETRAIT  ·  RETRAITE  ·  REVENU  ·  REVERSER  ·  REVERSION  ·  REVIENT  ·  RIAL  ·  RICHE  ·  RICHESSE  ·  RISQUE  ·  RONDS  ·  ROUBLE  ·  ROUPIE  ·  RUINE  ·  SALAIRE  ·  SALARIAT  ·  SALARIE  ·  SCHILLING  ·  SCIENCE  ·  SECTEUR  ·  SERVICE  ·  SESTERCE  ·  SEUIL  ·  SHEKEL  ·  SICAV  ·  SICLE  ·  SOBRIETE  ·  SOCIAL  ·  SOCIETE  ·  SOIN  ·  SOLDE  ·  SOLDER  ·  SOLIDAIRE  ·  SOLVABLE  ·  SOMME  ·  SORT  ·  SOU  ·  SPECULER  ·  SPLENDEUR  ·  SPONSOR  ·  STABILITE  ·  STABLE  ·  STARTUP  ·  STATUT  ·  STERLING  ·  STRATEGIE  ·  STRUCTURE  ·  SUBSIDE  ·  SURCOTE  ·  SURFAIRE  ·  SURGEL  ·  SURPAYE  ·  SURPLUS  ·  SURTAXE  ·  SURVALEUR  ·  SWAP  ·  SYNDICAT  ·  TALON  ·  TARIF  ·  TAUX  ·  TAXATION  ·  TAXE  ·  TAXER  ·  TERME  ·  TERTIAIRE  ·  TESTON  ·  THUNE  ·  TIERS  ·  TIRELIRE  ·  TITRE  ·  TITRISER  ·  TONTINE  ·  TOUCHER  ·  TRACKER  ·  TRADER  ·  TRADEUR  ·  TRAFIC  ·  TRAITE  ·  TRANCHE  ·  TRANSFERT  ·  TRAVAIL  ·  TRESOR  ·  TRESORIER  ·  TRIBUT  ·  TROC  ·  TROQUEUR  ·  TRUST  ·  UNION  ·  UNITE  ·  URGENCE  ·  USAGE  ·  USANCE  ·  USUFRUIT  ·  USURAIRE  ·  USURE  ·  USURFRUIT  ·  USURIER  ·  UTILITE  ·  VALANT  ·  VALEUR  ·  VARIETE  ·  VENDRE  ·  VENTE  ·  VENTURE  ·  VIABLE  ·  VIAGER  ·  VIATIQUE  ·  VIREMENT  ·  VIRER  ·  WORGL  ·  YEN  ·  YUAN  ·  ZINZIN</w:t>
       </w:r>
     </w:p>
     <w:tbl>
